--- a/安全漏洞修复报告_用户管理系统.docx
+++ b/安全漏洞修复报告_用户管理系统.docx
@@ -15,7 +15,7 @@
       </w:pPr>
       <w:r>
         <w:rPr>
-          <w:rFonts w:ascii="Droid Sans Fallback" w:hAnsi="Droid Sans Fallback" w:eastAsia="Droid Sans Fallback"/>
+          <w:rFonts w:ascii="Times New Roman" w:hAnsi="Times New Roman" w:eastAsia="宋体"/>
           <w:b/>
           <w:i w:val="0"/>
           <w:color w:val="1A1A2E"/>
@@ -31,10 +31,10 @@
       </w:pPr>
       <w:r>
         <w:rPr>
-          <w:rFonts w:ascii="Droid Sans Fallback" w:hAnsi="Droid Sans Fallback" w:eastAsia="Droid Sans Fallback"/>
+          <w:rFonts w:ascii="Times New Roman" w:hAnsi="Times New Roman" w:eastAsia="宋体"/>
           <w:b w:val="0"/>
-          <w:i w:val="0"/>
-          <w:color w:val="666666"/>
+          <w:i/>
+          <w:color w:val="888888"/>
           <w:sz w:val="28"/>
         </w:rPr>
         <w:t>Vulnerability Remediation Report</w:t>
@@ -43,14 +43,17 @@
     <w:p/>
     <w:p>
       <w:pPr>
-        <w:spacing w:before="120" w:after="120"/>
+        <w:jc w:val="center"/>
       </w:pPr>
       <w:r>
         <w:rPr>
-          <w:color w:val="CCCCCC"/>
+          <w:rFonts w:ascii="Times New Roman" w:hAnsi="Times New Roman" w:eastAsia="宋体"/>
+          <w:b w:val="0"/>
+          <w:i w:val="0"/>
+          <w:color w:val="AAAAAA"/>
           <w:sz w:val="16"/>
         </w:rPr>
-        <w:t>────────────────────────────────────────────────────────────</w:t>
+        <w:t>━━━━━━━━━━━━━━━━━━━━━━━━━━━━━━━━━━━━━━━━━━━━━</w:t>
       </w:r>
     </w:p>
     <w:p>
@@ -60,7 +63,7 @@
       </w:pPr>
       <w:r>
         <w:rPr>
-          <w:rFonts w:ascii="Droid Sans Fallback" w:hAnsi="Droid Sans Fallback" w:eastAsia="Droid Sans Fallback"/>
+          <w:rFonts w:ascii="Times New Roman" w:hAnsi="Times New Roman" w:eastAsia="宋体"/>
           <w:b w:val="0"/>
           <w:i w:val="0"/>
           <w:color w:val="333333"/>
@@ -76,13 +79,13 @@
       </w:pPr>
       <w:r>
         <w:rPr>
-          <w:rFonts w:ascii="Droid Sans Fallback" w:hAnsi="Droid Sans Fallback" w:eastAsia="Droid Sans Fallback"/>
+          <w:rFonts w:ascii="Times New Roman" w:hAnsi="Times New Roman" w:eastAsia="宋体"/>
           <w:b w:val="0"/>
           <w:i w:val="0"/>
           <w:color w:val="333333"/>
           <w:sz w:val="24"/>
         </w:rPr>
-        <w:t>项目版本：v1.0 → v2.0（安全加固版）</w:t>
+        <w:t>项目版本：v1.0（漏洞版）→ v2.0（安全加固版）</w:t>
       </w:r>
     </w:p>
     <w:p>
@@ -92,13 +95,13 @@
       </w:pPr>
       <w:r>
         <w:rPr>
-          <w:rFonts w:ascii="Droid Sans Fallback" w:hAnsi="Droid Sans Fallback" w:eastAsia="Droid Sans Fallback"/>
+          <w:rFonts w:ascii="Times New Roman" w:hAnsi="Times New Roman" w:eastAsia="宋体"/>
           <w:b w:val="0"/>
           <w:i w:val="0"/>
           <w:color w:val="333333"/>
           <w:sz w:val="24"/>
         </w:rPr>
-        <w:t>报告日期：2025年7月7日</w:t>
+        <w:t>报告日期：2026年07月07日</w:t>
       </w:r>
     </w:p>
     <w:p>
@@ -108,7 +111,7 @@
       </w:pPr>
       <w:r>
         <w:rPr>
-          <w:rFonts w:ascii="Droid Sans Fallback" w:hAnsi="Droid Sans Fallback" w:eastAsia="Droid Sans Fallback"/>
+          <w:rFonts w:ascii="Times New Roman" w:hAnsi="Times New Roman" w:eastAsia="宋体"/>
           <w:b w:val="0"/>
           <w:i w:val="0"/>
           <w:color w:val="333333"/>
@@ -140,6 +143,10 @@
             </w:pPr>
             <w:r>
               <w:rPr>
+                <w:rFonts w:ascii="Times New Roman" w:hAnsi="Times New Roman" w:eastAsia="宋体"/>
+                <w:b w:val="0"/>
+                <w:i w:val="0"/>
+                <w:color w:val="333333"/>
                 <w:sz w:val="22"/>
               </w:rPr>
               <w:t>编制人</w:t>
@@ -156,6 +163,10 @@
             </w:pPr>
             <w:r>
               <w:rPr>
+                <w:rFonts w:ascii="Times New Roman" w:hAnsi="Times New Roman" w:eastAsia="宋体"/>
+                <w:b w:val="0"/>
+                <w:i w:val="0"/>
+                <w:color w:val="333333"/>
                 <w:sz w:val="22"/>
               </w:rPr>
               <w:t>AI Security Engineer</w:t>
@@ -174,6 +185,10 @@
             </w:pPr>
             <w:r>
               <w:rPr>
+                <w:rFonts w:ascii="Times New Roman" w:hAnsi="Times New Roman" w:eastAsia="宋体"/>
+                <w:b w:val="0"/>
+                <w:i w:val="0"/>
+                <w:color w:val="333333"/>
                 <w:sz w:val="22"/>
               </w:rPr>
               <w:t>审核人</w:t>
@@ -190,6 +205,10 @@
             </w:pPr>
             <w:r>
               <w:rPr>
+                <w:rFonts w:ascii="Times New Roman" w:hAnsi="Times New Roman" w:eastAsia="宋体"/>
+                <w:b w:val="0"/>
+                <w:i w:val="0"/>
+                <w:color w:val="333333"/>
                 <w:sz w:val="22"/>
               </w:rPr>
               <w:t>—</w:t>
@@ -208,6 +227,10 @@
             </w:pPr>
             <w:r>
               <w:rPr>
+                <w:rFonts w:ascii="Times New Roman" w:hAnsi="Times New Roman" w:eastAsia="宋体"/>
+                <w:b w:val="0"/>
+                <w:i w:val="0"/>
+                <w:color w:val="333333"/>
                 <w:sz w:val="22"/>
               </w:rPr>
               <w:t>版本号</w:t>
@@ -224,6 +247,10 @@
             </w:pPr>
             <w:r>
               <w:rPr>
+                <w:rFonts w:ascii="Times New Roman" w:hAnsi="Times New Roman" w:eastAsia="宋体"/>
+                <w:b w:val="0"/>
+                <w:i w:val="0"/>
+                <w:color w:val="333333"/>
                 <w:sz w:val="22"/>
               </w:rPr>
               <w:t>1.0</w:t>
@@ -242,6 +269,10 @@
             </w:pPr>
             <w:r>
               <w:rPr>
+                <w:rFonts w:ascii="Times New Roman" w:hAnsi="Times New Roman" w:eastAsia="宋体"/>
+                <w:b w:val="0"/>
+                <w:i w:val="0"/>
+                <w:color w:val="333333"/>
                 <w:sz w:val="22"/>
               </w:rPr>
               <w:t>总页数</w:t>
@@ -258,6 +289,10 @@
             </w:pPr>
             <w:r>
               <w:rPr>
+                <w:rFonts w:ascii="Times New Roman" w:hAnsi="Times New Roman" w:eastAsia="宋体"/>
+                <w:b w:val="0"/>
+                <w:i w:val="0"/>
+                <w:color w:val="333333"/>
                 <w:sz w:val="22"/>
               </w:rPr>
               <w:t>—</w:t>
@@ -277,7 +312,9 @@
       </w:pPr>
       <w:r>
         <w:rPr>
-          <w:rFonts w:ascii="Droid Sans Fallback" w:hAnsi="Droid Sans Fallback" w:eastAsia="Droid Sans Fallback"/>
+          <w:rFonts w:ascii="Times New Roman" w:hAnsi="Times New Roman" w:eastAsia="宋体"/>
+          <w:b w:val="0"/>
+          <w:i w:val="0"/>
           <w:color w:val="1A1A2E"/>
           <w:sz w:val="44"/>
         </w:rPr>
@@ -395,7 +432,7 @@
           </w:tcPr>
           <w:p>
             <w:r>
-              <w:t>发现并记录全部 16 项漏洞</w:t>
+              <w:t>发现并记录全部 16 项安全漏洞</w:t>
             </w:r>
           </w:p>
         </w:tc>
@@ -427,49 +464,9 @@
           </w:tcPr>
           <w:p>
             <w:r>
-              <w:t>完成全部漏洞修复，生成报告</w:t>
+              <w:t>完成全部漏洞修复并生成最终报告</w:t>
             </w:r>
           </w:p>
-        </w:tc>
-      </w:tr>
-      <w:tr>
-        <w:tc>
-          <w:tcPr>
-            <w:tcW w:type="dxa" w:w="2882"/>
-          </w:tcPr>
-          <w:p/>
-        </w:tc>
-        <w:tc>
-          <w:tcPr>
-            <w:tcW w:type="dxa" w:w="2882"/>
-          </w:tcPr>
-          <w:p/>
-        </w:tc>
-        <w:tc>
-          <w:tcPr>
-            <w:tcW w:type="dxa" w:w="2882"/>
-          </w:tcPr>
-          <w:p/>
-        </w:tc>
-      </w:tr>
-      <w:tr>
-        <w:tc>
-          <w:tcPr>
-            <w:tcW w:type="dxa" w:w="2882"/>
-          </w:tcPr>
-          <w:p/>
-        </w:tc>
-        <w:tc>
-          <w:tcPr>
-            <w:tcW w:type="dxa" w:w="2882"/>
-          </w:tcPr>
-          <w:p/>
-        </w:tc>
-        <w:tc>
-          <w:tcPr>
-            <w:tcW w:type="dxa" w:w="2882"/>
-          </w:tcPr>
-          <w:p/>
         </w:tc>
       </w:tr>
     </w:tbl>
@@ -480,7 +477,9 @@
       </w:pPr>
       <w:r>
         <w:rPr>
-          <w:rFonts w:ascii="Droid Sans Fallback" w:hAnsi="Droid Sans Fallback" w:eastAsia="Droid Sans Fallback"/>
+          <w:rFonts w:ascii="Times New Roman" w:hAnsi="Times New Roman" w:eastAsia="宋体"/>
+          <w:b w:val="0"/>
+          <w:i w:val="0"/>
           <w:color w:val="1A1A2E"/>
           <w:sz w:val="44"/>
         </w:rPr>
@@ -493,8 +492,9 @@
       </w:pPr>
       <w:r>
         <w:rPr>
-          <w:rFonts w:ascii="Droid Sans Fallback" w:hAnsi="Droid Sans Fallback" w:eastAsia="Droid Sans Fallback"/>
+          <w:rFonts w:ascii="Times New Roman" w:hAnsi="Times New Roman" w:eastAsia="宋体"/>
           <w:b/>
+          <w:i w:val="0"/>
           <w:color w:val="333333"/>
           <w:sz w:val="24"/>
         </w:rPr>
@@ -507,8 +507,9 @@
       </w:pPr>
       <w:r>
         <w:rPr>
-          <w:rFonts w:ascii="Droid Sans Fallback" w:hAnsi="Droid Sans Fallback" w:eastAsia="Droid Sans Fallback"/>
+          <w:rFonts w:ascii="Times New Roman" w:hAnsi="Times New Roman" w:eastAsia="宋体"/>
           <w:b/>
+          <w:i w:val="0"/>
           <w:color w:val="333333"/>
           <w:sz w:val="24"/>
         </w:rPr>
@@ -521,8 +522,9 @@
       </w:pPr>
       <w:r>
         <w:rPr>
-          <w:rFonts w:ascii="Droid Sans Fallback" w:hAnsi="Droid Sans Fallback" w:eastAsia="Droid Sans Fallback"/>
+          <w:rFonts w:ascii="Times New Roman" w:hAnsi="Times New Roman" w:eastAsia="宋体"/>
           <w:b/>
+          <w:i w:val="0"/>
           <w:color w:val="333333"/>
           <w:sz w:val="24"/>
         </w:rPr>
@@ -535,8 +537,9 @@
       </w:pPr>
       <w:r>
         <w:rPr>
-          <w:rFonts w:ascii="Droid Sans Fallback" w:hAnsi="Droid Sans Fallback" w:eastAsia="Droid Sans Fallback"/>
+          <w:rFonts w:ascii="Times New Roman" w:hAnsi="Times New Roman" w:eastAsia="宋体"/>
           <w:b/>
+          <w:i w:val="0"/>
           <w:color w:val="333333"/>
           <w:sz w:val="24"/>
         </w:rPr>
@@ -549,11 +552,13 @@
       </w:pPr>
       <w:r>
         <w:rPr>
-          <w:rFonts w:ascii="Droid Sans Fallback" w:hAnsi="Droid Sans Fallback" w:eastAsia="Droid Sans Fallback"/>
+          <w:rFonts w:ascii="Times New Roman" w:hAnsi="Times New Roman" w:eastAsia="宋体"/>
+          <w:b w:val="0"/>
+          <w:i w:val="0"/>
           <w:color w:val="333333"/>
           <w:sz w:val="22"/>
         </w:rPr>
-        <w:t xml:space="preserve">    4.1  高危漏洞（7项）</w:t>
+        <w:t>4.1  高危漏洞（5项）</w:t>
       </w:r>
     </w:p>
     <w:p>
@@ -562,11 +567,13 @@
       </w:pPr>
       <w:r>
         <w:rPr>
-          <w:rFonts w:ascii="Droid Sans Fallback" w:hAnsi="Droid Sans Fallback" w:eastAsia="Droid Sans Fallback"/>
+          <w:rFonts w:ascii="Times New Roman" w:hAnsi="Times New Roman" w:eastAsia="宋体"/>
+          <w:b w:val="0"/>
+          <w:i w:val="0"/>
           <w:color w:val="333333"/>
           <w:sz w:val="22"/>
         </w:rPr>
-        <w:t xml:space="preserve">    4.2  中危漏洞（6项）</w:t>
+        <w:t>4.2  中危漏洞（7项）</w:t>
       </w:r>
     </w:p>
     <w:p>
@@ -575,11 +582,13 @@
       </w:pPr>
       <w:r>
         <w:rPr>
-          <w:rFonts w:ascii="Droid Sans Fallback" w:hAnsi="Droid Sans Fallback" w:eastAsia="Droid Sans Fallback"/>
+          <w:rFonts w:ascii="Times New Roman" w:hAnsi="Times New Roman" w:eastAsia="宋体"/>
+          <w:b w:val="0"/>
+          <w:i w:val="0"/>
           <w:color w:val="333333"/>
           <w:sz w:val="22"/>
         </w:rPr>
-        <w:t xml:space="preserve">    4.3  低危漏洞（3项）</w:t>
+        <w:t>4.3  低危漏洞（4项）</w:t>
       </w:r>
     </w:p>
     <w:p>
@@ -588,8 +597,9 @@
       </w:pPr>
       <w:r>
         <w:rPr>
-          <w:rFonts w:ascii="Droid Sans Fallback" w:hAnsi="Droid Sans Fallback" w:eastAsia="Droid Sans Fallback"/>
+          <w:rFonts w:ascii="Times New Roman" w:hAnsi="Times New Roman" w:eastAsia="宋体"/>
           <w:b/>
+          <w:i w:val="0"/>
           <w:color w:val="333333"/>
           <w:sz w:val="24"/>
         </w:rPr>
@@ -602,8 +612,9 @@
       </w:pPr>
       <w:r>
         <w:rPr>
-          <w:rFonts w:ascii="Droid Sans Fallback" w:hAnsi="Droid Sans Fallback" w:eastAsia="Droid Sans Fallback"/>
+          <w:rFonts w:ascii="Times New Roman" w:hAnsi="Times New Roman" w:eastAsia="宋体"/>
           <w:b/>
+          <w:i w:val="0"/>
           <w:color w:val="333333"/>
           <w:sz w:val="24"/>
         </w:rPr>
@@ -616,8 +627,9 @@
       </w:pPr>
       <w:r>
         <w:rPr>
-          <w:rFonts w:ascii="Droid Sans Fallback" w:hAnsi="Droid Sans Fallback" w:eastAsia="Droid Sans Fallback"/>
+          <w:rFonts w:ascii="Times New Roman" w:hAnsi="Times New Roman" w:eastAsia="宋体"/>
           <w:b/>
+          <w:i w:val="0"/>
           <w:color w:val="333333"/>
           <w:sz w:val="24"/>
         </w:rPr>
@@ -630,8 +642,9 @@
       </w:pPr>
       <w:r>
         <w:rPr>
-          <w:rFonts w:ascii="Droid Sans Fallback" w:hAnsi="Droid Sans Fallback" w:eastAsia="Droid Sans Fallback"/>
+          <w:rFonts w:ascii="Times New Roman" w:hAnsi="Times New Roman" w:eastAsia="宋体"/>
           <w:b/>
+          <w:i w:val="0"/>
           <w:color w:val="333333"/>
           <w:sz w:val="24"/>
         </w:rPr>
@@ -649,7 +662,9 @@
       </w:pPr>
       <w:r>
         <w:rPr>
-          <w:rFonts w:ascii="Droid Sans Fallback" w:hAnsi="Droid Sans Fallback" w:eastAsia="Droid Sans Fallback"/>
+          <w:rFonts w:ascii="Times New Roman" w:hAnsi="Times New Roman" w:eastAsia="宋体"/>
+          <w:b w:val="0"/>
+          <w:i w:val="0"/>
           <w:color w:val="1A1A2E"/>
           <w:sz w:val="44"/>
         </w:rPr>
@@ -662,13 +677,13 @@
       </w:pPr>
       <w:r>
         <w:rPr>
-          <w:rFonts w:ascii="Droid Sans Fallback" w:hAnsi="Droid Sans Fallback" w:eastAsia="Droid Sans Fallback"/>
+          <w:rFonts w:ascii="Times New Roman" w:hAnsi="Times New Roman" w:eastAsia="宋体"/>
           <w:b w:val="0"/>
           <w:i w:val="0"/>
           <w:color w:val="333333"/>
           <w:sz w:val="22"/>
         </w:rPr>
-        <w:t>本报告针对一个基于 Python Flask 框架开发的用户信息管理平台进行安全审计与漏洞修复。该平台的初始版本（v1.0）存在严重的安全设计缺陷，在代码审查过程中共发现 16 项安全漏洞，其中高危漏洞 4 项、中危漏洞 8 项、低危漏洞 4 项。</w:t>
+        <w:t>本报告针对一个基于 Python Flask 框架开发的用户信息管理平台进行全面安全审计与漏洞修复。该平台的初始版本（v1.0）在安全设计上存在系统性缺陷，代码审查过程中共发现 16 项安全漏洞，其中高危漏洞 5 项、中危漏洞 7 项、低危漏洞 4 项，涵盖 OWASP Top 10 (2021) 中的 6 个风险类别。</w:t>
       </w:r>
     </w:p>
     <w:p>
@@ -677,13 +692,13 @@
       </w:pPr>
       <w:r>
         <w:rPr>
-          <w:rFonts w:ascii="Droid Sans Fallback" w:hAnsi="Droid Sans Fallback" w:eastAsia="Droid Sans Fallback"/>
+          <w:rFonts w:ascii="Times New Roman" w:hAnsi="Times New Roman" w:eastAsia="宋体"/>
           <w:b w:val="0"/>
           <w:i w:val="0"/>
           <w:color w:val="333333"/>
           <w:sz w:val="22"/>
         </w:rPr>
-        <w:t>漏洞类型覆盖了 OWASP Top 10 中的多个关键风险类别，包括：A01-Broken Access Control（失效的访问控制）、A02-Cryptographic Failures（加密机制失效）、A07-Identification and Authentication Failures（身份认证失效）、以及 A05-Security Misconfiguration（安全配置错误）等。</w:t>
+        <w:t>漏洞类型覆盖了身份认证机制失效（A07）、加密机制失效（A02）、安全配置错误（A05）、不安全设计（A04）、访问控制缺陷（A01）以及软件与数据完整性失效（A08）等多个维度。其中身份认证相关漏洞占比最高（37.5%），反映出开发者在认证安全方面的知识盲区。</w:t>
       </w:r>
     </w:p>
     <w:p>
@@ -692,13 +707,13 @@
       </w:pPr>
       <w:r>
         <w:rPr>
-          <w:rFonts w:ascii="Droid Sans Fallback" w:hAnsi="Droid Sans Fallback" w:eastAsia="Droid Sans Fallback"/>
+          <w:rFonts w:ascii="Times New Roman" w:hAnsi="Times New Roman" w:eastAsia="宋体"/>
           <w:b w:val="0"/>
           <w:i w:val="0"/>
           <w:color w:val="333333"/>
           <w:sz w:val="22"/>
         </w:rPr>
-        <w:t>本次修复工作采取了"纵深防御"策略，从密码存储、传输安全、会话管理、输入验证、访问控制、审计日志六个维度进行了全面加固。修复后版本（v2.0）已通过基础安全测试，所有已知漏洞已关闭。</w:t>
+        <w:t>本次修复采用"纵深防御"策略，从密码存储、会话管理、传输安全、输入验证、访问控制与审计日志六个维度进行系统性加固。修复后版本（v2.0）已通过基础安全验证测试，全部 16 项已知漏洞均已关闭。</w:t>
       </w:r>
     </w:p>
     <w:p>
@@ -707,13 +722,13 @@
       </w:pPr>
       <w:r>
         <w:rPr>
-          <w:rFonts w:ascii="Droid Sans Fallback" w:hAnsi="Droid Sans Fallback" w:eastAsia="Droid Sans Fallback"/>
+          <w:rFonts w:ascii="Times New Roman" w:hAnsi="Times New Roman" w:eastAsia="宋体"/>
           <w:b/>
           <w:i w:val="0"/>
           <w:color w:val="333333"/>
           <w:sz w:val="22"/>
         </w:rPr>
-        <w:t>主要修复成果如下：</w:t>
+        <w:t>主要修复成果</w:t>
       </w:r>
     </w:p>
     <w:p>
@@ -724,10 +739,13 @@
       </w:pPr>
       <w:r>
         <w:rPr>
-          <w:rFonts w:ascii="Droid Sans Fallback" w:hAnsi="Droid Sans Fallback" w:eastAsia="Droid Sans Fallback"/>
+          <w:rFonts w:ascii="Times New Roman" w:hAnsi="Times New Roman" w:eastAsia="宋体"/>
+          <w:b w:val="0"/>
+          <w:i w:val="0"/>
+          <w:color w:val="333333"/>
           <w:sz w:val="22"/>
         </w:rPr>
-        <w:t>密码存储方式：从明文存储升级为 bcrypt 加盐哈希（PBKDF2-SHA256）</w:t>
+        <w:t>密码存储方式：从明文存储升级为 PBKDF2-SHA256 加盐哈希（Werkzeug Security）</w:t>
       </w:r>
     </w:p>
     <w:p>
@@ -738,10 +756,13 @@
       </w:pPr>
       <w:r>
         <w:rPr>
-          <w:rFonts w:ascii="Droid Sans Fallback" w:hAnsi="Droid Sans Fallback" w:eastAsia="Droid Sans Fallback"/>
+          <w:rFonts w:ascii="Times New Roman" w:hAnsi="Times New Roman" w:eastAsia="宋体"/>
+          <w:b w:val="0"/>
+          <w:i w:val="0"/>
+          <w:color w:val="333333"/>
           <w:sz w:val="22"/>
         </w:rPr>
-        <w:t>身份认证保护：新增基于滑动窗口的速率限制 + 账户锁定机制</w:t>
+        <w:t>身份认证防护：新增滑动窗口速率限制（每 IP 每分钟 10 次）+ 账户锁定（5 次失败锁定 15 分钟）</w:t>
       </w:r>
     </w:p>
     <w:p>
@@ -752,10 +773,13 @@
       </w:pPr>
       <w:r>
         <w:rPr>
-          <w:rFonts w:ascii="Droid Sans Fallback" w:hAnsi="Droid Sans Fallback" w:eastAsia="Droid Sans Fallback"/>
+          <w:rFonts w:ascii="Times New Roman" w:hAnsi="Times New Roman" w:eastAsia="宋体"/>
+          <w:b w:val="0"/>
+          <w:i w:val="0"/>
+          <w:color w:val="333333"/>
           <w:sz w:val="22"/>
         </w:rPr>
-        <w:t>跨站防护：新增 CSRF 令牌验证机制</w:t>
+        <w:t>跨站防护：新增 CSRF 令牌生成与验证机制（secrets.token_hex）</w:t>
       </w:r>
     </w:p>
     <w:p>
@@ -766,10 +790,13 @@
       </w:pPr>
       <w:r>
         <w:rPr>
-          <w:rFonts w:ascii="Droid Sans Fallback" w:hAnsi="Droid Sans Fallback" w:eastAsia="Droid Sans Fallback"/>
+          <w:rFonts w:ascii="Times New Roman" w:hAnsi="Times New Roman" w:eastAsia="宋体"/>
+          <w:b w:val="0"/>
+          <w:i w:val="0"/>
+          <w:color w:val="333333"/>
           <w:sz w:val="22"/>
         </w:rPr>
-        <w:t>会话安全：新增 HttpOnly/SameSite Cookie、会话超时、会话再生</w:t>
+        <w:t>会话安全：HttpOnly + SameSite=Lax + 30 分钟超时 + 登录后 Session 再生</w:t>
       </w:r>
     </w:p>
     <w:p>
@@ -780,10 +807,13 @@
       </w:pPr>
       <w:r>
         <w:rPr>
-          <w:rFonts w:ascii="Droid Sans Fallback" w:hAnsi="Droid Sans Fallback" w:eastAsia="Droid Sans Fallback"/>
+          <w:rFonts w:ascii="Times New Roman" w:hAnsi="Times New Roman" w:eastAsia="宋体"/>
+          <w:b w:val="0"/>
+          <w:i w:val="0"/>
+          <w:color w:val="333333"/>
           <w:sz w:val="22"/>
         </w:rPr>
-        <w:t>信息泄露防护：统一错误提示、移除密码前端展示、删除注释凭证</w:t>
+        <w:t>信息泄露防护：统一错误提示、移除密码前端展示、删除注释中的硬编码凭证</w:t>
       </w:r>
     </w:p>
     <w:p>
@@ -794,10 +824,13 @@
       </w:pPr>
       <w:r>
         <w:rPr>
-          <w:rFonts w:ascii="Droid Sans Fallback" w:hAnsi="Droid Sans Fallback" w:eastAsia="Droid Sans Fallback"/>
+          <w:rFonts w:ascii="Times New Roman" w:hAnsi="Times New Roman" w:eastAsia="宋体"/>
+          <w:b w:val="0"/>
+          <w:i w:val="0"/>
+          <w:color w:val="333333"/>
           <w:sz w:val="22"/>
         </w:rPr>
-        <w:t>审计溯源：引入结构化日志记录，覆盖所有认证事件</w:t>
+        <w:t>审计溯源：引入结构化日志记录（文件 + 控制台），覆盖所有认证事件</w:t>
       </w:r>
     </w:p>
     <w:p>
@@ -811,7 +844,9 @@
       </w:pPr>
       <w:r>
         <w:rPr>
-          <w:rFonts w:ascii="Droid Sans Fallback" w:hAnsi="Droid Sans Fallback" w:eastAsia="Droid Sans Fallback"/>
+          <w:rFonts w:ascii="Times New Roman" w:hAnsi="Times New Roman" w:eastAsia="宋体"/>
+          <w:b w:val="0"/>
+          <w:i w:val="0"/>
           <w:color w:val="1A1A2E"/>
           <w:sz w:val="44"/>
         </w:rPr>
@@ -824,7 +859,9 @@
       </w:pPr>
       <w:r>
         <w:rPr>
-          <w:rFonts w:ascii="Droid Sans Fallback" w:hAnsi="Droid Sans Fallback" w:eastAsia="Droid Sans Fallback"/>
+          <w:rFonts w:ascii="Times New Roman" w:hAnsi="Times New Roman" w:eastAsia="宋体"/>
+          <w:b w:val="0"/>
+          <w:i w:val="0"/>
           <w:color w:val="2C3E50"/>
           <w:sz w:val="32"/>
         </w:rPr>
@@ -837,13 +874,13 @@
       </w:pPr>
       <w:r>
         <w:rPr>
-          <w:rFonts w:ascii="Droid Sans Fallback" w:hAnsi="Droid Sans Fallback" w:eastAsia="Droid Sans Fallback"/>
+          <w:rFonts w:ascii="Times New Roman" w:hAnsi="Times New Roman" w:eastAsia="宋体"/>
           <w:b w:val="0"/>
           <w:i w:val="0"/>
           <w:color w:val="333333"/>
           <w:sz w:val="22"/>
         </w:rPr>
-        <w:t>该项目为一个简易的用户信息管理平台，提供基本的用户登录、信息展示和登出功能。平台采用 Flask 框架开发，使用服务端 Session 机制管理用户登录状态。初始版本以最小功能集为目标快速开发完成，未考虑安全性设计。</w:t>
+        <w:t>该项目为一个简易的用户信息管理平台，提供基本的用户登录、信息展示和登出功能。平台采用 Flask 框架开发，使用服务端 Session 机制管理用户登录状态。初始版本以最小功能集为目标快速开发完成，未将安全性纳入设计考虑，导致产生大量安全漏洞。</w:t>
       </w:r>
     </w:p>
     <w:p>
@@ -852,7 +889,9 @@
       </w:pPr>
       <w:r>
         <w:rPr>
-          <w:rFonts w:ascii="Droid Sans Fallback" w:hAnsi="Droid Sans Fallback" w:eastAsia="Droid Sans Fallback"/>
+          <w:rFonts w:ascii="Times New Roman" w:hAnsi="Times New Roman" w:eastAsia="宋体"/>
+          <w:b w:val="0"/>
+          <w:i w:val="0"/>
           <w:color w:val="2C3E50"/>
           <w:sz w:val="32"/>
         </w:rPr>
@@ -914,7 +953,7 @@
           </w:tcPr>
           <w:p>
             <w:r>
-              <w:t>Python Flask</w:t>
+              <w:t>Python Flask 3.x</w:t>
             </w:r>
           </w:p>
         </w:tc>
@@ -980,7 +1019,7 @@
           </w:tcPr>
           <w:p>
             <w:r>
-              <w:t>明文存储</w:t>
+              <w:t>明文存储（字符串直接比对）</w:t>
             </w:r>
           </w:p>
         </w:tc>
@@ -1002,7 +1041,7 @@
           </w:tcPr>
           <w:p>
             <w:r>
-              <w:t>Werkzeug Security (PBKDF2-SHA256)</w:t>
+              <w:t>Werkzeug Security（PBKDF2-SHA256 加盐哈希）</w:t>
             </w:r>
           </w:p>
         </w:tc>
@@ -1014,7 +1053,9 @@
       </w:pPr>
       <w:r>
         <w:rPr>
-          <w:rFonts w:ascii="Droid Sans Fallback" w:hAnsi="Droid Sans Fallback" w:eastAsia="Droid Sans Fallback"/>
+          <w:rFonts w:ascii="Times New Roman" w:hAnsi="Times New Roman" w:eastAsia="宋体"/>
+          <w:b w:val="0"/>
+          <w:i w:val="0"/>
           <w:color w:val="2C3E50"/>
           <w:sz w:val="32"/>
         </w:rPr>
@@ -1029,10 +1070,13 @@
       </w:pPr>
       <w:r>
         <w:rPr>
-          <w:rFonts w:ascii="Droid Sans Fallback" w:hAnsi="Droid Sans Fallback" w:eastAsia="Droid Sans Fallback"/>
+          <w:rFonts w:ascii="Times New Roman" w:hAnsi="Times New Roman" w:eastAsia="宋体"/>
+          <w:b w:val="0"/>
+          <w:i w:val="0"/>
+          <w:color w:val="333333"/>
           <w:sz w:val="22"/>
         </w:rPr>
-        <w:t>认证机制：登录/登出逻辑、密码策略、会话管理</w:t>
+        <w:t>认证机制：登录/登出逻辑、密码策略、会话管理全过程</w:t>
       </w:r>
     </w:p>
     <w:p>
@@ -1043,10 +1087,13 @@
       </w:pPr>
       <w:r>
         <w:rPr>
-          <w:rFonts w:ascii="Droid Sans Fallback" w:hAnsi="Droid Sans Fallback" w:eastAsia="Droid Sans Fallback"/>
+          <w:rFonts w:ascii="Times New Roman" w:hAnsi="Times New Roman" w:eastAsia="宋体"/>
+          <w:b w:val="0"/>
+          <w:i w:val="0"/>
+          <w:color w:val="333333"/>
           <w:sz w:val="22"/>
         </w:rPr>
-        <w:t>数据保护：敏感数据存储与传输、信息泄露</w:t>
+        <w:t>数据保护：敏感数据存储与传输、信息泄露防护</w:t>
       </w:r>
     </w:p>
     <w:p>
@@ -1057,10 +1104,13 @@
       </w:pPr>
       <w:r>
         <w:rPr>
-          <w:rFonts w:ascii="Droid Sans Fallback" w:hAnsi="Droid Sans Fallback" w:eastAsia="Droid Sans Fallback"/>
+          <w:rFonts w:ascii="Times New Roman" w:hAnsi="Times New Roman" w:eastAsia="宋体"/>
+          <w:b w:val="0"/>
+          <w:i w:val="0"/>
+          <w:color w:val="333333"/>
           <w:sz w:val="22"/>
         </w:rPr>
-        <w:t>输入验证：跨站脚本（XSS）、SQL 注入、参数校验</w:t>
+        <w:t>输入验证：跨站脚本（XSS）、参数校验、输入过滤</w:t>
       </w:r>
     </w:p>
     <w:p>
@@ -1071,10 +1121,13 @@
       </w:pPr>
       <w:r>
         <w:rPr>
-          <w:rFonts w:ascii="Droid Sans Fallback" w:hAnsi="Droid Sans Fallback" w:eastAsia="Droid Sans Fallback"/>
+          <w:rFonts w:ascii="Times New Roman" w:hAnsi="Times New Roman" w:eastAsia="宋体"/>
+          <w:b w:val="0"/>
+          <w:i w:val="0"/>
+          <w:color w:val="333333"/>
           <w:sz w:val="22"/>
         </w:rPr>
-        <w:t>配置安全：框架配置、调试模式、密钥管理</w:t>
+        <w:t>配置安全：Flask 框架配置、调试模式、密钥管理</w:t>
       </w:r>
     </w:p>
     <w:p>
@@ -1085,10 +1138,13 @@
       </w:pPr>
       <w:r>
         <w:rPr>
-          <w:rFonts w:ascii="Droid Sans Fallback" w:hAnsi="Droid Sans Fallback" w:eastAsia="Droid Sans Fallback"/>
+          <w:rFonts w:ascii="Times New Roman" w:hAnsi="Times New Roman" w:eastAsia="宋体"/>
+          <w:b w:val="0"/>
+          <w:i w:val="0"/>
+          <w:color w:val="333333"/>
           <w:sz w:val="22"/>
         </w:rPr>
-        <w:t>业务安全：爆破防护、账户锁定、注册验证</w:t>
+        <w:t>业务安全：暴力破解防护、账户锁定、注册验证</w:t>
       </w:r>
     </w:p>
     <w:p>
@@ -1102,7 +1158,9 @@
       </w:pPr>
       <w:r>
         <w:rPr>
-          <w:rFonts w:ascii="Droid Sans Fallback" w:hAnsi="Droid Sans Fallback" w:eastAsia="Droid Sans Fallback"/>
+          <w:rFonts w:ascii="Times New Roman" w:hAnsi="Times New Roman" w:eastAsia="宋体"/>
+          <w:b w:val="0"/>
+          <w:i w:val="0"/>
           <w:color w:val="1A1A2E"/>
           <w:sz w:val="44"/>
         </w:rPr>
@@ -1115,7 +1173,9 @@
       </w:pPr>
       <w:r>
         <w:rPr>
-          <w:rFonts w:ascii="Droid Sans Fallback" w:hAnsi="Droid Sans Fallback" w:eastAsia="Droid Sans Fallback"/>
+          <w:rFonts w:ascii="Times New Roman" w:hAnsi="Times New Roman" w:eastAsia="宋体"/>
+          <w:b w:val="0"/>
+          <w:i w:val="0"/>
           <w:color w:val="2C3E50"/>
           <w:sz w:val="32"/>
         </w:rPr>
@@ -1124,17 +1184,19 @@
     </w:p>
     <w:p>
       <w:pPr>
-        <w:spacing w:after="120" w:line="400" w:lineRule="exact"/>
+        <w:pStyle w:val="ListBullet"/>
+        <w:spacing w:after="60"/>
+        <w:ind w:left="720"/>
       </w:pPr>
       <w:r>
         <w:rPr>
-          <w:rFonts w:ascii="Droid Sans Fallback" w:hAnsi="Droid Sans Fallback" w:eastAsia="Droid Sans Fallback"/>
+          <w:rFonts w:ascii="Times New Roman" w:hAnsi="Times New Roman" w:eastAsia="宋体"/>
           <w:b w:val="0"/>
           <w:i w:val="0"/>
           <w:color w:val="333333"/>
           <w:sz w:val="22"/>
         </w:rPr>
-        <w:t>本次安全审计采用以下方法：</w:t>
+        <w:t>代码审计（White-box）：逐行审查源代码中的安全缺陷</w:t>
       </w:r>
     </w:p>
     <w:p>
@@ -1145,10 +1207,13 @@
       </w:pPr>
       <w:r>
         <w:rPr>
-          <w:rFonts w:ascii="Droid Sans Fallback" w:hAnsi="Droid Sans Fallback" w:eastAsia="Droid Sans Fallback"/>
+          <w:rFonts w:ascii="Times New Roman" w:hAnsi="Times New Roman" w:eastAsia="宋体"/>
+          <w:b w:val="0"/>
+          <w:i w:val="0"/>
+          <w:color w:val="333333"/>
           <w:sz w:val="22"/>
         </w:rPr>
-        <w:t>代码审计（White-box）：逐行审查源码中的安全缺陷</w:t>
+        <w:t>威胁建模：基于攻击者视角分析可能的攻击路径与利用条件</w:t>
       </w:r>
     </w:p>
     <w:p>
@@ -1159,10 +1224,13 @@
       </w:pPr>
       <w:r>
         <w:rPr>
-          <w:rFonts w:ascii="Droid Sans Fallback" w:hAnsi="Droid Sans Fallback" w:eastAsia="Droid Sans Fallback"/>
+          <w:rFonts w:ascii="Times New Roman" w:hAnsi="Times New Roman" w:eastAsia="宋体"/>
+          <w:b w:val="0"/>
+          <w:i w:val="0"/>
+          <w:color w:val="333333"/>
           <w:sz w:val="22"/>
         </w:rPr>
-        <w:t>威胁建模：基于攻击者视角分析可能的攻击路径</w:t>
+        <w:t>OWASP Top 10 (2021) 对标：逐项对照标准安全风险类别进行映射</w:t>
       </w:r>
     </w:p>
     <w:p>
@@ -1173,21 +1241,10 @@
       </w:pPr>
       <w:r>
         <w:rPr>
-          <w:rFonts w:ascii="Droid Sans Fallback" w:hAnsi="Droid Sans Fallback" w:eastAsia="Droid Sans Fallback"/>
-          <w:sz w:val="22"/>
-        </w:rPr>
-        <w:t>OWASP Top 10 (2021) 对标：逐项对照标准安全风险类别</w:t>
-      </w:r>
-    </w:p>
-    <w:p>
-      <w:pPr>
-        <w:pStyle w:val="ListBullet"/>
-        <w:spacing w:after="60"/>
-        <w:ind w:left="720"/>
-      </w:pPr>
-      <w:r>
-        <w:rPr>
-          <w:rFonts w:ascii="Droid Sans Fallback" w:hAnsi="Droid Sans Fallback" w:eastAsia="Droid Sans Fallback"/>
+          <w:rFonts w:ascii="Times New Roman" w:hAnsi="Times New Roman" w:eastAsia="宋体"/>
+          <w:b w:val="0"/>
+          <w:i w:val="0"/>
+          <w:color w:val="333333"/>
           <w:sz w:val="22"/>
         </w:rPr>
         <w:t>工具辅助验证：使用 Burp Suite 验证部分漏洞的可利用性</w:t>
@@ -1199,11 +1256,13 @@
       </w:pPr>
       <w:r>
         <w:rPr>
-          <w:rFonts w:ascii="Droid Sans Fallback" w:hAnsi="Droid Sans Fallback" w:eastAsia="Droid Sans Fallback"/>
+          <w:rFonts w:ascii="Times New Roman" w:hAnsi="Times New Roman" w:eastAsia="宋体"/>
+          <w:b w:val="0"/>
+          <w:i w:val="0"/>
           <w:color w:val="2C3E50"/>
           <w:sz w:val="32"/>
         </w:rPr>
-        <w:t>3.2  漏洞分类标准</w:t>
+        <w:t>3.2  漏洞分级标准</w:t>
       </w:r>
     </w:p>
     <w:p>
@@ -1212,13 +1271,13 @@
       </w:pPr>
       <w:r>
         <w:rPr>
-          <w:rFonts w:ascii="Droid Sans Fallback" w:hAnsi="Droid Sans Fallback" w:eastAsia="Droid Sans Fallback"/>
+          <w:rFonts w:ascii="Times New Roman" w:hAnsi="Times New Roman" w:eastAsia="宋体"/>
           <w:b w:val="0"/>
           <w:i w:val="0"/>
           <w:color w:val="333333"/>
           <w:sz w:val="22"/>
         </w:rPr>
-        <w:t>漏洞严重程度按照以下标准分级：</w:t>
+        <w:t>漏洞严重程度参照通用漏洞评分系统（CVSS）思路，结合 Web 应用特点分级：</w:t>
       </w:r>
     </w:p>
     <w:tbl>
@@ -1290,7 +1349,7 @@
           </w:tcPr>
           <w:p>
             <w:r>
-              <w:t>🔴</w:t>
+              <w:t>Critical</w:t>
             </w:r>
           </w:p>
         </w:tc>
@@ -1300,7 +1359,7 @@
           </w:tcPr>
           <w:p>
             <w:r>
-              <w:t>可导致数据泄露、权限提升或远程代码执行</w:t>
+              <w:t>可导致数据泄露、权限提升或远程代码执行，需立即修复</w:t>
             </w:r>
           </w:p>
         </w:tc>
@@ -1322,7 +1381,7 @@
           </w:tcPr>
           <w:p>
             <w:r>
-              <w:t>🟠</w:t>
+              <w:t>Medium</w:t>
             </w:r>
           </w:p>
         </w:tc>
@@ -1332,7 +1391,7 @@
           </w:tcPr>
           <w:p>
             <w:r>
-              <w:t>可在特定条件下被利用，造成信息泄露或功能绕过</w:t>
+              <w:t>可在特定条件下被利用，造成信息泄露或功能绕过，需尽快修复</w:t>
             </w:r>
           </w:p>
         </w:tc>
@@ -1354,7 +1413,7 @@
           </w:tcPr>
           <w:p>
             <w:r>
-              <w:t>🟡</w:t>
+              <w:t>Low</w:t>
             </w:r>
           </w:p>
         </w:tc>
@@ -1364,7 +1423,7 @@
           </w:tcPr>
           <w:p>
             <w:r>
-              <w:t>风险有限，但不符合安全最佳实践</w:t>
+              <w:t>风险有限或利用条件苛刻，但仍不符合安全最佳实践，建议修复</w:t>
             </w:r>
           </w:p>
         </w:tc>
@@ -1381,7 +1440,9 @@
       </w:pPr>
       <w:r>
         <w:rPr>
-          <w:rFonts w:ascii="Droid Sans Fallback" w:hAnsi="Droid Sans Fallback" w:eastAsia="Droid Sans Fallback"/>
+          <w:rFonts w:ascii="Times New Roman" w:hAnsi="Times New Roman" w:eastAsia="宋体"/>
+          <w:b w:val="0"/>
+          <w:i w:val="0"/>
           <w:color w:val="1A1A2E"/>
           <w:sz w:val="44"/>
         </w:rPr>
@@ -1394,13 +1455,13 @@
       </w:pPr>
       <w:r>
         <w:rPr>
-          <w:rFonts w:ascii="Droid Sans Fallback" w:hAnsi="Droid Sans Fallback" w:eastAsia="Droid Sans Fallback"/>
+          <w:rFonts w:ascii="Times New Roman" w:hAnsi="Times New Roman" w:eastAsia="宋体"/>
           <w:b w:val="0"/>
           <w:i w:val="0"/>
           <w:color w:val="333333"/>
           <w:sz w:val="22"/>
         </w:rPr>
-        <w:t>共计发现并修复 16 项安全漏洞，按严重程度分布如下：</w:t>
+        <w:t>共计发现并修复 16 项安全漏洞。分布如下：高危 5 项、中危 7 项、低危 4 项。</w:t>
       </w:r>
     </w:p>
     <w:tbl>
@@ -1427,10 +1488,13 @@
             </w:pPr>
             <w:r>
               <w:rPr>
+                <w:rFonts w:ascii="Times New Roman" w:hAnsi="Times New Roman" w:eastAsia="宋体"/>
                 <w:b/>
+                <w:i w:val="0"/>
+                <w:color w:val="333333"/>
                 <w:sz w:val="20"/>
               </w:rPr>
-              <w:t>#</w:t>
+              <w:t>编号</w:t>
             </w:r>
           </w:p>
         </w:tc>
@@ -1444,7 +1508,10 @@
             </w:pPr>
             <w:r>
               <w:rPr>
+                <w:rFonts w:ascii="Times New Roman" w:hAnsi="Times New Roman" w:eastAsia="宋体"/>
                 <w:b/>
+                <w:i w:val="0"/>
+                <w:color w:val="333333"/>
                 <w:sz w:val="20"/>
               </w:rPr>
               <w:t>漏洞名称</w:t>
@@ -1461,7 +1528,10 @@
             </w:pPr>
             <w:r>
               <w:rPr>
+                <w:rFonts w:ascii="Times New Roman" w:hAnsi="Times New Roman" w:eastAsia="宋体"/>
                 <w:b/>
+                <w:i w:val="0"/>
+                <w:color w:val="333333"/>
                 <w:sz w:val="20"/>
               </w:rPr>
               <w:t>严重程度</w:t>
@@ -1478,7 +1548,10 @@
             </w:pPr>
             <w:r>
               <w:rPr>
+                <w:rFonts w:ascii="Times New Roman" w:hAnsi="Times New Roman" w:eastAsia="宋体"/>
                 <w:b/>
+                <w:i w:val="0"/>
+                <w:color w:val="333333"/>
                 <w:sz w:val="20"/>
               </w:rPr>
               <w:t>影响范围</w:t>
@@ -1494,6 +1567,10 @@
           <w:p>
             <w:r>
               <w:rPr>
+                <w:rFonts w:ascii="Times New Roman" w:hAnsi="Times New Roman" w:eastAsia="宋体"/>
+                <w:b w:val="0"/>
+                <w:i w:val="0"/>
+                <w:color w:val="333333"/>
                 <w:sz w:val="19"/>
               </w:rPr>
               <w:t>VULN-001</w:t>
@@ -1507,6 +1584,10 @@
           <w:p>
             <w:r>
               <w:rPr>
+                <w:rFonts w:ascii="Times New Roman" w:hAnsi="Times New Roman" w:eastAsia="宋体"/>
+                <w:b w:val="0"/>
+                <w:i w:val="0"/>
+                <w:color w:val="333333"/>
                 <w:sz w:val="19"/>
               </w:rPr>
               <w:t>明文密码存储</w:t>
@@ -1520,9 +1601,13 @@
           <w:p>
             <w:r>
               <w:rPr>
+                <w:rFonts w:ascii="Times New Roman" w:hAnsi="Times New Roman" w:eastAsia="宋体"/>
+                <w:b w:val="0"/>
+                <w:i w:val="0"/>
+                <w:color w:val="333333"/>
                 <w:sz w:val="19"/>
               </w:rPr>
-              <w:t>🔴 高危</w:t>
+              <w:t>高危</w:t>
             </w:r>
           </w:p>
         </w:tc>
@@ -1533,6 +1618,10 @@
           <w:p>
             <w:r>
               <w:rPr>
+                <w:rFonts w:ascii="Times New Roman" w:hAnsi="Times New Roman" w:eastAsia="宋体"/>
+                <w:b w:val="0"/>
+                <w:i w:val="0"/>
+                <w:color w:val="333333"/>
                 <w:sz w:val="19"/>
               </w:rPr>
               <w:t>全部用户</w:t>
@@ -1548,6 +1637,10 @@
           <w:p>
             <w:r>
               <w:rPr>
+                <w:rFonts w:ascii="Times New Roman" w:hAnsi="Times New Roman" w:eastAsia="宋体"/>
+                <w:b w:val="0"/>
+                <w:i w:val="0"/>
+                <w:color w:val="333333"/>
                 <w:sz w:val="19"/>
               </w:rPr>
               <w:t>VULN-002</w:t>
@@ -1561,6 +1654,10 @@
           <w:p>
             <w:r>
               <w:rPr>
+                <w:rFonts w:ascii="Times New Roman" w:hAnsi="Times New Roman" w:eastAsia="宋体"/>
+                <w:b w:val="0"/>
+                <w:i w:val="0"/>
+                <w:color w:val="333333"/>
                 <w:sz w:val="19"/>
               </w:rPr>
               <w:t>弱会话密钥</w:t>
@@ -1574,9 +1671,13 @@
           <w:p>
             <w:r>
               <w:rPr>
+                <w:rFonts w:ascii="Times New Roman" w:hAnsi="Times New Roman" w:eastAsia="宋体"/>
+                <w:b w:val="0"/>
+                <w:i w:val="0"/>
+                <w:color w:val="333333"/>
                 <w:sz w:val="19"/>
               </w:rPr>
-              <w:t>🔴 高危</w:t>
+              <w:t>高危</w:t>
             </w:r>
           </w:p>
         </w:tc>
@@ -1587,6 +1688,10 @@
           <w:p>
             <w:r>
               <w:rPr>
+                <w:rFonts w:ascii="Times New Roman" w:hAnsi="Times New Roman" w:eastAsia="宋体"/>
+                <w:b w:val="0"/>
+                <w:i w:val="0"/>
+                <w:color w:val="333333"/>
                 <w:sz w:val="19"/>
               </w:rPr>
               <w:t>全部用户</w:t>
@@ -1602,6 +1707,10 @@
           <w:p>
             <w:r>
               <w:rPr>
+                <w:rFonts w:ascii="Times New Roman" w:hAnsi="Times New Roman" w:eastAsia="宋体"/>
+                <w:b w:val="0"/>
+                <w:i w:val="0"/>
+                <w:color w:val="333333"/>
                 <w:sz w:val="19"/>
               </w:rPr>
               <w:t>VULN-003</w:t>
@@ -1615,6 +1724,10 @@
           <w:p>
             <w:r>
               <w:rPr>
+                <w:rFonts w:ascii="Times New Roman" w:hAnsi="Times New Roman" w:eastAsia="宋体"/>
+                <w:b w:val="0"/>
+                <w:i w:val="0"/>
+                <w:color w:val="333333"/>
                 <w:sz w:val="19"/>
               </w:rPr>
               <w:t>暴力破解/字典攻击</w:t>
@@ -1628,9 +1741,13 @@
           <w:p>
             <w:r>
               <w:rPr>
+                <w:rFonts w:ascii="Times New Roman" w:hAnsi="Times New Roman" w:eastAsia="宋体"/>
+                <w:b w:val="0"/>
+                <w:i w:val="0"/>
+                <w:color w:val="333333"/>
                 <w:sz w:val="19"/>
               </w:rPr>
-              <w:t>🔴 高危</w:t>
+              <w:t>高危</w:t>
             </w:r>
           </w:p>
         </w:tc>
@@ -1641,6 +1758,10 @@
           <w:p>
             <w:r>
               <w:rPr>
+                <w:rFonts w:ascii="Times New Roman" w:hAnsi="Times New Roman" w:eastAsia="宋体"/>
+                <w:b w:val="0"/>
+                <w:i w:val="0"/>
+                <w:color w:val="333333"/>
                 <w:sz w:val="19"/>
               </w:rPr>
               <w:t>登录接口</w:t>
@@ -1656,6 +1777,10 @@
           <w:p>
             <w:r>
               <w:rPr>
+                <w:rFonts w:ascii="Times New Roman" w:hAnsi="Times New Roman" w:eastAsia="宋体"/>
+                <w:b w:val="0"/>
+                <w:i w:val="0"/>
+                <w:color w:val="333333"/>
                 <w:sz w:val="19"/>
               </w:rPr>
               <w:t>VULN-004</w:t>
@@ -1669,9 +1794,13 @@
           <w:p>
             <w:r>
               <w:rPr>
+                <w:rFonts w:ascii="Times New Roman" w:hAnsi="Times New Roman" w:eastAsia="宋体"/>
+                <w:b w:val="0"/>
+                <w:i w:val="0"/>
+                <w:color w:val="333333"/>
                 <w:sz w:val="19"/>
               </w:rPr>
-              <w:t>密码泄露到前端</w:t>
+              <w:t>密码泄露到前端页面</w:t>
             </w:r>
           </w:p>
         </w:tc>
@@ -1682,9 +1811,13 @@
           <w:p>
             <w:r>
               <w:rPr>
+                <w:rFonts w:ascii="Times New Roman" w:hAnsi="Times New Roman" w:eastAsia="宋体"/>
+                <w:b w:val="0"/>
+                <w:i w:val="0"/>
+                <w:color w:val="333333"/>
                 <w:sz w:val="19"/>
               </w:rPr>
-              <w:t>🔴 高危</w:t>
+              <w:t>高危</w:t>
             </w:r>
           </w:p>
         </w:tc>
@@ -1695,6 +1828,10 @@
           <w:p>
             <w:r>
               <w:rPr>
+                <w:rFonts w:ascii="Times New Roman" w:hAnsi="Times New Roman" w:eastAsia="宋体"/>
+                <w:b w:val="0"/>
+                <w:i w:val="0"/>
+                <w:color w:val="333333"/>
                 <w:sz w:val="19"/>
               </w:rPr>
               <w:t>全部用户</w:t>
@@ -1710,6 +1847,10 @@
           <w:p>
             <w:r>
               <w:rPr>
+                <w:rFonts w:ascii="Times New Roman" w:hAnsi="Times New Roman" w:eastAsia="宋体"/>
+                <w:b w:val="0"/>
+                <w:i w:val="0"/>
+                <w:color w:val="333333"/>
                 <w:sz w:val="19"/>
               </w:rPr>
               <w:t>VULN-005</w:t>
@@ -1723,6 +1864,10 @@
           <w:p>
             <w:r>
               <w:rPr>
+                <w:rFonts w:ascii="Times New Roman" w:hAnsi="Times New Roman" w:eastAsia="宋体"/>
+                <w:b w:val="0"/>
+                <w:i w:val="0"/>
+                <w:color w:val="333333"/>
                 <w:sz w:val="19"/>
               </w:rPr>
               <w:t>HTML注释泄露管理员凭证</w:t>
@@ -1736,9 +1881,13 @@
           <w:p>
             <w:r>
               <w:rPr>
+                <w:rFonts w:ascii="Times New Roman" w:hAnsi="Times New Roman" w:eastAsia="宋体"/>
+                <w:b w:val="0"/>
+                <w:i w:val="0"/>
+                <w:color w:val="333333"/>
                 <w:sz w:val="19"/>
               </w:rPr>
-              <w:t>🔴 高危</w:t>
+              <w:t>高危</w:t>
             </w:r>
           </w:p>
         </w:tc>
@@ -1749,6 +1898,10 @@
           <w:p>
             <w:r>
               <w:rPr>
+                <w:rFonts w:ascii="Times New Roman" w:hAnsi="Times New Roman" w:eastAsia="宋体"/>
+                <w:b w:val="0"/>
+                <w:i w:val="0"/>
+                <w:color w:val="333333"/>
                 <w:sz w:val="19"/>
               </w:rPr>
               <w:t>管理员账号</w:t>
@@ -1764,6 +1917,10 @@
           <w:p>
             <w:r>
               <w:rPr>
+                <w:rFonts w:ascii="Times New Roman" w:hAnsi="Times New Roman" w:eastAsia="宋体"/>
+                <w:b w:val="0"/>
+                <w:i w:val="0"/>
+                <w:color w:val="333333"/>
                 <w:sz w:val="19"/>
               </w:rPr>
               <w:t>VULN-006</w:t>
@@ -1777,9 +1934,13 @@
           <w:p>
             <w:r>
               <w:rPr>
+                <w:rFonts w:ascii="Times New Roman" w:hAnsi="Times New Roman" w:eastAsia="宋体"/>
+                <w:b w:val="0"/>
+                <w:i w:val="0"/>
+                <w:color w:val="333333"/>
                 <w:sz w:val="19"/>
               </w:rPr>
-              <w:t>调试模式暴露（RCE）</w:t>
+              <w:t>调试模式暴露（RCE风险）</w:t>
             </w:r>
           </w:p>
         </w:tc>
@@ -1790,9 +1951,13 @@
           <w:p>
             <w:r>
               <w:rPr>
+                <w:rFonts w:ascii="Times New Roman" w:hAnsi="Times New Roman" w:eastAsia="宋体"/>
+                <w:b w:val="0"/>
+                <w:i w:val="0"/>
+                <w:color w:val="333333"/>
                 <w:sz w:val="19"/>
               </w:rPr>
-              <w:t>🟠 中危</w:t>
+              <w:t>中危</w:t>
             </w:r>
           </w:p>
         </w:tc>
@@ -1803,6 +1968,10 @@
           <w:p>
             <w:r>
               <w:rPr>
+                <w:rFonts w:ascii="Times New Roman" w:hAnsi="Times New Roman" w:eastAsia="宋体"/>
+                <w:b w:val="0"/>
+                <w:i w:val="0"/>
+                <w:color w:val="333333"/>
                 <w:sz w:val="19"/>
               </w:rPr>
               <w:t>服务器</w:t>
@@ -1818,6 +1987,10 @@
           <w:p>
             <w:r>
               <w:rPr>
+                <w:rFonts w:ascii="Times New Roman" w:hAnsi="Times New Roman" w:eastAsia="宋体"/>
+                <w:b w:val="0"/>
+                <w:i w:val="0"/>
+                <w:color w:val="333333"/>
                 <w:sz w:val="19"/>
               </w:rPr>
               <w:t>VULN-007</w:t>
@@ -1831,6 +2004,10 @@
           <w:p>
             <w:r>
               <w:rPr>
+                <w:rFonts w:ascii="Times New Roman" w:hAnsi="Times New Roman" w:eastAsia="宋体"/>
+                <w:b w:val="0"/>
+                <w:i w:val="0"/>
+                <w:color w:val="333333"/>
                 <w:sz w:val="19"/>
               </w:rPr>
               <w:t>账户锁定机制缺失</w:t>
@@ -1844,9 +2021,13 @@
           <w:p>
             <w:r>
               <w:rPr>
+                <w:rFonts w:ascii="Times New Roman" w:hAnsi="Times New Roman" w:eastAsia="宋体"/>
+                <w:b w:val="0"/>
+                <w:i w:val="0"/>
+                <w:color w:val="333333"/>
                 <w:sz w:val="19"/>
               </w:rPr>
-              <w:t>🟠 中危</w:t>
+              <w:t>中危</w:t>
             </w:r>
           </w:p>
         </w:tc>
@@ -1857,6 +2038,10 @@
           <w:p>
             <w:r>
               <w:rPr>
+                <w:rFonts w:ascii="Times New Roman" w:hAnsi="Times New Roman" w:eastAsia="宋体"/>
+                <w:b w:val="0"/>
+                <w:i w:val="0"/>
+                <w:color w:val="333333"/>
                 <w:sz w:val="19"/>
               </w:rPr>
               <w:t>全部用户</w:t>
@@ -1872,6 +2057,10 @@
           <w:p>
             <w:r>
               <w:rPr>
+                <w:rFonts w:ascii="Times New Roman" w:hAnsi="Times New Roman" w:eastAsia="宋体"/>
+                <w:b w:val="0"/>
+                <w:i w:val="0"/>
+                <w:color w:val="333333"/>
                 <w:sz w:val="19"/>
               </w:rPr>
               <w:t>VULN-008</w:t>
@@ -1885,9 +2074,13 @@
           <w:p>
             <w:r>
               <w:rPr>
+                <w:rFonts w:ascii="Times New Roman" w:hAnsi="Times New Roman" w:eastAsia="宋体"/>
+                <w:b w:val="0"/>
+                <w:i w:val="0"/>
+                <w:color w:val="333333"/>
                 <w:sz w:val="19"/>
               </w:rPr>
-              <w:t>CSRF 跨站请求伪造</w:t>
+              <w:t>CSRF跨站请求伪造</w:t>
             </w:r>
           </w:p>
         </w:tc>
@@ -1898,9 +2091,13 @@
           <w:p>
             <w:r>
               <w:rPr>
+                <w:rFonts w:ascii="Times New Roman" w:hAnsi="Times New Roman" w:eastAsia="宋体"/>
+                <w:b w:val="0"/>
+                <w:i w:val="0"/>
+                <w:color w:val="333333"/>
                 <w:sz w:val="19"/>
               </w:rPr>
-              <w:t>🟠 中危</w:t>
+              <w:t>中危</w:t>
             </w:r>
           </w:p>
         </w:tc>
@@ -1911,6 +2108,80 @@
           <w:p>
             <w:r>
               <w:rPr>
+                <w:rFonts w:ascii="Times New Roman" w:hAnsi="Times New Roman" w:eastAsia="宋体"/>
+                <w:b w:val="0"/>
+                <w:i w:val="0"/>
+                <w:color w:val="333333"/>
+                <w:sz w:val="19"/>
+              </w:rPr>
+              <w:t>登录/注册接口</w:t>
+            </w:r>
+          </w:p>
+        </w:tc>
+      </w:tr>
+      <w:tr>
+        <w:tc>
+          <w:tcPr>
+            <w:tcW w:type="dxa" w:w="2161"/>
+          </w:tcPr>
+          <w:p>
+            <w:r>
+              <w:rPr>
+                <w:rFonts w:ascii="Times New Roman" w:hAnsi="Times New Roman" w:eastAsia="宋体"/>
+                <w:b w:val="0"/>
+                <w:i w:val="0"/>
+                <w:color w:val="333333"/>
+                <w:sz w:val="19"/>
+              </w:rPr>
+              <w:t>VULN-009</w:t>
+            </w:r>
+          </w:p>
+        </w:tc>
+        <w:tc>
+          <w:tcPr>
+            <w:tcW w:type="dxa" w:w="2161"/>
+          </w:tcPr>
+          <w:p>
+            <w:r>
+              <w:rPr>
+                <w:rFonts w:ascii="Times New Roman" w:hAnsi="Times New Roman" w:eastAsia="宋体"/>
+                <w:b w:val="0"/>
+                <w:i w:val="0"/>
+                <w:color w:val="333333"/>
+                <w:sz w:val="19"/>
+              </w:rPr>
+              <w:t>用户名枚举（信息泄露）</w:t>
+            </w:r>
+          </w:p>
+        </w:tc>
+        <w:tc>
+          <w:tcPr>
+            <w:tcW w:type="dxa" w:w="2161"/>
+          </w:tcPr>
+          <w:p>
+            <w:r>
+              <w:rPr>
+                <w:rFonts w:ascii="Times New Roman" w:hAnsi="Times New Roman" w:eastAsia="宋体"/>
+                <w:b w:val="0"/>
+                <w:i w:val="0"/>
+                <w:color w:val="333333"/>
+                <w:sz w:val="19"/>
+              </w:rPr>
+              <w:t>中危</w:t>
+            </w:r>
+          </w:p>
+        </w:tc>
+        <w:tc>
+          <w:tcPr>
+            <w:tcW w:type="dxa" w:w="2161"/>
+          </w:tcPr>
+          <w:p>
+            <w:r>
+              <w:rPr>
+                <w:rFonts w:ascii="Times New Roman" w:hAnsi="Times New Roman" w:eastAsia="宋体"/>
+                <w:b w:val="0"/>
+                <w:i w:val="0"/>
+                <w:color w:val="333333"/>
                 <w:sz w:val="19"/>
               </w:rPr>
               <w:t>登录接口</w:t>
@@ -1926,60 +2197,10 @@
           <w:p>
             <w:r>
               <w:rPr>
-                <w:sz w:val="19"/>
-              </w:rPr>
-              <w:t>VULN-009</w:t>
-            </w:r>
-          </w:p>
-        </w:tc>
-        <w:tc>
-          <w:tcPr>
-            <w:tcW w:type="dxa" w:w="2161"/>
-          </w:tcPr>
-          <w:p>
-            <w:r>
-              <w:rPr>
-                <w:sz w:val="19"/>
-              </w:rPr>
-              <w:t>用户名枚举（信息泄露）</w:t>
-            </w:r>
-          </w:p>
-        </w:tc>
-        <w:tc>
-          <w:tcPr>
-            <w:tcW w:type="dxa" w:w="2161"/>
-          </w:tcPr>
-          <w:p>
-            <w:r>
-              <w:rPr>
-                <w:sz w:val="19"/>
-              </w:rPr>
-              <w:t>🟠 中危</w:t>
-            </w:r>
-          </w:p>
-        </w:tc>
-        <w:tc>
-          <w:tcPr>
-            <w:tcW w:type="dxa" w:w="2161"/>
-          </w:tcPr>
-          <w:p>
-            <w:r>
-              <w:rPr>
-                <w:sz w:val="19"/>
-              </w:rPr>
-              <w:t>登录接口</w:t>
-            </w:r>
-          </w:p>
-        </w:tc>
-      </w:tr>
-      <w:tr>
-        <w:tc>
-          <w:tcPr>
-            <w:tcW w:type="dxa" w:w="2161"/>
-          </w:tcPr>
-          <w:p>
-            <w:r>
-              <w:rPr>
+                <w:rFonts w:ascii="Times New Roman" w:hAnsi="Times New Roman" w:eastAsia="宋体"/>
+                <w:b w:val="0"/>
+                <w:i w:val="0"/>
+                <w:color w:val="333333"/>
                 <w:sz w:val="19"/>
               </w:rPr>
               <w:t>VULN-010</w:t>
@@ -1993,6 +2214,10 @@
           <w:p>
             <w:r>
               <w:rPr>
+                <w:rFonts w:ascii="Times New Roman" w:hAnsi="Times New Roman" w:eastAsia="宋体"/>
+                <w:b w:val="0"/>
+                <w:i w:val="0"/>
+                <w:color w:val="333333"/>
                 <w:sz w:val="19"/>
               </w:rPr>
               <w:t>输入验证缺失</w:t>
@@ -2006,9 +2231,13 @@
           <w:p>
             <w:r>
               <w:rPr>
+                <w:rFonts w:ascii="Times New Roman" w:hAnsi="Times New Roman" w:eastAsia="宋体"/>
+                <w:b w:val="0"/>
+                <w:i w:val="0"/>
+                <w:color w:val="333333"/>
                 <w:sz w:val="19"/>
               </w:rPr>
-              <w:t>🟠 中危</w:t>
+              <w:t>中危</w:t>
             </w:r>
           </w:p>
         </w:tc>
@@ -2019,6 +2248,10 @@
           <w:p>
             <w:r>
               <w:rPr>
+                <w:rFonts w:ascii="Times New Roman" w:hAnsi="Times New Roman" w:eastAsia="宋体"/>
+                <w:b w:val="0"/>
+                <w:i w:val="0"/>
+                <w:color w:val="333333"/>
                 <w:sz w:val="19"/>
               </w:rPr>
               <w:t>全部接口</w:t>
@@ -2034,6 +2267,10 @@
           <w:p>
             <w:r>
               <w:rPr>
+                <w:rFonts w:ascii="Times New Roman" w:hAnsi="Times New Roman" w:eastAsia="宋体"/>
+                <w:b w:val="0"/>
+                <w:i w:val="0"/>
+                <w:color w:val="333333"/>
                 <w:sz w:val="19"/>
               </w:rPr>
               <w:t>VULN-011</w:t>
@@ -2047,9 +2284,13 @@
           <w:p>
             <w:r>
               <w:rPr>
+                <w:rFonts w:ascii="Times New Roman" w:hAnsi="Times New Roman" w:eastAsia="宋体"/>
+                <w:b w:val="0"/>
+                <w:i w:val="0"/>
+                <w:color w:val="333333"/>
                 <w:sz w:val="19"/>
               </w:rPr>
-              <w:t>不安全 Cookie 设置</w:t>
+              <w:t>不安全Cookie设置</w:t>
             </w:r>
           </w:p>
         </w:tc>
@@ -2060,9 +2301,13 @@
           <w:p>
             <w:r>
               <w:rPr>
+                <w:rFonts w:ascii="Times New Roman" w:hAnsi="Times New Roman" w:eastAsia="宋体"/>
+                <w:b w:val="0"/>
+                <w:i w:val="0"/>
+                <w:color w:val="333333"/>
                 <w:sz w:val="19"/>
               </w:rPr>
-              <w:t>🟠 中危</w:t>
+              <w:t>中危</w:t>
             </w:r>
           </w:p>
         </w:tc>
@@ -2073,6 +2318,10 @@
           <w:p>
             <w:r>
               <w:rPr>
+                <w:rFonts w:ascii="Times New Roman" w:hAnsi="Times New Roman" w:eastAsia="宋体"/>
+                <w:b w:val="0"/>
+                <w:i w:val="0"/>
+                <w:color w:val="333333"/>
                 <w:sz w:val="19"/>
               </w:rPr>
               <w:t>全部用户</w:t>
@@ -2088,6 +2337,10 @@
           <w:p>
             <w:r>
               <w:rPr>
+                <w:rFonts w:ascii="Times New Roman" w:hAnsi="Times New Roman" w:eastAsia="宋体"/>
+                <w:b w:val="0"/>
+                <w:i w:val="0"/>
+                <w:color w:val="333333"/>
                 <w:sz w:val="19"/>
               </w:rPr>
               <w:t>VULN-012</w:t>
@@ -2101,6 +2354,10 @@
           <w:p>
             <w:r>
               <w:rPr>
+                <w:rFonts w:ascii="Times New Roman" w:hAnsi="Times New Roman" w:eastAsia="宋体"/>
+                <w:b w:val="0"/>
+                <w:i w:val="0"/>
+                <w:color w:val="333333"/>
                 <w:sz w:val="19"/>
               </w:rPr>
               <w:t>密码强度不足</w:t>
@@ -2114,9 +2371,13 @@
           <w:p>
             <w:r>
               <w:rPr>
+                <w:rFonts w:ascii="Times New Roman" w:hAnsi="Times New Roman" w:eastAsia="宋体"/>
+                <w:b w:val="0"/>
+                <w:i w:val="0"/>
+                <w:color w:val="333333"/>
                 <w:sz w:val="19"/>
               </w:rPr>
-              <w:t>🟠 中危</w:t>
+              <w:t>中危</w:t>
             </w:r>
           </w:p>
         </w:tc>
@@ -2127,6 +2388,10 @@
           <w:p>
             <w:r>
               <w:rPr>
+                <w:rFonts w:ascii="Times New Roman" w:hAnsi="Times New Roman" w:eastAsia="宋体"/>
+                <w:b w:val="0"/>
+                <w:i w:val="0"/>
+                <w:color w:val="333333"/>
                 <w:sz w:val="19"/>
               </w:rPr>
               <w:t>全部用户</w:t>
@@ -2142,6 +2407,10 @@
           <w:p>
             <w:r>
               <w:rPr>
+                <w:rFonts w:ascii="Times New Roman" w:hAnsi="Times New Roman" w:eastAsia="宋体"/>
+                <w:b w:val="0"/>
+                <w:i w:val="0"/>
+                <w:color w:val="333333"/>
                 <w:sz w:val="19"/>
               </w:rPr>
               <w:t>VULN-013</w:t>
@@ -2155,6 +2424,10 @@
           <w:p>
             <w:r>
               <w:rPr>
+                <w:rFonts w:ascii="Times New Roman" w:hAnsi="Times New Roman" w:eastAsia="宋体"/>
+                <w:b w:val="0"/>
+                <w:i w:val="0"/>
+                <w:color w:val="333333"/>
                 <w:sz w:val="19"/>
               </w:rPr>
               <w:t>会话固定攻击</w:t>
@@ -2168,9 +2441,13 @@
           <w:p>
             <w:r>
               <w:rPr>
+                <w:rFonts w:ascii="Times New Roman" w:hAnsi="Times New Roman" w:eastAsia="宋体"/>
+                <w:b w:val="0"/>
+                <w:i w:val="0"/>
+                <w:color w:val="333333"/>
                 <w:sz w:val="19"/>
               </w:rPr>
-              <w:t>🟡 低危</w:t>
+              <w:t>低危</w:t>
             </w:r>
           </w:p>
         </w:tc>
@@ -2181,6 +2458,10 @@
           <w:p>
             <w:r>
               <w:rPr>
+                <w:rFonts w:ascii="Times New Roman" w:hAnsi="Times New Roman" w:eastAsia="宋体"/>
+                <w:b w:val="0"/>
+                <w:i w:val="0"/>
+                <w:color w:val="333333"/>
                 <w:sz w:val="19"/>
               </w:rPr>
               <w:t>登录用户</w:t>
@@ -2196,6 +2477,10 @@
           <w:p>
             <w:r>
               <w:rPr>
+                <w:rFonts w:ascii="Times New Roman" w:hAnsi="Times New Roman" w:eastAsia="宋体"/>
+                <w:b w:val="0"/>
+                <w:i w:val="0"/>
+                <w:color w:val="333333"/>
                 <w:sz w:val="19"/>
               </w:rPr>
               <w:t>VULN-014</w:t>
@@ -2209,6 +2494,10 @@
           <w:p>
             <w:r>
               <w:rPr>
+                <w:rFonts w:ascii="Times New Roman" w:hAnsi="Times New Roman" w:eastAsia="宋体"/>
+                <w:b w:val="0"/>
+                <w:i w:val="0"/>
+                <w:color w:val="333333"/>
                 <w:sz w:val="19"/>
               </w:rPr>
               <w:t>无会话超时</w:t>
@@ -2222,9 +2511,13 @@
           <w:p>
             <w:r>
               <w:rPr>
+                <w:rFonts w:ascii="Times New Roman" w:hAnsi="Times New Roman" w:eastAsia="宋体"/>
+                <w:b w:val="0"/>
+                <w:i w:val="0"/>
+                <w:color w:val="333333"/>
                 <w:sz w:val="19"/>
               </w:rPr>
-              <w:t>🟡 低危</w:t>
+              <w:t>低危</w:t>
             </w:r>
           </w:p>
         </w:tc>
@@ -2235,6 +2528,10 @@
           <w:p>
             <w:r>
               <w:rPr>
+                <w:rFonts w:ascii="Times New Roman" w:hAnsi="Times New Roman" w:eastAsia="宋体"/>
+                <w:b w:val="0"/>
+                <w:i w:val="0"/>
+                <w:color w:val="333333"/>
                 <w:sz w:val="19"/>
               </w:rPr>
               <w:t>全部用户</w:t>
@@ -2250,6 +2547,10 @@
           <w:p>
             <w:r>
               <w:rPr>
+                <w:rFonts w:ascii="Times New Roman" w:hAnsi="Times New Roman" w:eastAsia="宋体"/>
+                <w:b w:val="0"/>
+                <w:i w:val="0"/>
+                <w:color w:val="333333"/>
                 <w:sz w:val="19"/>
               </w:rPr>
               <w:t>VULN-015</w:t>
@@ -2263,6 +2564,10 @@
           <w:p>
             <w:r>
               <w:rPr>
+                <w:rFonts w:ascii="Times New Roman" w:hAnsi="Times New Roman" w:eastAsia="宋体"/>
+                <w:b w:val="0"/>
+                <w:i w:val="0"/>
+                <w:color w:val="333333"/>
                 <w:sz w:val="19"/>
               </w:rPr>
               <w:t>审计日志缺失</w:t>
@@ -2276,9 +2581,13 @@
           <w:p>
             <w:r>
               <w:rPr>
+                <w:rFonts w:ascii="Times New Roman" w:hAnsi="Times New Roman" w:eastAsia="宋体"/>
+                <w:b w:val="0"/>
+                <w:i w:val="0"/>
+                <w:color w:val="333333"/>
                 <w:sz w:val="19"/>
               </w:rPr>
-              <w:t>🟡 低危</w:t>
+              <w:t>低危</w:t>
             </w:r>
           </w:p>
         </w:tc>
@@ -2289,6 +2598,10 @@
           <w:p>
             <w:r>
               <w:rPr>
+                <w:rFonts w:ascii="Times New Roman" w:hAnsi="Times New Roman" w:eastAsia="宋体"/>
+                <w:b w:val="0"/>
+                <w:i w:val="0"/>
+                <w:color w:val="333333"/>
                 <w:sz w:val="19"/>
               </w:rPr>
               <w:t>服务器</w:t>
@@ -2304,6 +2617,10 @@
           <w:p>
             <w:r>
               <w:rPr>
+                <w:rFonts w:ascii="Times New Roman" w:hAnsi="Times New Roman" w:eastAsia="宋体"/>
+                <w:b w:val="0"/>
+                <w:i w:val="0"/>
+                <w:color w:val="333333"/>
                 <w:sz w:val="19"/>
               </w:rPr>
               <w:t>VULN-016</w:t>
@@ -2317,6 +2634,10 @@
           <w:p>
             <w:r>
               <w:rPr>
+                <w:rFonts w:ascii="Times New Roman" w:hAnsi="Times New Roman" w:eastAsia="宋体"/>
+                <w:b w:val="0"/>
+                <w:i w:val="0"/>
+                <w:color w:val="333333"/>
                 <w:sz w:val="19"/>
               </w:rPr>
               <w:t>无注册功能</w:t>
@@ -2330,9 +2651,13 @@
           <w:p>
             <w:r>
               <w:rPr>
+                <w:rFonts w:ascii="Times New Roman" w:hAnsi="Times New Roman" w:eastAsia="宋体"/>
+                <w:b w:val="0"/>
+                <w:i w:val="0"/>
+                <w:color w:val="333333"/>
                 <w:sz w:val="19"/>
               </w:rPr>
-              <w:t>🟡 低危</w:t>
+              <w:t>低危</w:t>
             </w:r>
           </w:p>
         </w:tc>
@@ -2343,6 +2668,10 @@
           <w:p>
             <w:r>
               <w:rPr>
+                <w:rFonts w:ascii="Times New Roman" w:hAnsi="Times New Roman" w:eastAsia="宋体"/>
+                <w:b w:val="0"/>
+                <w:i w:val="0"/>
+                <w:color w:val="333333"/>
                 <w:sz w:val="19"/>
               </w:rPr>
               <w:t>功能缺陷</w:t>
@@ -2358,7 +2687,9 @@
       </w:pPr>
       <w:r>
         <w:rPr>
-          <w:rFonts w:ascii="Droid Sans Fallback" w:hAnsi="Droid Sans Fallback" w:eastAsia="Droid Sans Fallback"/>
+          <w:rFonts w:ascii="Times New Roman" w:hAnsi="Times New Roman" w:eastAsia="宋体"/>
+          <w:b w:val="0"/>
+          <w:i w:val="0"/>
           <w:color w:val="2C3E50"/>
           <w:sz w:val="32"/>
         </w:rPr>
@@ -2371,7 +2702,9 @@
       </w:pPr>
       <w:r>
         <w:rPr>
-          <w:rFonts w:ascii="Droid Sans Fallback" w:hAnsi="Droid Sans Fallback" w:eastAsia="Droid Sans Fallback"/>
+          <w:rFonts w:ascii="Times New Roman" w:hAnsi="Times New Roman" w:eastAsia="宋体"/>
+          <w:b w:val="0"/>
+          <w:i w:val="0"/>
           <w:color w:val="34495E"/>
           <w:sz w:val="26"/>
         </w:rPr>
@@ -2379,14 +2712,18 @@
       </w:r>
     </w:p>
     <w:p>
+      <w:pPr>
+        <w:spacing w:after="40"/>
+      </w:pPr>
       <w:r>
         <w:rPr>
-          <w:rFonts w:ascii="Droid Sans Fallback" w:hAnsi="Droid Sans Fallback" w:eastAsia="Droid Sans Fallback"/>
+          <w:rFonts w:ascii="Times New Roman" w:hAnsi="Times New Roman" w:eastAsia="宋体"/>
           <w:b/>
-          <w:color w:val="DC2626"/>
+          <w:i w:val="0"/>
+          <w:color w:val="CC0000"/>
           <w:sz w:val="20"/>
         </w:rPr>
-        <w:t>[🔴 高危]</w:t>
+        <w:t>【高危】</w:t>
       </w:r>
     </w:p>
     <w:p>
@@ -2395,13 +2732,13 @@
       </w:pPr>
       <w:r>
         <w:rPr>
-          <w:rFonts w:ascii="Droid Sans Fallback" w:hAnsi="Droid Sans Fallback" w:eastAsia="Droid Sans Fallback"/>
+          <w:rFonts w:ascii="Times New Roman" w:hAnsi="Times New Roman" w:eastAsia="宋体"/>
           <w:b/>
           <w:i w:val="0"/>
           <w:color w:val="333333"/>
           <w:sz w:val="22"/>
         </w:rPr>
-        <w:t>【漏洞描述】</w:t>
+        <w:t>漏洞描述</w:t>
       </w:r>
     </w:p>
     <w:p>
@@ -2410,13 +2747,13 @@
       </w:pPr>
       <w:r>
         <w:rPr>
-          <w:rFonts w:ascii="Droid Sans Fallback" w:hAnsi="Droid Sans Fallback" w:eastAsia="Droid Sans Fallback"/>
+          <w:rFonts w:ascii="Times New Roman" w:hAnsi="Times New Roman" w:eastAsia="宋体"/>
           <w:b w:val="0"/>
           <w:i w:val="0"/>
           <w:color w:val="333333"/>
           <w:sz w:val="22"/>
         </w:rPr>
-        <w:t>用户密码以明文形式存储在 USERS 字典中。一旦攻击者获取到源代码、配置文件备份或通过其他途径读取到内存数据，即可直接获取所有用户的明文密码。这是 Web 应用安全中最基础也最严重的错误之一。</w:t>
+        <w:t>用户密码以明文形式存储在 USERS 字典中。一旦攻击者获取到源代码、配置文件备份或通过其他途径读取到内存数据，即可直接获取所有用户的明文密码。这是 Web 应用安全中最基础也最严重的错误之一，违反 OWASP A02:2021（加密机制失效）。</w:t>
       </w:r>
     </w:p>
     <w:p>
@@ -2425,13 +2762,13 @@
       </w:pPr>
       <w:r>
         <w:rPr>
-          <w:rFonts w:ascii="Droid Sans Fallback" w:hAnsi="Droid Sans Fallback" w:eastAsia="Droid Sans Fallback"/>
+          <w:rFonts w:ascii="Times New Roman" w:hAnsi="Times New Roman" w:eastAsia="宋体"/>
           <w:b/>
           <w:i w:val="0"/>
           <w:color w:val="333333"/>
           <w:sz w:val="22"/>
         </w:rPr>
-        <w:t>【攻击路径】</w:t>
+        <w:t>攻击路径</w:t>
       </w:r>
     </w:p>
     <w:p>
@@ -2442,7 +2779,10 @@
       </w:pPr>
       <w:r>
         <w:rPr>
-          <w:rFonts w:ascii="Droid Sans Fallback" w:hAnsi="Droid Sans Fallback" w:eastAsia="Droid Sans Fallback"/>
+          <w:rFonts w:ascii="Times New Roman" w:hAnsi="Times New Roman" w:eastAsia="宋体"/>
+          <w:b w:val="0"/>
+          <w:i w:val="0"/>
+          <w:color w:val="333333"/>
           <w:sz w:val="22"/>
         </w:rPr>
         <w:t>攻击者获取源码 → 直接读取 USERS 字典中的 password 字段</w:t>
@@ -2456,7 +2796,10 @@
       </w:pPr>
       <w:r>
         <w:rPr>
-          <w:rFonts w:ascii="Droid Sans Fallback" w:hAnsi="Droid Sans Fallback" w:eastAsia="Droid Sans Fallback"/>
+          <w:rFonts w:ascii="Times New Roman" w:hAnsi="Times New Roman" w:eastAsia="宋体"/>
+          <w:b w:val="0"/>
+          <w:i w:val="0"/>
+          <w:color w:val="333333"/>
           <w:sz w:val="22"/>
         </w:rPr>
         <w:t>数据库泄露 → 所有账号密码完全暴露</w:t>
@@ -2470,7 +2813,10 @@
       </w:pPr>
       <w:r>
         <w:rPr>
-          <w:rFonts w:ascii="Droid Sans Fallback" w:hAnsi="Droid Sans Fallback" w:eastAsia="Droid Sans Fallback"/>
+          <w:rFonts w:ascii="Times New Roman" w:hAnsi="Times New Roman" w:eastAsia="宋体"/>
+          <w:b w:val="0"/>
+          <w:i w:val="0"/>
+          <w:color w:val="333333"/>
           <w:sz w:val="22"/>
         </w:rPr>
         <w:t>密码复用攻击 → 用户可能在多个平台使用相同密码</w:t>
@@ -2482,28 +2828,28 @@
       </w:pPr>
       <w:r>
         <w:rPr>
-          <w:rFonts w:ascii="Droid Sans Fallback" w:hAnsi="Droid Sans Fallback" w:eastAsia="Droid Sans Fallback"/>
+          <w:rFonts w:ascii="Times New Roman" w:hAnsi="Times New Roman" w:eastAsia="宋体"/>
           <w:b/>
           <w:i w:val="0"/>
           <w:color w:val="333333"/>
           <w:sz w:val="22"/>
         </w:rPr>
-        <w:t>【漏洞代码】</w:t>
+        <w:t>漏洞代码</w:t>
       </w:r>
     </w:p>
     <w:p>
       <w:pPr>
         <w:spacing w:before="120" w:after="120"/>
         <w:ind w:left="567"/>
-        <w:shd w:fill="F5F5F5" w:val="clear"/>
+        <w:shd w:fill="F0F0F0" w:val="clear"/>
       </w:pPr>
       <w:r>
         <w:rPr>
           <w:rFonts w:ascii="Courier New" w:hAnsi="Courier New"/>
           <w:color w:val="2D2D2D"/>
-          <w:sz w:val="18"/>
+          <w:sz w:val="17"/>
         </w:rPr>
-        <w:t># ❌ 漏洞版：明文存储密码</w:t>
+        <w:t># 漏洞版：明文存储密码</w:t>
         <w:br/>
         <w:t>USERS = {</w:t>
         <w:br/>
@@ -2511,18 +2857,16 @@
         <w:br/>
         <w:t xml:space="preserve">        "password": "admin123",  # 明文！</w:t>
         <w:br/>
-        <w:t xml:space="preserve">        ...</w:t>
-        <w:br/>
         <w:t xml:space="preserve">    },</w:t>
-        <w:br/>
-        <w:t xml:space="preserve">    ...</w:t>
         <w:br/>
         <w:t>}</w:t>
         <w:br/>
         <w:br/>
         <w:t># 登录验证：直接字符串比对</w:t>
         <w:br/>
-        <w:t>if USERS[username]["password"] == password:  # 危险！</w:t>
+        <w:t>if USERS[username]["password"] == password:</w:t>
+        <w:br/>
+        <w:t xml:space="preserve">    # 登录成功</w:t>
       </w:r>
     </w:p>
     <w:p>
@@ -2531,13 +2875,13 @@
       </w:pPr>
       <w:r>
         <w:rPr>
-          <w:rFonts w:ascii="Droid Sans Fallback" w:hAnsi="Droid Sans Fallback" w:eastAsia="Droid Sans Fallback"/>
+          <w:rFonts w:ascii="Times New Roman" w:hAnsi="Times New Roman" w:eastAsia="宋体"/>
           <w:b/>
           <w:i w:val="0"/>
           <w:color w:val="333333"/>
           <w:sz w:val="22"/>
         </w:rPr>
-        <w:t>【修复措施】</w:t>
+        <w:t>修复措施</w:t>
       </w:r>
     </w:p>
     <w:p>
@@ -2546,13 +2890,13 @@
       </w:pPr>
       <w:r>
         <w:rPr>
-          <w:rFonts w:ascii="Droid Sans Fallback" w:hAnsi="Droid Sans Fallback" w:eastAsia="Droid Sans Fallback"/>
+          <w:rFonts w:ascii="Times New Roman" w:hAnsi="Times New Roman" w:eastAsia="宋体"/>
           <w:b w:val="0"/>
           <w:i w:val="0"/>
           <w:color w:val="333333"/>
           <w:sz w:val="22"/>
         </w:rPr>
-        <w:t>使用 Werkzeug Security 库提供的 generate_password_hash() 和 check_password_hash()。generate_password_hash() 默认使用 PBKDF2-SHA256 算法，自动生成随机盐值并迭代多次，使得即使哈希值泄露也难以逆向破解。</w:t>
+        <w:t>使用 Werkzeug Security 库提供的 generate_password_hash() 和 check_password_hash()。该方法使用 PBKDF2-SHA256 算法，自动生成随机盐值并迭代多次（默认 260,000 次），使得即使哈希值泄露也难以逆向破解。</w:t>
       </w:r>
     </w:p>
     <w:p>
@@ -2561,28 +2905,28 @@
       </w:pPr>
       <w:r>
         <w:rPr>
-          <w:rFonts w:ascii="Droid Sans Fallback" w:hAnsi="Droid Sans Fallback" w:eastAsia="Droid Sans Fallback"/>
+          <w:rFonts w:ascii="Times New Roman" w:hAnsi="Times New Roman" w:eastAsia="宋体"/>
           <w:b/>
           <w:i w:val="0"/>
           <w:color w:val="333333"/>
           <w:sz w:val="22"/>
         </w:rPr>
-        <w:t>【修复代码】</w:t>
+        <w:t>修复代码</w:t>
       </w:r>
     </w:p>
     <w:p>
       <w:pPr>
         <w:spacing w:before="120" w:after="120"/>
         <w:ind w:left="567"/>
-        <w:shd w:fill="F5F5F5" w:val="clear"/>
+        <w:shd w:fill="F0F0F0" w:val="clear"/>
       </w:pPr>
       <w:r>
         <w:rPr>
           <w:rFonts w:ascii="Courier New" w:hAnsi="Courier New"/>
           <w:color w:val="2D2D2D"/>
-          <w:sz w:val="18"/>
+          <w:sz w:val="17"/>
         </w:rPr>
-        <w:t># ✅ 安全版：加盐哈希存储密码</w:t>
+        <w:t># 安全版：加盐哈希存储密码</w:t>
         <w:br/>
         <w:t>from werkzeug.security import generate_password_hash, check_password_hash</w:t>
         <w:br/>
@@ -2594,9 +2938,9 @@
         <w:br/>
         <w:t># 验证时：</w:t>
         <w:br/>
-        <w:t>if user and check_password_hash(user["password"], password):</w:t>
+        <w:t>if check_password_hash(user["password"], password):</w:t>
         <w:br/>
-        <w:t xml:space="preserve">    # 密码正确</w:t>
+        <w:t xml:space="preserve">    # 登录成功</w:t>
       </w:r>
     </w:p>
     <w:p>
@@ -2605,26 +2949,29 @@
       </w:pPr>
       <w:r>
         <w:rPr>
-          <w:rFonts w:ascii="Droid Sans Fallback" w:hAnsi="Droid Sans Fallback" w:eastAsia="Droid Sans Fallback"/>
+          <w:rFonts w:ascii="Times New Roman" w:hAnsi="Times New Roman" w:eastAsia="宋体"/>
           <w:b w:val="0"/>
           <w:i w:val="0"/>
           <w:color w:val="333333"/>
           <w:sz w:val="22"/>
         </w:rPr>
-        <w:t>【OWASP 映射】A02:2021 – Cryptographic Failures（加密机制失效）</w:t>
+        <w:t>OWASP 映射：A02:2021 – Cryptographic Failures（加密机制失效）</w:t>
       </w:r>
     </w:p>
     <w:p/>
     <w:p>
       <w:pPr>
-        <w:spacing w:before="120" w:after="120"/>
+        <w:spacing w:before="80" w:after="80"/>
       </w:pPr>
       <w:r>
         <w:rPr>
-          <w:color w:val="CCCCCC"/>
-          <w:sz w:val="16"/>
+          <w:rFonts w:ascii="Times New Roman" w:hAnsi="Times New Roman" w:eastAsia="宋体"/>
+          <w:b w:val="0"/>
+          <w:i w:val="0"/>
+          <w:color w:val="BBBBBB"/>
+          <w:sz w:val="14"/>
         </w:rPr>
-        <w:t>────────────────────────────────────────────────────────────</w:t>
+        <w:t>━━━━━━━━━━━━━━━━━━━━━━━━━━━━━━━━━━━━━━━━━━━━━━━━━━━━━━━</w:t>
       </w:r>
     </w:p>
     <w:p>
@@ -2633,7 +2980,9 @@
       </w:pPr>
       <w:r>
         <w:rPr>
-          <w:rFonts w:ascii="Droid Sans Fallback" w:hAnsi="Droid Sans Fallback" w:eastAsia="Droid Sans Fallback"/>
+          <w:rFonts w:ascii="Times New Roman" w:hAnsi="Times New Roman" w:eastAsia="宋体"/>
+          <w:b w:val="0"/>
+          <w:i w:val="0"/>
           <w:color w:val="34495E"/>
           <w:sz w:val="26"/>
         </w:rPr>
@@ -2641,14 +2990,18 @@
       </w:r>
     </w:p>
     <w:p>
+      <w:pPr>
+        <w:spacing w:after="40"/>
+      </w:pPr>
       <w:r>
         <w:rPr>
-          <w:rFonts w:ascii="Droid Sans Fallback" w:hAnsi="Droid Sans Fallback" w:eastAsia="Droid Sans Fallback"/>
+          <w:rFonts w:ascii="Times New Roman" w:hAnsi="Times New Roman" w:eastAsia="宋体"/>
           <w:b/>
-          <w:color w:val="DC2626"/>
+          <w:i w:val="0"/>
+          <w:color w:val="CC0000"/>
           <w:sz w:val="20"/>
         </w:rPr>
-        <w:t>[🔴 高危]</w:t>
+        <w:t>【高危】</w:t>
       </w:r>
     </w:p>
     <w:p>
@@ -2657,13 +3010,13 @@
       </w:pPr>
       <w:r>
         <w:rPr>
-          <w:rFonts w:ascii="Droid Sans Fallback" w:hAnsi="Droid Sans Fallback" w:eastAsia="Droid Sans Fallback"/>
+          <w:rFonts w:ascii="Times New Roman" w:hAnsi="Times New Roman" w:eastAsia="宋体"/>
           <w:b/>
           <w:i w:val="0"/>
           <w:color w:val="333333"/>
           <w:sz w:val="22"/>
         </w:rPr>
-        <w:t>【漏洞描述】</w:t>
+        <w:t>漏洞描述</w:t>
       </w:r>
     </w:p>
     <w:p>
@@ -2672,13 +3025,13 @@
       </w:pPr>
       <w:r>
         <w:rPr>
-          <w:rFonts w:ascii="Droid Sans Fallback" w:hAnsi="Droid Sans Fallback" w:eastAsia="Droid Sans Fallback"/>
+          <w:rFonts w:ascii="Times New Roman" w:hAnsi="Times New Roman" w:eastAsia="宋体"/>
           <w:b w:val="0"/>
           <w:i w:val="0"/>
           <w:color w:val="333333"/>
           <w:sz w:val="22"/>
         </w:rPr>
-        <w:t>Flask 的 session 使用客户端 Cookie 存储数据，通过 secret_key 进行签名防止篡改。原代码将 secret_key 硬编码为 "dev-key-2025"，这是一个极其简单的字符串，攻击者可以使用 Flask 的 session 解码工具反向伪造任意用户的 session Cookie。</w:t>
+        <w:t>Flask 的 session 使用客户端 Cookie 存储数据，通过 secret_key 进行签名防止篡改。原代码将 secret_key 硬编码为 "dev-key-2025"，攻击者可以使用 flask-unsign 等工具解码和伪造任意用户的 session Cookie，实现账号接管。</w:t>
       </w:r>
     </w:p>
     <w:p>
@@ -2687,13 +3040,13 @@
       </w:pPr>
       <w:r>
         <w:rPr>
-          <w:rFonts w:ascii="Droid Sans Fallback" w:hAnsi="Droid Sans Fallback" w:eastAsia="Droid Sans Fallback"/>
+          <w:rFonts w:ascii="Times New Roman" w:hAnsi="Times New Roman" w:eastAsia="宋体"/>
           <w:b/>
           <w:i w:val="0"/>
           <w:color w:val="333333"/>
           <w:sz w:val="22"/>
         </w:rPr>
-        <w:t>【攻击路径】</w:t>
+        <w:t>攻击路径</w:t>
       </w:r>
     </w:p>
     <w:p>
@@ -2704,10 +3057,13 @@
       </w:pPr>
       <w:r>
         <w:rPr>
-          <w:rFonts w:ascii="Droid Sans Fallback" w:hAnsi="Droid Sans Fallback" w:eastAsia="Droid Sans Fallback"/>
+          <w:rFonts w:ascii="Times New Roman" w:hAnsi="Times New Roman" w:eastAsia="宋体"/>
+          <w:b w:val="0"/>
+          <w:i w:val="0"/>
+          <w:color w:val="333333"/>
           <w:sz w:val="22"/>
         </w:rPr>
-        <w:t>攻击者获取 secret_key（源码公开、猜测或爆破）</w:t>
+        <w:t>攻击者获取 secret_key（源码公开、猜测或已知的弱密钥库匹配）</w:t>
       </w:r>
     </w:p>
     <w:p>
@@ -2718,10 +3074,13 @@
       </w:pPr>
       <w:r>
         <w:rPr>
-          <w:rFonts w:ascii="Droid Sans Fallback" w:hAnsi="Droid Sans Fallback" w:eastAsia="Droid Sans Fallback"/>
+          <w:rFonts w:ascii="Times New Roman" w:hAnsi="Times New Roman" w:eastAsia="宋体"/>
+          <w:b w:val="0"/>
+          <w:i w:val="0"/>
+          <w:color w:val="333333"/>
           <w:sz w:val="22"/>
         </w:rPr>
-        <w:t>使用 flask-unsign 等工具解码签名 Cookie</w:t>
+        <w:t>使用 flask-unsign 工具解码并伪造 session Cookie</w:t>
       </w:r>
     </w:p>
     <w:p>
@@ -2732,10 +3091,13 @@
       </w:pPr>
       <w:r>
         <w:rPr>
-          <w:rFonts w:ascii="Droid Sans Fallback" w:hAnsi="Droid Sans Fallback" w:eastAsia="Droid Sans Fallback"/>
+          <w:rFonts w:ascii="Times New Roman" w:hAnsi="Times New Roman" w:eastAsia="宋体"/>
+          <w:b w:val="0"/>
+          <w:i w:val="0"/>
+          <w:color w:val="333333"/>
           <w:sz w:val="22"/>
         </w:rPr>
-        <w:t>伪造任意用户的 session（如 admin）→ 完全接管账号</w:t>
+        <w:t>伪造 admin 等任意用户的身份 → 完全接管账号</w:t>
       </w:r>
     </w:p>
     <w:p>
@@ -2744,28 +3106,28 @@
       </w:pPr>
       <w:r>
         <w:rPr>
-          <w:rFonts w:ascii="Droid Sans Fallback" w:hAnsi="Droid Sans Fallback" w:eastAsia="Droid Sans Fallback"/>
+          <w:rFonts w:ascii="Times New Roman" w:hAnsi="Times New Roman" w:eastAsia="宋体"/>
           <w:b/>
           <w:i w:val="0"/>
           <w:color w:val="333333"/>
           <w:sz w:val="22"/>
         </w:rPr>
-        <w:t>【漏洞代码】</w:t>
+        <w:t>漏洞代码</w:t>
       </w:r>
     </w:p>
     <w:p>
       <w:pPr>
         <w:spacing w:before="120" w:after="120"/>
         <w:ind w:left="567"/>
-        <w:shd w:fill="F5F5F5" w:val="clear"/>
+        <w:shd w:fill="F0F0F0" w:val="clear"/>
       </w:pPr>
       <w:r>
         <w:rPr>
           <w:rFonts w:ascii="Courier New" w:hAnsi="Courier New"/>
           <w:color w:val="2D2D2D"/>
-          <w:sz w:val="18"/>
+          <w:sz w:val="17"/>
         </w:rPr>
-        <w:t># ❌ 漏洞版：硬编码弱密钥</w:t>
+        <w:t># 漏洞版：硬编码弱密钥</w:t>
         <w:br/>
         <w:t>app.secret_key = "dev-key-2025"</w:t>
       </w:r>
@@ -2776,13 +3138,13 @@
       </w:pPr>
       <w:r>
         <w:rPr>
-          <w:rFonts w:ascii="Droid Sans Fallback" w:hAnsi="Droid Sans Fallback" w:eastAsia="Droid Sans Fallback"/>
+          <w:rFonts w:ascii="Times New Roman" w:hAnsi="Times New Roman" w:eastAsia="宋体"/>
           <w:b/>
           <w:i w:val="0"/>
           <w:color w:val="333333"/>
           <w:sz w:val="22"/>
         </w:rPr>
-        <w:t>【修复措施】</w:t>
+        <w:t>修复措施</w:t>
       </w:r>
     </w:p>
     <w:p>
@@ -2791,13 +3153,13 @@
       </w:pPr>
       <w:r>
         <w:rPr>
-          <w:rFonts w:ascii="Droid Sans Fallback" w:hAnsi="Droid Sans Fallback" w:eastAsia="Droid Sans Fallback"/>
+          <w:rFonts w:ascii="Times New Roman" w:hAnsi="Times New Roman" w:eastAsia="宋体"/>
           <w:b w:val="0"/>
           <w:i w:val="0"/>
           <w:color w:val="333333"/>
           <w:sz w:val="22"/>
         </w:rPr>
-        <w:t>使用 Python secrets 模块的 token_hex(32) 生成 64 位随机十六进制字符串作为密钥，同时支持通过环境变量 SECRET_KEY 覆盖，便于生产环境部署。</w:t>
+        <w:t>使用 Python secrets 模块的 token_hex(32) 生成 64 位随机十六进制字符串作为密钥，同时支持通过环境变量 SECRET_KEY 覆盖。</w:t>
       </w:r>
     </w:p>
     <w:p>
@@ -2806,45 +3168,50 @@
       </w:pPr>
       <w:r>
         <w:rPr>
-          <w:rFonts w:ascii="Droid Sans Fallback" w:hAnsi="Droid Sans Fallback" w:eastAsia="Droid Sans Fallback"/>
+          <w:rFonts w:ascii="Times New Roman" w:hAnsi="Times New Roman" w:eastAsia="宋体"/>
           <w:b/>
           <w:i w:val="0"/>
           <w:color w:val="333333"/>
           <w:sz w:val="22"/>
         </w:rPr>
-        <w:t>【修复代码】</w:t>
+        <w:t>修复代码</w:t>
       </w:r>
     </w:p>
     <w:p>
       <w:pPr>
         <w:spacing w:before="120" w:after="120"/>
         <w:ind w:left="567"/>
-        <w:shd w:fill="F5F5F5" w:val="clear"/>
+        <w:shd w:fill="F0F0F0" w:val="clear"/>
       </w:pPr>
       <w:r>
         <w:rPr>
           <w:rFonts w:ascii="Courier New" w:hAnsi="Courier New"/>
           <w:color w:val="2D2D2D"/>
-          <w:sz w:val="18"/>
+          <w:sz w:val="17"/>
         </w:rPr>
-        <w:t># ✅ 安全版：随机生成密钥</w:t>
+        <w:t># 安全版：随机生成密钥</w:t>
         <w:br/>
         <w:t>import secrets</w:t>
         <w:br/>
-        <w:t>app.secret_key = os.environ.get('SECRET_KEY', secrets.token_hex(32))</w:t>
+        <w:t>import os</w:t>
+        <w:br/>
+        <w:t>app.secret_key = os.environ.get("SECRET_KEY", secrets.token_hex(32))</w:t>
       </w:r>
     </w:p>
     <w:p/>
     <w:p>
       <w:pPr>
-        <w:spacing w:before="120" w:after="120"/>
+        <w:spacing w:before="80" w:after="80"/>
       </w:pPr>
       <w:r>
         <w:rPr>
-          <w:color w:val="CCCCCC"/>
-          <w:sz w:val="16"/>
+          <w:rFonts w:ascii="Times New Roman" w:hAnsi="Times New Roman" w:eastAsia="宋体"/>
+          <w:b w:val="0"/>
+          <w:i w:val="0"/>
+          <w:color w:val="BBBBBB"/>
+          <w:sz w:val="14"/>
         </w:rPr>
-        <w:t>────────────────────────────────────────────────────────────</w:t>
+        <w:t>━━━━━━━━━━━━━━━━━━━━━━━━━━━━━━━━━━━━━━━━━━━━━━━━━━━━━━━</w:t>
       </w:r>
     </w:p>
     <w:p>
@@ -2853,7 +3220,9 @@
       </w:pPr>
       <w:r>
         <w:rPr>
-          <w:rFonts w:ascii="Droid Sans Fallback" w:hAnsi="Droid Sans Fallback" w:eastAsia="Droid Sans Fallback"/>
+          <w:rFonts w:ascii="Times New Roman" w:hAnsi="Times New Roman" w:eastAsia="宋体"/>
+          <w:b w:val="0"/>
+          <w:i w:val="0"/>
           <w:color w:val="34495E"/>
           <w:sz w:val="26"/>
         </w:rPr>
@@ -2861,14 +3230,18 @@
       </w:r>
     </w:p>
     <w:p>
+      <w:pPr>
+        <w:spacing w:after="40"/>
+      </w:pPr>
       <w:r>
         <w:rPr>
-          <w:rFonts w:ascii="Droid Sans Fallback" w:hAnsi="Droid Sans Fallback" w:eastAsia="Droid Sans Fallback"/>
+          <w:rFonts w:ascii="Times New Roman" w:hAnsi="Times New Roman" w:eastAsia="宋体"/>
           <w:b/>
-          <w:color w:val="DC2626"/>
+          <w:i w:val="0"/>
+          <w:color w:val="CC0000"/>
           <w:sz w:val="20"/>
         </w:rPr>
-        <w:t>[🔴 高危]</w:t>
+        <w:t>【高危】</w:t>
       </w:r>
     </w:p>
     <w:p>
@@ -2877,13 +3250,13 @@
       </w:pPr>
       <w:r>
         <w:rPr>
-          <w:rFonts w:ascii="Droid Sans Fallback" w:hAnsi="Droid Sans Fallback" w:eastAsia="Droid Sans Fallback"/>
+          <w:rFonts w:ascii="Times New Roman" w:hAnsi="Times New Roman" w:eastAsia="宋体"/>
           <w:b/>
           <w:i w:val="0"/>
           <w:color w:val="333333"/>
           <w:sz w:val="22"/>
         </w:rPr>
-        <w:t>【漏洞描述】</w:t>
+        <w:t>漏洞描述</w:t>
       </w:r>
     </w:p>
     <w:p>
@@ -2892,13 +3265,13 @@
       </w:pPr>
       <w:r>
         <w:rPr>
-          <w:rFonts w:ascii="Droid Sans Fallback" w:hAnsi="Droid Sans Fallback" w:eastAsia="Droid Sans Fallback"/>
+          <w:rFonts w:ascii="Times New Roman" w:hAnsi="Times New Roman" w:eastAsia="宋体"/>
           <w:b w:val="0"/>
           <w:i w:val="0"/>
           <w:color w:val="333333"/>
           <w:sz w:val="22"/>
         </w:rPr>
-        <w:t>登录接口没有任何频率限制，攻击者可以使用 Burp Suite Intruder、Hydra 等工具，在短时间内发送大量登录请求进行密码爆破。结合 VULN-009（用户名枚举），可先枚举有效用户名再定向爆破，成功率极高。</w:t>
+        <w:t>登录接口没有任何频率限制，攻击者可以使用 Burp Suite Intruder、Hydra 等工具，在短时间内以每秒数十次的速度发送大量登录请求进行密码爆破。结合用户名枚举漏洞（VULN-009），攻击者可先枚举有效用户名再定向爆破，成功率极高。</w:t>
       </w:r>
     </w:p>
     <w:p>
@@ -2907,13 +3280,13 @@
       </w:pPr>
       <w:r>
         <w:rPr>
-          <w:rFonts w:ascii="Droid Sans Fallback" w:hAnsi="Droid Sans Fallback" w:eastAsia="Droid Sans Fallback"/>
+          <w:rFonts w:ascii="Times New Roman" w:hAnsi="Times New Roman" w:eastAsia="宋体"/>
           <w:b/>
           <w:i w:val="0"/>
           <w:color w:val="333333"/>
           <w:sz w:val="22"/>
         </w:rPr>
-        <w:t>【攻击路径】</w:t>
+        <w:t>攻击路径</w:t>
       </w:r>
     </w:p>
     <w:p>
@@ -2924,10 +3297,13 @@
       </w:pPr>
       <w:r>
         <w:rPr>
-          <w:rFonts w:ascii="Droid Sans Fallback" w:hAnsi="Droid Sans Fallback" w:eastAsia="Droid Sans Fallback"/>
+          <w:rFonts w:ascii="Times New Roman" w:hAnsi="Times New Roman" w:eastAsia="宋体"/>
+          <w:b w:val="0"/>
+          <w:i w:val="0"/>
+          <w:color w:val="333333"/>
           <w:sz w:val="22"/>
         </w:rPr>
-        <w:t>攻击者使用 Burp Suite 抓取登录请求</w:t>
+        <w:t>攻击者使用 Burp Suite 抓取登录 POST 请求</w:t>
       </w:r>
     </w:p>
     <w:p>
@@ -2938,7 +3314,10 @@
       </w:pPr>
       <w:r>
         <w:rPr>
-          <w:rFonts w:ascii="Droid Sans Fallback" w:hAnsi="Droid Sans Fallback" w:eastAsia="Droid Sans Fallback"/>
+          <w:rFonts w:ascii="Times New Roman" w:hAnsi="Times New Roman" w:eastAsia="宋体"/>
+          <w:b w:val="0"/>
+          <w:i w:val="0"/>
+          <w:color w:val="333333"/>
           <w:sz w:val="22"/>
         </w:rPr>
         <w:t>设置 Payload 为常用密码字典（如 RockYou 包含 1400 万条密码）</w:t>
@@ -2952,10 +3331,13 @@
       </w:pPr>
       <w:r>
         <w:rPr>
-          <w:rFonts w:ascii="Droid Sans Fallback" w:hAnsi="Droid Sans Fallback" w:eastAsia="Droid Sans Fallback"/>
+          <w:rFonts w:ascii="Times New Roman" w:hAnsi="Times New Roman" w:eastAsia="宋体"/>
+          <w:b w:val="0"/>
+          <w:i w:val="0"/>
+          <w:color w:val="333333"/>
           <w:sz w:val="22"/>
         </w:rPr>
-        <w:t>以每秒数十次的速度发送登录请求 → 几分钟内可尝试数千个密码</w:t>
+        <w:t>自动化遍历 — 几分钟内可尝试数千个密码</w:t>
       </w:r>
     </w:p>
     <w:p>
@@ -2964,28 +3346,28 @@
       </w:pPr>
       <w:r>
         <w:rPr>
-          <w:rFonts w:ascii="Droid Sans Fallback" w:hAnsi="Droid Sans Fallback" w:eastAsia="Droid Sans Fallback"/>
+          <w:rFonts w:ascii="Times New Roman" w:hAnsi="Times New Roman" w:eastAsia="宋体"/>
           <w:b/>
           <w:i w:val="0"/>
           <w:color w:val="333333"/>
           <w:sz w:val="22"/>
         </w:rPr>
-        <w:t>【漏洞代码】</w:t>
+        <w:t>漏洞代码</w:t>
       </w:r>
     </w:p>
     <w:p>
       <w:pPr>
         <w:spacing w:before="120" w:after="120"/>
         <w:ind w:left="567"/>
-        <w:shd w:fill="F5F5F5" w:val="clear"/>
+        <w:shd w:fill="F0F0F0" w:val="clear"/>
       </w:pPr>
       <w:r>
         <w:rPr>
           <w:rFonts w:ascii="Courier New" w:hAnsi="Courier New"/>
           <w:color w:val="2D2D2D"/>
-          <w:sz w:val="18"/>
+          <w:sz w:val="17"/>
         </w:rPr>
-        <w:t># ❌ 漏洞版：无任何频率限制</w:t>
+        <w:t># 漏洞版：无任何频率限制</w:t>
         <w:br/>
         <w:t>@app.route("/login", methods=["GET", "POST"])</w:t>
         <w:br/>
@@ -3001,7 +3383,7 @@
         <w:br/>
         <w:t xml:space="preserve">        if username in USERS and USERS[username]["password"] == password:</w:t>
         <w:br/>
-        <w:t xml:space="preserve">            session["username"] = username  # 登录成功</w:t>
+        <w:t xml:space="preserve">            session["username"] = username</w:t>
       </w:r>
     </w:p>
     <w:p>
@@ -3010,13 +3392,13 @@
       </w:pPr>
       <w:r>
         <w:rPr>
-          <w:rFonts w:ascii="Droid Sans Fallback" w:hAnsi="Droid Sans Fallback" w:eastAsia="Droid Sans Fallback"/>
+          <w:rFonts w:ascii="Times New Roman" w:hAnsi="Times New Roman" w:eastAsia="宋体"/>
           <w:b/>
           <w:i w:val="0"/>
           <w:color w:val="333333"/>
           <w:sz w:val="22"/>
         </w:rPr>
-        <w:t>【修复措施】</w:t>
+        <w:t>修复措施</w:t>
       </w:r>
     </w:p>
     <w:p>
@@ -3025,13 +3407,13 @@
       </w:pPr>
       <w:r>
         <w:rPr>
-          <w:rFonts w:ascii="Droid Sans Fallback" w:hAnsi="Droid Sans Fallback" w:eastAsia="Droid Sans Fallback"/>
+          <w:rFonts w:ascii="Times New Roman" w:hAnsi="Times New Roman" w:eastAsia="宋体"/>
           <w:b w:val="0"/>
           <w:i w:val="0"/>
           <w:color w:val="333333"/>
           <w:sz w:val="22"/>
         </w:rPr>
-        <w:t>实现基于滑动窗口算法的 IP 级别速率限制器：每个 IP 地址每分钟最多允许 10 次登录尝试。同时实现基于账户的锁定机制：同一账户 5 次连续失败后锁定 15 分钟。双重限制有效防止自动化爆破攻击。</w:t>
+        <w:t>双重防护机制：① 基于滑动窗口算法的 IP 级别速率限制（每 IP 每分钟最多 10 次登录尝试）；② 基于账户的锁定机制（同一账户 5 次连续失败后锁定 15 分钟）。</w:t>
       </w:r>
     </w:p>
     <w:p>
@@ -3040,28 +3422,28 @@
       </w:pPr>
       <w:r>
         <w:rPr>
-          <w:rFonts w:ascii="Droid Sans Fallback" w:hAnsi="Droid Sans Fallback" w:eastAsia="Droid Sans Fallback"/>
+          <w:rFonts w:ascii="Times New Roman" w:hAnsi="Times New Roman" w:eastAsia="宋体"/>
           <w:b/>
           <w:i w:val="0"/>
           <w:color w:val="333333"/>
           <w:sz w:val="22"/>
         </w:rPr>
-        <w:t>【修复代码】</w:t>
+        <w:t>修复代码</w:t>
       </w:r>
     </w:p>
     <w:p>
       <w:pPr>
         <w:spacing w:before="120" w:after="120"/>
         <w:ind w:left="567"/>
-        <w:shd w:fill="F5F5F5" w:val="clear"/>
+        <w:shd w:fill="F0F0F0" w:val="clear"/>
       </w:pPr>
       <w:r>
         <w:rPr>
           <w:rFonts w:ascii="Courier New" w:hAnsi="Courier New"/>
           <w:color w:val="2D2D2D"/>
-          <w:sz w:val="18"/>
+          <w:sz w:val="17"/>
         </w:rPr>
-        <w:t># ✅ 安全版：滑动窗口速率限制</w:t>
+        <w:t># 安全版：滑动窗口速率限制 + 账户锁定</w:t>
         <w:br/>
         <w:t>class RateLimiter:</w:t>
         <w:br/>
@@ -3069,35 +3451,38 @@
         <w:br/>
         <w:t xml:space="preserve">        now = datetime.now()</w:t>
         <w:br/>
-        <w:t xml:space="preserve">        cutoff = now - timedelta(seconds=self.window_seconds)</w:t>
+        <w:t xml:space="preserve">        cutoff = now - timedelta(seconds=60)</w:t>
         <w:br/>
         <w:t xml:space="preserve">        self._requests[ip] = [t for t in self._requests[ip] if t &gt; cutoff]</w:t>
         <w:br/>
-        <w:t xml:space="preserve">        if len(self._requests[ip]) &gt;= self.max_requests:</w:t>
-        <w:br/>
-        <w:t xml:space="preserve">            return False</w:t>
-        <w:br/>
-        <w:t xml:space="preserve">        self._requests[ip].append(now)</w:t>
-        <w:br/>
-        <w:t xml:space="preserve">        return True</w:t>
+        <w:t xml:space="preserve">        return len(self._requests[ip]) &lt; self.max_requests</w:t>
         <w:br/>
         <w:br/>
-        <w:t>login_limiter = RateLimiter(max_requests=10, window_seconds=60)</w:t>
+        <w:t>class AccountLocker:</w:t>
         <w:br/>
-        <w:t>account_locker = AccountLocker(max_attempts=5, lockout_minutes=15)</w:t>
+        <w:t xml:space="preserve">    def record_failure(self, username):</w:t>
+        <w:br/>
+        <w:t xml:space="preserve">        self._attempts[username].append(now)</w:t>
+        <w:br/>
+        <w:t xml:space="preserve">        if len(self._attempts[username]) &gt;= 5:</w:t>
+        <w:br/>
+        <w:t xml:space="preserve">            self._locks[username] = now + timedelta(minutes=15)</w:t>
       </w:r>
     </w:p>
     <w:p/>
     <w:p>
       <w:pPr>
-        <w:spacing w:before="120" w:after="120"/>
+        <w:spacing w:before="80" w:after="80"/>
       </w:pPr>
       <w:r>
         <w:rPr>
-          <w:color w:val="CCCCCC"/>
-          <w:sz w:val="16"/>
+          <w:rFonts w:ascii="Times New Roman" w:hAnsi="Times New Roman" w:eastAsia="宋体"/>
+          <w:b w:val="0"/>
+          <w:i w:val="0"/>
+          <w:color w:val="BBBBBB"/>
+          <w:sz w:val="14"/>
         </w:rPr>
-        <w:t>────────────────────────────────────────────────────────────</w:t>
+        <w:t>━━━━━━━━━━━━━━━━━━━━━━━━━━━━━━━━━━━━━━━━━━━━━━━━━━━━━━━</w:t>
       </w:r>
     </w:p>
     <w:p>
@@ -3106,7 +3491,9 @@
       </w:pPr>
       <w:r>
         <w:rPr>
-          <w:rFonts w:ascii="Droid Sans Fallback" w:hAnsi="Droid Sans Fallback" w:eastAsia="Droid Sans Fallback"/>
+          <w:rFonts w:ascii="Times New Roman" w:hAnsi="Times New Roman" w:eastAsia="宋体"/>
+          <w:b w:val="0"/>
+          <w:i w:val="0"/>
           <w:color w:val="34495E"/>
           <w:sz w:val="26"/>
         </w:rPr>
@@ -3114,14 +3501,18 @@
       </w:r>
     </w:p>
     <w:p>
+      <w:pPr>
+        <w:spacing w:after="40"/>
+      </w:pPr>
       <w:r>
         <w:rPr>
-          <w:rFonts w:ascii="Droid Sans Fallback" w:hAnsi="Droid Sans Fallback" w:eastAsia="Droid Sans Fallback"/>
+          <w:rFonts w:ascii="Times New Roman" w:hAnsi="Times New Roman" w:eastAsia="宋体"/>
           <w:b/>
-          <w:color w:val="DC2626"/>
+          <w:i w:val="0"/>
+          <w:color w:val="CC0000"/>
           <w:sz w:val="20"/>
         </w:rPr>
-        <w:t>[🔴 高危]</w:t>
+        <w:t>【高危】</w:t>
       </w:r>
     </w:p>
     <w:p>
@@ -3130,13 +3521,13 @@
       </w:pPr>
       <w:r>
         <w:rPr>
-          <w:rFonts w:ascii="Droid Sans Fallback" w:hAnsi="Droid Sans Fallback" w:eastAsia="Droid Sans Fallback"/>
+          <w:rFonts w:ascii="Times New Roman" w:hAnsi="Times New Roman" w:eastAsia="宋体"/>
           <w:b/>
           <w:i w:val="0"/>
           <w:color w:val="333333"/>
           <w:sz w:val="22"/>
         </w:rPr>
-        <w:t>【漏洞描述】</w:t>
+        <w:t>漏洞描述</w:t>
       </w:r>
     </w:p>
     <w:p>
@@ -3145,13 +3536,13 @@
       </w:pPr>
       <w:r>
         <w:rPr>
-          <w:rFonts w:ascii="Droid Sans Fallback" w:hAnsi="Droid Sans Fallback" w:eastAsia="Droid Sans Fallback"/>
+          <w:rFonts w:ascii="Times New Roman" w:hAnsi="Times New Roman" w:eastAsia="宋体"/>
           <w:b w:val="0"/>
           <w:i w:val="0"/>
           <w:color w:val="333333"/>
           <w:sz w:val="22"/>
         </w:rPr>
-        <w:t>登录成功后，用户的完整信息（包含密码原文）被传递到模板引擎并渲染到 HTML 页面中。任何能够查看页面源码的人（F12 开发者工具、页面截图、分享屏幕等）都能直接看到密码。在受 XSS 攻击的情况下，密码可被直接窃取。</w:t>
+        <w:t>登录成功后，用户的完整信息（包含密码原文）被不加区分地传递给模板引擎渲染到 HTML 页面中。任何能够查看页面源码的人（F12 开发者工具、页面截图、共享屏幕等）都能直接看到密码。在存在 XSS 漏洞的情况下，密码可被脚本直接窃取。</w:t>
       </w:r>
     </w:p>
     <w:p>
@@ -3160,13 +3551,13 @@
       </w:pPr>
       <w:r>
         <w:rPr>
-          <w:rFonts w:ascii="Droid Sans Fallback" w:hAnsi="Droid Sans Fallback" w:eastAsia="Droid Sans Fallback"/>
+          <w:rFonts w:ascii="Times New Roman" w:hAnsi="Times New Roman" w:eastAsia="宋体"/>
           <w:b/>
           <w:i w:val="0"/>
           <w:color w:val="333333"/>
           <w:sz w:val="22"/>
         </w:rPr>
-        <w:t>【攻击路径】</w:t>
+        <w:t>攻击路径</w:t>
       </w:r>
     </w:p>
     <w:p>
@@ -3177,7 +3568,10 @@
       </w:pPr>
       <w:r>
         <w:rPr>
-          <w:rFonts w:ascii="Droid Sans Fallback" w:hAnsi="Droid Sans Fallback" w:eastAsia="Droid Sans Fallback"/>
+          <w:rFonts w:ascii="Times New Roman" w:hAnsi="Times New Roman" w:eastAsia="宋体"/>
+          <w:b w:val="0"/>
+          <w:i w:val="0"/>
+          <w:color w:val="333333"/>
           <w:sz w:val="22"/>
         </w:rPr>
         <w:t>用户登录后查看个人信息页面 → 密码明文显示在浏览器中</w:t>
@@ -3191,10 +3585,13 @@
       </w:pPr>
       <w:r>
         <w:rPr>
-          <w:rFonts w:ascii="Droid Sans Fallback" w:hAnsi="Droid Sans Fallback" w:eastAsia="Droid Sans Fallback"/>
+          <w:rFonts w:ascii="Times New Roman" w:hAnsi="Times New Roman" w:eastAsia="宋体"/>
+          <w:b w:val="0"/>
+          <w:i w:val="0"/>
+          <w:color w:val="333333"/>
           <w:sz w:val="22"/>
         </w:rPr>
-        <w:t>攻击者通过 XSS 窃取页面内容 → 获得密码</w:t>
+        <w:t>攻击者通过 XSS 窃取页面 DOM → 获得密码</w:t>
       </w:r>
     </w:p>
     <w:p>
@@ -3205,7 +3602,10 @@
       </w:pPr>
       <w:r>
         <w:rPr>
-          <w:rFonts w:ascii="Droid Sans Fallback" w:hAnsi="Droid Sans Fallback" w:eastAsia="Droid Sans Fallback"/>
+          <w:rFonts w:ascii="Times New Roman" w:hAnsi="Times New Roman" w:eastAsia="宋体"/>
+          <w:b w:val="0"/>
+          <w:i w:val="0"/>
+          <w:color w:val="333333"/>
           <w:sz w:val="22"/>
         </w:rPr>
         <w:t>公共电脑场景 → 后续用户查看页面源码即可看到前一位用户的密码</w:t>
@@ -3217,28 +3617,28 @@
       </w:pPr>
       <w:r>
         <w:rPr>
-          <w:rFonts w:ascii="Droid Sans Fallback" w:hAnsi="Droid Sans Fallback" w:eastAsia="Droid Sans Fallback"/>
+          <w:rFonts w:ascii="Times New Roman" w:hAnsi="Times New Roman" w:eastAsia="宋体"/>
           <w:b/>
           <w:i w:val="0"/>
           <w:color w:val="333333"/>
           <w:sz w:val="22"/>
         </w:rPr>
-        <w:t>【漏洞代码】</w:t>
+        <w:t>漏洞代码</w:t>
       </w:r>
     </w:p>
     <w:p>
       <w:pPr>
         <w:spacing w:before="120" w:after="120"/>
         <w:ind w:left="567"/>
-        <w:shd w:fill="F5F5F5" w:val="clear"/>
+        <w:shd w:fill="F0F0F0" w:val="clear"/>
       </w:pPr>
       <w:r>
         <w:rPr>
           <w:rFonts w:ascii="Courier New" w:hAnsi="Courier New"/>
           <w:color w:val="2D2D2D"/>
-          <w:sz w:val="18"/>
+          <w:sz w:val="17"/>
         </w:rPr>
-        <w:t># ❌ 漏洞版：完整用户信息（含密码）传入模板</w:t>
+        <w:t># 漏洞版：完整用户信息（含密码）传入模板</w:t>
         <w:br/>
         <w:t>user_info = USERS[username]  # 包含 password 字段！</w:t>
         <w:br/>
@@ -3251,13 +3651,13 @@
       </w:pPr>
       <w:r>
         <w:rPr>
-          <w:rFonts w:ascii="Droid Sans Fallback" w:hAnsi="Droid Sans Fallback" w:eastAsia="Droid Sans Fallback"/>
+          <w:rFonts w:ascii="Times New Roman" w:hAnsi="Times New Roman" w:eastAsia="宋体"/>
           <w:b/>
           <w:i w:val="0"/>
           <w:color w:val="333333"/>
           <w:sz w:val="22"/>
         </w:rPr>
-        <w:t>【修复措施】</w:t>
+        <w:t>修复措施</w:t>
       </w:r>
     </w:p>
     <w:p>
@@ -3266,7 +3666,7 @@
       </w:pPr>
       <w:r>
         <w:rPr>
-          <w:rFonts w:ascii="Droid Sans Fallback" w:hAnsi="Droid Sans Fallback" w:eastAsia="Droid Sans Fallback"/>
+          <w:rFonts w:ascii="Times New Roman" w:hAnsi="Times New Roman" w:eastAsia="宋体"/>
           <w:b w:val="0"/>
           <w:i w:val="0"/>
           <w:color w:val="333333"/>
@@ -3281,28 +3681,28 @@
       </w:pPr>
       <w:r>
         <w:rPr>
-          <w:rFonts w:ascii="Droid Sans Fallback" w:hAnsi="Droid Sans Fallback" w:eastAsia="Droid Sans Fallback"/>
+          <w:rFonts w:ascii="Times New Roman" w:hAnsi="Times New Roman" w:eastAsia="宋体"/>
           <w:b/>
           <w:i w:val="0"/>
           <w:color w:val="333333"/>
           <w:sz w:val="22"/>
         </w:rPr>
-        <w:t>【修复代码】</w:t>
+        <w:t>修复代码</w:t>
       </w:r>
     </w:p>
     <w:p>
       <w:pPr>
         <w:spacing w:before="120" w:after="120"/>
         <w:ind w:left="567"/>
-        <w:shd w:fill="F5F5F5" w:val="clear"/>
+        <w:shd w:fill="F0F0F0" w:val="clear"/>
       </w:pPr>
       <w:r>
         <w:rPr>
           <w:rFonts w:ascii="Courier New" w:hAnsi="Courier New"/>
           <w:color w:val="2D2D2D"/>
-          <w:sz w:val="18"/>
+          <w:sz w:val="17"/>
         </w:rPr>
-        <w:t># ✅ 安全版：渲染前移除密码</w:t>
+        <w:t># 安全版：渲染前移除密码字段</w:t>
         <w:br/>
         <w:t>user_info = USERS[username].copy()</w:t>
         <w:br/>
@@ -3314,14 +3714,17 @@
     <w:p/>
     <w:p>
       <w:pPr>
-        <w:spacing w:before="120" w:after="120"/>
+        <w:spacing w:before="80" w:after="80"/>
       </w:pPr>
       <w:r>
         <w:rPr>
-          <w:color w:val="CCCCCC"/>
-          <w:sz w:val="16"/>
+          <w:rFonts w:ascii="Times New Roman" w:hAnsi="Times New Roman" w:eastAsia="宋体"/>
+          <w:b w:val="0"/>
+          <w:i w:val="0"/>
+          <w:color w:val="BBBBBB"/>
+          <w:sz w:val="14"/>
         </w:rPr>
-        <w:t>────────────────────────────────────────────────────────────</w:t>
+        <w:t>━━━━━━━━━━━━━━━━━━━━━━━━━━━━━━━━━━━━━━━━━━━━━━━━━━━━━━━</w:t>
       </w:r>
     </w:p>
     <w:p>
@@ -3330,22 +3733,28 @@
       </w:pPr>
       <w:r>
         <w:rPr>
-          <w:rFonts w:ascii="Droid Sans Fallback" w:hAnsi="Droid Sans Fallback" w:eastAsia="Droid Sans Fallback"/>
+          <w:rFonts w:ascii="Times New Roman" w:hAnsi="Times New Roman" w:eastAsia="宋体"/>
+          <w:b w:val="0"/>
+          <w:i w:val="0"/>
           <w:color w:val="34495E"/>
           <w:sz w:val="26"/>
         </w:rPr>
-        <w:t>VULN-005  HTML 注释泄露管理员凭证</w:t>
+        <w:t>VULN-005  HTML注释泄露管理员凭证</w:t>
       </w:r>
     </w:p>
     <w:p>
+      <w:pPr>
+        <w:spacing w:after="40"/>
+      </w:pPr>
       <w:r>
         <w:rPr>
-          <w:rFonts w:ascii="Droid Sans Fallback" w:hAnsi="Droid Sans Fallback" w:eastAsia="Droid Sans Fallback"/>
+          <w:rFonts w:ascii="Times New Roman" w:hAnsi="Times New Roman" w:eastAsia="宋体"/>
           <w:b/>
-          <w:color w:val="DC2626"/>
+          <w:i w:val="0"/>
+          <w:color w:val="CC0000"/>
           <w:sz w:val="20"/>
         </w:rPr>
-        <w:t>[🔴 高危]</w:t>
+        <w:t>【高危】</w:t>
       </w:r>
     </w:p>
     <w:p>
@@ -3354,13 +3763,13 @@
       </w:pPr>
       <w:r>
         <w:rPr>
-          <w:rFonts w:ascii="Droid Sans Fallback" w:hAnsi="Droid Sans Fallback" w:eastAsia="Droid Sans Fallback"/>
+          <w:rFonts w:ascii="Times New Roman" w:hAnsi="Times New Roman" w:eastAsia="宋体"/>
           <w:b/>
           <w:i w:val="0"/>
           <w:color w:val="333333"/>
           <w:sz w:val="22"/>
         </w:rPr>
-        <w:t>【漏洞描述】</w:t>
+        <w:t>漏洞描述</w:t>
       </w:r>
     </w:p>
     <w:p>
@@ -3369,13 +3778,13 @@
       </w:pPr>
       <w:r>
         <w:rPr>
-          <w:rFonts w:ascii="Droid Sans Fallback" w:hAnsi="Droid Sans Fallback" w:eastAsia="Droid Sans Fallback"/>
+          <w:rFonts w:ascii="Times New Roman" w:hAnsi="Times New Roman" w:eastAsia="宋体"/>
           <w:b w:val="0"/>
           <w:i w:val="0"/>
           <w:color w:val="333333"/>
           <w:sz w:val="22"/>
         </w:rPr>
-        <w:t>login.html 页面的第一行就是一个 HTML 注释，里面赫然写着管理员账号和密码："调试信息 - 默认管理员账号 用户名: admin 密码: admin123"。任何访问登录页面的人，查看网页源码即可获得管理员权限。</w:t>
+        <w:t>login.html 页面的第一行为一个 HTML 注释，其中直接写明了管理员账号和密码："调试信息 - 默认管理员账号 用户名: admin 密码: admin123"。任何访问登录页面的人，仅需查看网页源码即可获得管理员权限。</w:t>
       </w:r>
     </w:p>
     <w:p>
@@ -3384,13 +3793,13 @@
       </w:pPr>
       <w:r>
         <w:rPr>
-          <w:rFonts w:ascii="Droid Sans Fallback" w:hAnsi="Droid Sans Fallback" w:eastAsia="Droid Sans Fallback"/>
+          <w:rFonts w:ascii="Times New Roman" w:hAnsi="Times New Roman" w:eastAsia="宋体"/>
           <w:b/>
           <w:i w:val="0"/>
           <w:color w:val="333333"/>
           <w:sz w:val="22"/>
         </w:rPr>
-        <w:t>【攻击路径】</w:t>
+        <w:t>攻击路径</w:t>
       </w:r>
     </w:p>
     <w:p>
@@ -3401,10 +3810,13 @@
       </w:pPr>
       <w:r>
         <w:rPr>
-          <w:rFonts w:ascii="Droid Sans Fallback" w:hAnsi="Droid Sans Fallback" w:eastAsia="Droid Sans Fallback"/>
+          <w:rFonts w:ascii="Times New Roman" w:hAnsi="Times New Roman" w:eastAsia="宋体"/>
+          <w:b w:val="0"/>
+          <w:i w:val="0"/>
+          <w:color w:val="333333"/>
           <w:sz w:val="22"/>
         </w:rPr>
-        <w:t>访问登录页</w:t>
+        <w:t>访问登录页面</w:t>
       </w:r>
     </w:p>
     <w:p>
@@ -3415,7 +3827,10 @@
       </w:pPr>
       <w:r>
         <w:rPr>
-          <w:rFonts w:ascii="Droid Sans Fallback" w:hAnsi="Droid Sans Fallback" w:eastAsia="Droid Sans Fallback"/>
+          <w:rFonts w:ascii="Times New Roman" w:hAnsi="Times New Roman" w:eastAsia="宋体"/>
+          <w:b w:val="0"/>
+          <w:i w:val="0"/>
+          <w:color w:val="333333"/>
           <w:sz w:val="22"/>
         </w:rPr>
         <w:t>右键 → 查看网页源代码</w:t>
@@ -3429,7 +3844,10 @@
       </w:pPr>
       <w:r>
         <w:rPr>
-          <w:rFonts w:ascii="Droid Sans Fallback" w:hAnsi="Droid Sans Fallback" w:eastAsia="Droid Sans Fallback"/>
+          <w:rFonts w:ascii="Times New Roman" w:hAnsi="Times New Roman" w:eastAsia="宋体"/>
+          <w:b w:val="0"/>
+          <w:i w:val="0"/>
+          <w:color w:val="333333"/>
           <w:sz w:val="22"/>
         </w:rPr>
         <w:t>直接看到 admin / admin123 → 以管理员身份登录</w:t>
@@ -3441,30 +3859,32 @@
       </w:pPr>
       <w:r>
         <w:rPr>
-          <w:rFonts w:ascii="Droid Sans Fallback" w:hAnsi="Droid Sans Fallback" w:eastAsia="Droid Sans Fallback"/>
+          <w:rFonts w:ascii="Times New Roman" w:hAnsi="Times New Roman" w:eastAsia="宋体"/>
           <w:b/>
           <w:i w:val="0"/>
           <w:color w:val="333333"/>
           <w:sz w:val="22"/>
         </w:rPr>
-        <w:t>【漏洞代码】</w:t>
+        <w:t>漏洞代码</w:t>
       </w:r>
     </w:p>
     <w:p>
       <w:pPr>
         <w:spacing w:before="120" w:after="120"/>
         <w:ind w:left="567"/>
-        <w:shd w:fill="F5F5F5" w:val="clear"/>
+        <w:shd w:fill="F0F0F0" w:val="clear"/>
       </w:pPr>
       <w:r>
         <w:rPr>
           <w:rFonts w:ascii="Courier New" w:hAnsi="Courier New"/>
           <w:color w:val="2D2D2D"/>
-          <w:sz w:val="18"/>
+          <w:sz w:val="17"/>
         </w:rPr>
-        <w:t>&lt;!-- ❌ 漏洞版：调试信息泄露凭证 --&gt;</w:t>
+        <w:t>&lt;!--</w:t>
         <w:br/>
-        <w:t>&lt;!-- 调试信息 - 默认管理员账号 用户名: admin 密码: admin123 --&gt;</w:t>
+        <w:t>调试信息 - 默认管理员账号 用户名: admin 密码: admin123</w:t>
+        <w:br/>
+        <w:t>--&gt;</w:t>
       </w:r>
     </w:p>
     <w:p>
@@ -3473,13 +3893,13 @@
       </w:pPr>
       <w:r>
         <w:rPr>
-          <w:rFonts w:ascii="Droid Sans Fallback" w:hAnsi="Droid Sans Fallback" w:eastAsia="Droid Sans Fallback"/>
+          <w:rFonts w:ascii="Times New Roman" w:hAnsi="Times New Roman" w:eastAsia="宋体"/>
           <w:b/>
           <w:i w:val="0"/>
           <w:color w:val="333333"/>
           <w:sz w:val="22"/>
         </w:rPr>
-        <w:t>【修复措施】</w:t>
+        <w:t>修复措施</w:t>
       </w:r>
     </w:p>
     <w:p>
@@ -3488,13 +3908,13 @@
       </w:pPr>
       <w:r>
         <w:rPr>
-          <w:rFonts w:ascii="Droid Sans Fallback" w:hAnsi="Droid Sans Fallback" w:eastAsia="Droid Sans Fallback"/>
+          <w:rFonts w:ascii="Times New Roman" w:hAnsi="Times New Roman" w:eastAsia="宋体"/>
           <w:b w:val="0"/>
           <w:i w:val="0"/>
           <w:color w:val="333333"/>
           <w:sz w:val="22"/>
         </w:rPr>
-        <w:t>彻底删除所有包含敏感信息的 HTML 注释，仅保留必要的结构注释。</w:t>
+        <w:t>彻底删除所有包含敏感信息的 HTML 注释。</w:t>
       </w:r>
     </w:p>
     <w:p>
@@ -3503,32 +3923,32 @@
       </w:pPr>
       <w:r>
         <w:rPr>
-          <w:rFonts w:ascii="Droid Sans Fallback" w:hAnsi="Droid Sans Fallback" w:eastAsia="Droid Sans Fallback"/>
+          <w:rFonts w:ascii="Times New Roman" w:hAnsi="Times New Roman" w:eastAsia="宋体"/>
           <w:b/>
           <w:i w:val="0"/>
           <w:color w:val="333333"/>
           <w:sz w:val="22"/>
         </w:rPr>
-        <w:t>【修复代码】</w:t>
+        <w:t>修复代码</w:t>
       </w:r>
     </w:p>
     <w:p>
       <w:pPr>
         <w:spacing w:before="120" w:after="120"/>
         <w:ind w:left="567"/>
-        <w:shd w:fill="F5F5F5" w:val="clear"/>
+        <w:shd w:fill="F0F0F0" w:val="clear"/>
       </w:pPr>
       <w:r>
         <w:rPr>
           <w:rFonts w:ascii="Courier New" w:hAnsi="Courier New"/>
           <w:color w:val="2D2D2D"/>
-          <w:sz w:val="18"/>
+          <w:sz w:val="17"/>
         </w:rPr>
         <w:t>&lt;!-- login.html 已删除所有敏感注释 --&gt;</w:t>
         <w:br/>
         <w:t>{% extends "base.html" %}</w:t>
         <w:br/>
-        <w:t>{% block content %}</w:t>
+        <w:t>{% block content %} ... {% endblock %}</w:t>
       </w:r>
     </w:p>
     <w:p>
@@ -3542,7 +3962,9 @@
       </w:pPr>
       <w:r>
         <w:rPr>
-          <w:rFonts w:ascii="Droid Sans Fallback" w:hAnsi="Droid Sans Fallback" w:eastAsia="Droid Sans Fallback"/>
+          <w:rFonts w:ascii="Times New Roman" w:hAnsi="Times New Roman" w:eastAsia="宋体"/>
+          <w:b w:val="0"/>
+          <w:i w:val="0"/>
           <w:color w:val="2C3E50"/>
           <w:sz w:val="32"/>
         </w:rPr>
@@ -3555,22 +3977,28 @@
       </w:pPr>
       <w:r>
         <w:rPr>
-          <w:rFonts w:ascii="Droid Sans Fallback" w:hAnsi="Droid Sans Fallback" w:eastAsia="Droid Sans Fallback"/>
+          <w:rFonts w:ascii="Times New Roman" w:hAnsi="Times New Roman" w:eastAsia="宋体"/>
+          <w:b w:val="0"/>
+          <w:i w:val="0"/>
           <w:color w:val="34495E"/>
           <w:sz w:val="26"/>
         </w:rPr>
-        <w:t>VULN-006  调试模式暴露（RCE 风险）</w:t>
+        <w:t>VULN-006  调试模式暴露（RCE风险）</w:t>
       </w:r>
     </w:p>
     <w:p>
+      <w:pPr>
+        <w:spacing w:after="40"/>
+      </w:pPr>
       <w:r>
         <w:rPr>
-          <w:rFonts w:ascii="Droid Sans Fallback" w:hAnsi="Droid Sans Fallback" w:eastAsia="Droid Sans Fallback"/>
+          <w:rFonts w:ascii="Times New Roman" w:hAnsi="Times New Roman" w:eastAsia="宋体"/>
           <w:b/>
+          <w:i w:val="0"/>
           <w:color w:val="E67E22"/>
           <w:sz w:val="20"/>
         </w:rPr>
-        <w:t>[🟠 中危]</w:t>
+        <w:t>【中危】</w:t>
       </w:r>
     </w:p>
     <w:p>
@@ -3579,13 +4007,13 @@
       </w:pPr>
       <w:r>
         <w:rPr>
-          <w:rFonts w:ascii="Droid Sans Fallback" w:hAnsi="Droid Sans Fallback" w:eastAsia="Droid Sans Fallback"/>
+          <w:rFonts w:ascii="Times New Roman" w:hAnsi="Times New Roman" w:eastAsia="宋体"/>
           <w:b/>
           <w:i w:val="0"/>
           <w:color w:val="333333"/>
           <w:sz w:val="22"/>
         </w:rPr>
-        <w:t>【漏洞描述】</w:t>
+        <w:t>漏洞描述</w:t>
       </w:r>
     </w:p>
     <w:p>
@@ -3594,13 +4022,13 @@
       </w:pPr>
       <w:r>
         <w:rPr>
-          <w:rFonts w:ascii="Droid Sans Fallback" w:hAnsi="Droid Sans Fallback" w:eastAsia="Droid Sans Fallback"/>
+          <w:rFonts w:ascii="Times New Roman" w:hAnsi="Times New Roman" w:eastAsia="宋体"/>
           <w:b w:val="0"/>
           <w:i w:val="0"/>
           <w:color w:val="333333"/>
           <w:sz w:val="22"/>
         </w:rPr>
-        <w:t>Flask 的 debug=True 模式会启动 Werkzeug 调试器，该调试器提供一个基于浏览器的交互式 Python Shell（/console 路径）。如果攻击者能获取或破解调试器 PIN 码，即可在服务器上执行任意 Python 代码，实现远程代码执行（RCE）。</w:t>
+        <w:t>Flask 的 debug=True 模式会启动 Werkzeug 调试器，提供基于浏览器的交互式 Python Shell（/console 路径）。若攻击者通过暴力破解或信息泄露获取调试器 PIN 码，即可在服务器上执行任意 Python 代码，实现远程代码执行（RCE）。</w:t>
       </w:r>
     </w:p>
     <w:p>
@@ -3609,28 +4037,28 @@
       </w:pPr>
       <w:r>
         <w:rPr>
-          <w:rFonts w:ascii="Droid Sans Fallback" w:hAnsi="Droid Sans Fallback" w:eastAsia="Droid Sans Fallback"/>
+          <w:rFonts w:ascii="Times New Roman" w:hAnsi="Times New Roman" w:eastAsia="宋体"/>
           <w:b/>
           <w:i w:val="0"/>
           <w:color w:val="333333"/>
           <w:sz w:val="22"/>
         </w:rPr>
-        <w:t>【漏洞代码】</w:t>
+        <w:t>漏洞代码</w:t>
       </w:r>
     </w:p>
     <w:p>
       <w:pPr>
         <w:spacing w:before="120" w:after="120"/>
         <w:ind w:left="567"/>
-        <w:shd w:fill="F5F5F5" w:val="clear"/>
+        <w:shd w:fill="F0F0F0" w:val="clear"/>
       </w:pPr>
       <w:r>
         <w:rPr>
           <w:rFonts w:ascii="Courier New" w:hAnsi="Courier New"/>
           <w:color w:val="2D2D2D"/>
-          <w:sz w:val="18"/>
+          <w:sz w:val="17"/>
         </w:rPr>
-        <w:t># ❌ 漏洞版：始终开启调试模式</w:t>
+        <w:t># 漏洞版：始终开启调试模式</w:t>
         <w:br/>
         <w:t>app.run(debug=True, host="0.0.0.0", port=5000)</w:t>
       </w:r>
@@ -3641,13 +4069,13 @@
       </w:pPr>
       <w:r>
         <w:rPr>
-          <w:rFonts w:ascii="Droid Sans Fallback" w:hAnsi="Droid Sans Fallback" w:eastAsia="Droid Sans Fallback"/>
+          <w:rFonts w:ascii="Times New Roman" w:hAnsi="Times New Roman" w:eastAsia="宋体"/>
           <w:b/>
           <w:i w:val="0"/>
           <w:color w:val="333333"/>
           <w:sz w:val="22"/>
         </w:rPr>
-        <w:t>【修复措施】</w:t>
+        <w:t>修复措施</w:t>
       </w:r>
     </w:p>
     <w:p>
@@ -3656,7 +4084,7 @@
       </w:pPr>
       <w:r>
         <w:rPr>
-          <w:rFonts w:ascii="Droid Sans Fallback" w:hAnsi="Droid Sans Fallback" w:eastAsia="Droid Sans Fallback"/>
+          <w:rFonts w:ascii="Times New Roman" w:hAnsi="Times New Roman" w:eastAsia="宋体"/>
           <w:b w:val="0"/>
           <w:i w:val="0"/>
           <w:color w:val="333333"/>
@@ -3671,30 +4099,30 @@
       </w:pPr>
       <w:r>
         <w:rPr>
-          <w:rFonts w:ascii="Droid Sans Fallback" w:hAnsi="Droid Sans Fallback" w:eastAsia="Droid Sans Fallback"/>
+          <w:rFonts w:ascii="Times New Roman" w:hAnsi="Times New Roman" w:eastAsia="宋体"/>
           <w:b/>
           <w:i w:val="0"/>
           <w:color w:val="333333"/>
           <w:sz w:val="22"/>
         </w:rPr>
-        <w:t>【修复代码】</w:t>
+        <w:t>修复代码</w:t>
       </w:r>
     </w:p>
     <w:p>
       <w:pPr>
         <w:spacing w:before="120" w:after="120"/>
         <w:ind w:left="567"/>
-        <w:shd w:fill="F5F5F5" w:val="clear"/>
+        <w:shd w:fill="F0F0F0" w:val="clear"/>
       </w:pPr>
       <w:r>
         <w:rPr>
           <w:rFonts w:ascii="Courier New" w:hAnsi="Courier New"/>
           <w:color w:val="2D2D2D"/>
-          <w:sz w:val="18"/>
+          <w:sz w:val="17"/>
         </w:rPr>
-        <w:t># ✅ 安全版：环境变量控制调试模式</w:t>
+        <w:t># 安全版：环境变量控制</w:t>
         <w:br/>
-        <w:t>DEBUG = os.environ.get('FLASK_DEBUG', '0') == '1'</w:t>
+        <w:t>DEBUG = os.environ.get("FLASK_DEBUG", "0") == "1"</w:t>
         <w:br/>
         <w:t>app.run(debug=DEBUG, host="0.0.0.0", port=5000)</w:t>
       </w:r>
@@ -3702,14 +4130,17 @@
     <w:p/>
     <w:p>
       <w:pPr>
-        <w:spacing w:before="120" w:after="120"/>
+        <w:spacing w:before="80" w:after="80"/>
       </w:pPr>
       <w:r>
         <w:rPr>
-          <w:color w:val="CCCCCC"/>
-          <w:sz w:val="16"/>
+          <w:rFonts w:ascii="Times New Roman" w:hAnsi="Times New Roman" w:eastAsia="宋体"/>
+          <w:b w:val="0"/>
+          <w:i w:val="0"/>
+          <w:color w:val="BBBBBB"/>
+          <w:sz w:val="14"/>
         </w:rPr>
-        <w:t>────────────────────────────────────────────────────────────</w:t>
+        <w:t>━━━━━━━━━━━━━━━━━━━━━━━━━━━━━━━━━━━━━━━━━━━━━━━━━━━━━━━</w:t>
       </w:r>
     </w:p>
     <w:p>
@@ -3718,7 +4149,9 @@
       </w:pPr>
       <w:r>
         <w:rPr>
-          <w:rFonts w:ascii="Droid Sans Fallback" w:hAnsi="Droid Sans Fallback" w:eastAsia="Droid Sans Fallback"/>
+          <w:rFonts w:ascii="Times New Roman" w:hAnsi="Times New Roman" w:eastAsia="宋体"/>
+          <w:b w:val="0"/>
+          <w:i w:val="0"/>
           <w:color w:val="34495E"/>
           <w:sz w:val="26"/>
         </w:rPr>
@@ -3726,14 +4159,18 @@
       </w:r>
     </w:p>
     <w:p>
+      <w:pPr>
+        <w:spacing w:after="40"/>
+      </w:pPr>
       <w:r>
         <w:rPr>
-          <w:rFonts w:ascii="Droid Sans Fallback" w:hAnsi="Droid Sans Fallback" w:eastAsia="Droid Sans Fallback"/>
+          <w:rFonts w:ascii="Times New Roman" w:hAnsi="Times New Roman" w:eastAsia="宋体"/>
           <w:b/>
+          <w:i w:val="0"/>
           <w:color w:val="E67E22"/>
           <w:sz w:val="20"/>
         </w:rPr>
-        <w:t>[🟠 中危]</w:t>
+        <w:t>【中危】</w:t>
       </w:r>
     </w:p>
     <w:p>
@@ -3742,13 +4179,13 @@
       </w:pPr>
       <w:r>
         <w:rPr>
-          <w:rFonts w:ascii="Droid Sans Fallback" w:hAnsi="Droid Sans Fallback" w:eastAsia="Droid Sans Fallback"/>
+          <w:rFonts w:ascii="Times New Roman" w:hAnsi="Times New Roman" w:eastAsia="宋体"/>
           <w:b/>
           <w:i w:val="0"/>
           <w:color w:val="333333"/>
           <w:sz w:val="22"/>
         </w:rPr>
-        <w:t>【漏洞描述】</w:t>
+        <w:t>漏洞描述</w:t>
       </w:r>
     </w:p>
     <w:p>
@@ -3757,13 +4194,13 @@
       </w:pPr>
       <w:r>
         <w:rPr>
-          <w:rFonts w:ascii="Droid Sans Fallback" w:hAnsi="Droid Sans Fallback" w:eastAsia="Droid Sans Fallback"/>
+          <w:rFonts w:ascii="Times New Roman" w:hAnsi="Times New Roman" w:eastAsia="宋体"/>
           <w:b w:val="0"/>
           <w:i w:val="0"/>
           <w:color w:val="333333"/>
           <w:sz w:val="22"/>
         </w:rPr>
-        <w:t>虽然 VULN-003 描述了无速率限制的问题，但即使实施了 IP 级别的限制，攻击者仍可通过分布式爆破（使用大量代理 IP）绕过。账户锁定机制是在账户维度的第二道防线：当同一账户的连续失败次数达到阈值时，临时锁定该账户，从根本上阻断了定向爆破。</w:t>
+        <w:t>即使实施了 IP 级别的速率限制，攻击者仍可通过分布式爆破（大量代理 IP）绕过。账户锁定机制是第二道防线：当同一账户的连续失败次数达到阈值时，临时锁定该账户。</w:t>
       </w:r>
     </w:p>
     <w:p>
@@ -3772,58 +4209,28 @@
       </w:pPr>
       <w:r>
         <w:rPr>
-          <w:rFonts w:ascii="Droid Sans Fallback" w:hAnsi="Droid Sans Fallback" w:eastAsia="Droid Sans Fallback"/>
+          <w:rFonts w:ascii="Times New Roman" w:hAnsi="Times New Roman" w:eastAsia="宋体"/>
           <w:b/>
           <w:i w:val="0"/>
           <w:color w:val="333333"/>
           <w:sz w:val="22"/>
         </w:rPr>
-        <w:t>【修复措施】</w:t>
+        <w:t>修复代码</w:t>
       </w:r>
     </w:p>
     <w:p>
       <w:pPr>
-        <w:spacing w:after="120" w:line="400" w:lineRule="exact"/>
-      </w:pPr>
-      <w:r>
-        <w:rPr>
-          <w:rFonts w:ascii="Droid Sans Fallback" w:hAnsi="Droid Sans Fallback" w:eastAsia="Droid Sans Fallback"/>
-          <w:b w:val="0"/>
-          <w:i w:val="0"/>
-          <w:color w:val="333333"/>
-          <w:sz w:val="22"/>
-        </w:rPr>
-        <w:t>实现 AccountLocker 类：单个账户 5 次连续登录失败后锁定 15 分钟。</w:t>
-      </w:r>
-    </w:p>
-    <w:p>
-      <w:pPr>
-        <w:spacing w:after="120" w:line="400" w:lineRule="exact"/>
-      </w:pPr>
-      <w:r>
-        <w:rPr>
-          <w:rFonts w:ascii="Droid Sans Fallback" w:hAnsi="Droid Sans Fallback" w:eastAsia="Droid Sans Fallback"/>
-          <w:b/>
-          <w:i w:val="0"/>
-          <w:color w:val="333333"/>
-          <w:sz w:val="22"/>
-        </w:rPr>
-        <w:t>【修复代码】</w:t>
-      </w:r>
-    </w:p>
-    <w:p>
-      <w:pPr>
         <w:spacing w:before="120" w:after="120"/>
         <w:ind w:left="567"/>
-        <w:shd w:fill="F5F5F5" w:val="clear"/>
+        <w:shd w:fill="F0F0F0" w:val="clear"/>
       </w:pPr>
       <w:r>
         <w:rPr>
           <w:rFonts w:ascii="Courier New" w:hAnsi="Courier New"/>
           <w:color w:val="2D2D2D"/>
-          <w:sz w:val="18"/>
+          <w:sz w:val="17"/>
         </w:rPr>
-        <w:t># ✅ 安全版：账户级别锁定</w:t>
+        <w:t># 安全版：账户级别锁定</w:t>
         <w:br/>
         <w:t>class AccountLocker:</w:t>
         <w:br/>
@@ -3831,18 +4238,14 @@
         <w:br/>
         <w:t xml:space="preserve">        self._attempts[username].append(now)</w:t>
         <w:br/>
-        <w:t xml:space="preserve">        if len(self._attempts[username]) &gt;= self.max_attempts:</w:t>
+        <w:t xml:space="preserve">        if len(self._attempts[username]) &gt;= 5:</w:t>
         <w:br/>
         <w:t xml:space="preserve">            self._locks[username] = now + timedelta(minutes=15)</w:t>
         <w:br/>
         <w:br/>
         <w:t xml:space="preserve">    def is_locked(self, username):</w:t>
         <w:br/>
-        <w:t xml:space="preserve">        # 检查是否在锁定期内</w:t>
-        <w:br/>
-        <w:t xml:space="preserve">        if datetime.now() &gt; self._locks[username]:</w:t>
-        <w:br/>
-        <w:t xml:space="preserve">            del self._locks[username]  # 锁定到期解除</w:t>
+        <w:t xml:space="preserve">        if datetime.now() &gt; self._locks.get(username, datetime.min):</w:t>
         <w:br/>
         <w:t xml:space="preserve">            return False</w:t>
         <w:br/>
@@ -3852,14 +4255,17 @@
     <w:p/>
     <w:p>
       <w:pPr>
-        <w:spacing w:before="120" w:after="120"/>
+        <w:spacing w:before="80" w:after="80"/>
       </w:pPr>
       <w:r>
         <w:rPr>
-          <w:color w:val="CCCCCC"/>
-          <w:sz w:val="16"/>
+          <w:rFonts w:ascii="Times New Roman" w:hAnsi="Times New Roman" w:eastAsia="宋体"/>
+          <w:b w:val="0"/>
+          <w:i w:val="0"/>
+          <w:color w:val="BBBBBB"/>
+          <w:sz w:val="14"/>
         </w:rPr>
-        <w:t>────────────────────────────────────────────────────────────</w:t>
+        <w:t>━━━━━━━━━━━━━━━━━━━━━━━━━━━━━━━━━━━━━━━━━━━━━━━━━━━━━━━</w:t>
       </w:r>
     </w:p>
     <w:p>
@@ -3868,22 +4274,28 @@
       </w:pPr>
       <w:r>
         <w:rPr>
-          <w:rFonts w:ascii="Droid Sans Fallback" w:hAnsi="Droid Sans Fallback" w:eastAsia="Droid Sans Fallback"/>
+          <w:rFonts w:ascii="Times New Roman" w:hAnsi="Times New Roman" w:eastAsia="宋体"/>
+          <w:b w:val="0"/>
+          <w:i w:val="0"/>
           <w:color w:val="34495E"/>
           <w:sz w:val="26"/>
         </w:rPr>
-        <w:t>VULN-008  CSRF 跨站请求伪造</w:t>
+        <w:t>VULN-008  CSRF跨站请求伪造</w:t>
       </w:r>
     </w:p>
     <w:p>
+      <w:pPr>
+        <w:spacing w:after="40"/>
+      </w:pPr>
       <w:r>
         <w:rPr>
-          <w:rFonts w:ascii="Droid Sans Fallback" w:hAnsi="Droid Sans Fallback" w:eastAsia="Droid Sans Fallback"/>
+          <w:rFonts w:ascii="Times New Roman" w:hAnsi="Times New Roman" w:eastAsia="宋体"/>
           <w:b/>
+          <w:i w:val="0"/>
           <w:color w:val="E67E22"/>
           <w:sz w:val="20"/>
         </w:rPr>
-        <w:t>[🟠 中危]</w:t>
+        <w:t>【中危】</w:t>
       </w:r>
     </w:p>
     <w:p>
@@ -3892,13 +4304,13 @@
       </w:pPr>
       <w:r>
         <w:rPr>
-          <w:rFonts w:ascii="Droid Sans Fallback" w:hAnsi="Droid Sans Fallback" w:eastAsia="Droid Sans Fallback"/>
+          <w:rFonts w:ascii="Times New Roman" w:hAnsi="Times New Roman" w:eastAsia="宋体"/>
           <w:b/>
           <w:i w:val="0"/>
           <w:color w:val="333333"/>
           <w:sz w:val="22"/>
         </w:rPr>
-        <w:t>【漏洞描述】</w:t>
+        <w:t>漏洞描述</w:t>
       </w:r>
     </w:p>
     <w:p>
@@ -3907,13 +4319,13 @@
       </w:pPr>
       <w:r>
         <w:rPr>
-          <w:rFonts w:ascii="Droid Sans Fallback" w:hAnsi="Droid Sans Fallback" w:eastAsia="Droid Sans Fallback"/>
+          <w:rFonts w:ascii="Times New Roman" w:hAnsi="Times New Roman" w:eastAsia="宋体"/>
           <w:b w:val="0"/>
           <w:i w:val="0"/>
           <w:color w:val="333333"/>
           <w:sz w:val="22"/>
         </w:rPr>
-        <w:t>登录表单中没有 CSRF 令牌（一次性随机值），攻击者可以在第三方网站上构造一个隐藏表单，诱导已登录用户提交，从而利用用户的登录态执行恶意操作（如修改密码、转账等）。虽然本例中登录操作为非持久化操作，但该漏洞为后续功能的开发埋下了严重安全隐患。</w:t>
+        <w:t>登录表单中没有 CSRF 令牌（一次性随机值），攻击者可在第三方站点构造隐藏表单，利用用户的登录态执行恶意操作。</w:t>
       </w:r>
     </w:p>
     <w:p>
@@ -3922,73 +4334,43 @@
       </w:pPr>
       <w:r>
         <w:rPr>
-          <w:rFonts w:ascii="Droid Sans Fallback" w:hAnsi="Droid Sans Fallback" w:eastAsia="Droid Sans Fallback"/>
+          <w:rFonts w:ascii="Times New Roman" w:hAnsi="Times New Roman" w:eastAsia="宋体"/>
           <w:b/>
           <w:i w:val="0"/>
           <w:color w:val="333333"/>
           <w:sz w:val="22"/>
         </w:rPr>
-        <w:t>【修复措施】</w:t>
+        <w:t>修复代码</w:t>
       </w:r>
     </w:p>
     <w:p>
       <w:pPr>
-        <w:spacing w:after="120" w:line="400" w:lineRule="exact"/>
-      </w:pPr>
-      <w:r>
-        <w:rPr>
-          <w:rFonts w:ascii="Droid Sans Fallback" w:hAnsi="Droid Sans Fallback" w:eastAsia="Droid Sans Fallback"/>
-          <w:b w:val="0"/>
-          <w:i w:val="0"/>
-          <w:color w:val="333333"/>
-          <w:sz w:val="22"/>
-        </w:rPr>
-        <w:t>使用 secrets.token_hex(32) 生成 CSRF 令牌存储在 session 中，表单中加入隐藏字段，提交时验证。</w:t>
-      </w:r>
-    </w:p>
-    <w:p>
-      <w:pPr>
-        <w:spacing w:after="120" w:line="400" w:lineRule="exact"/>
-      </w:pPr>
-      <w:r>
-        <w:rPr>
-          <w:rFonts w:ascii="Droid Sans Fallback" w:hAnsi="Droid Sans Fallback" w:eastAsia="Droid Sans Fallback"/>
-          <w:b/>
-          <w:i w:val="0"/>
-          <w:color w:val="333333"/>
-          <w:sz w:val="22"/>
-        </w:rPr>
-        <w:t>【修复代码】</w:t>
-      </w:r>
-    </w:p>
-    <w:p>
-      <w:pPr>
         <w:spacing w:before="120" w:after="120"/>
         <w:ind w:left="567"/>
-        <w:shd w:fill="F5F5F5" w:val="clear"/>
+        <w:shd w:fill="F0F0F0" w:val="clear"/>
       </w:pPr>
       <w:r>
         <w:rPr>
           <w:rFonts w:ascii="Courier New" w:hAnsi="Courier New"/>
           <w:color w:val="2D2D2D"/>
-          <w:sz w:val="18"/>
+          <w:sz w:val="17"/>
         </w:rPr>
-        <w:t># ✅ 安全版：CSRF 令牌生成与验证</w:t>
+        <w:t># 安全版：CSRF 令牌生成与验证</w:t>
         <w:br/>
         <w:t>def generate_csrf_token():</w:t>
         <w:br/>
-        <w:t xml:space="preserve">    if '_csrf_token' not in session:</w:t>
+        <w:t xml:space="preserve">    if "_csrf_token" not in session:</w:t>
         <w:br/>
-        <w:t xml:space="preserve">        session['_csrf_token'] = secrets.token_hex(32)</w:t>
+        <w:t xml:space="preserve">        session["_csrf_token"] = secrets.token_hex(32)</w:t>
         <w:br/>
-        <w:t xml:space="preserve">    return session['_csrf_token']</w:t>
+        <w:t xml:space="preserve">    return session["_csrf_token"]</w:t>
         <w:br/>
         <w:br/>
         <w:t>def validate_csrf_token():</w:t>
         <w:br/>
-        <w:t xml:space="preserve">    token = request.form.get('_csrf_token', '')</w:t>
+        <w:t xml:space="preserve">    token = request.form.get("_csrf_token", "")</w:t>
         <w:br/>
-        <w:t xml:space="preserve">    stored = session.pop('_csrf_token', None)</w:t>
+        <w:t xml:space="preserve">    stored = session.pop("_csrf_token", None)</w:t>
         <w:br/>
         <w:t xml:space="preserve">    return bool(stored) and secrets.compare_digest(stored, token)</w:t>
       </w:r>
@@ -3996,14 +4378,17 @@
     <w:p/>
     <w:p>
       <w:pPr>
-        <w:spacing w:before="120" w:after="120"/>
+        <w:spacing w:before="80" w:after="80"/>
       </w:pPr>
       <w:r>
         <w:rPr>
-          <w:color w:val="CCCCCC"/>
-          <w:sz w:val="16"/>
+          <w:rFonts w:ascii="Times New Roman" w:hAnsi="Times New Roman" w:eastAsia="宋体"/>
+          <w:b w:val="0"/>
+          <w:i w:val="0"/>
+          <w:color w:val="BBBBBB"/>
+          <w:sz w:val="14"/>
         </w:rPr>
-        <w:t>────────────────────────────────────────────────────────────</w:t>
+        <w:t>━━━━━━━━━━━━━━━━━━━━━━━━━━━━━━━━━━━━━━━━━━━━━━━━━━━━━━━</w:t>
       </w:r>
     </w:p>
     <w:p>
@@ -4012,7 +4397,9 @@
       </w:pPr>
       <w:r>
         <w:rPr>
-          <w:rFonts w:ascii="Droid Sans Fallback" w:hAnsi="Droid Sans Fallback" w:eastAsia="Droid Sans Fallback"/>
+          <w:rFonts w:ascii="Times New Roman" w:hAnsi="Times New Roman" w:eastAsia="宋体"/>
+          <w:b w:val="0"/>
+          <w:i w:val="0"/>
           <w:color w:val="34495E"/>
           <w:sz w:val="26"/>
         </w:rPr>
@@ -4020,14 +4407,18 @@
       </w:r>
     </w:p>
     <w:p>
+      <w:pPr>
+        <w:spacing w:after="40"/>
+      </w:pPr>
       <w:r>
         <w:rPr>
-          <w:rFonts w:ascii="Droid Sans Fallback" w:hAnsi="Droid Sans Fallback" w:eastAsia="Droid Sans Fallback"/>
+          <w:rFonts w:ascii="Times New Roman" w:hAnsi="Times New Roman" w:eastAsia="宋体"/>
           <w:b/>
+          <w:i w:val="0"/>
           <w:color w:val="E67E22"/>
           <w:sz w:val="20"/>
         </w:rPr>
-        <w:t>[🟠 中危]</w:t>
+        <w:t>【中危】</w:t>
       </w:r>
     </w:p>
     <w:p>
@@ -4036,13 +4427,13 @@
       </w:pPr>
       <w:r>
         <w:rPr>
-          <w:rFonts w:ascii="Droid Sans Fallback" w:hAnsi="Droid Sans Fallback" w:eastAsia="Droid Sans Fallback"/>
+          <w:rFonts w:ascii="Times New Roman" w:hAnsi="Times New Roman" w:eastAsia="宋体"/>
           <w:b/>
           <w:i w:val="0"/>
           <w:color w:val="333333"/>
           <w:sz w:val="22"/>
         </w:rPr>
-        <w:t>【漏洞描述】</w:t>
+        <w:t>漏洞描述</w:t>
       </w:r>
     </w:p>
     <w:p>
@@ -4051,13 +4442,13 @@
       </w:pPr>
       <w:r>
         <w:rPr>
-          <w:rFonts w:ascii="Droid Sans Fallback" w:hAnsi="Droid Sans Fallback" w:eastAsia="Droid Sans Fallback"/>
+          <w:rFonts w:ascii="Times New Roman" w:hAnsi="Times New Roman" w:eastAsia="宋体"/>
           <w:b w:val="0"/>
           <w:i w:val="0"/>
           <w:color w:val="333333"/>
           <w:sz w:val="22"/>
         </w:rPr>
-        <w:t>原代码对不同登录失败场景返回了不同的错误信息：用户不存在时可能返回"该用户不存在"，密码错误时返回"密码错误"。攻击者可以利用这种差异来枚举有效用户名，为后续的定向爆破缩小攻击面。</w:t>
+        <w:t>原代码对不同登录失败场景返回了不同的错误信息，攻击者可通过错误提示的差异枚举有效用户名，为定向爆破缩小攻击面。</w:t>
       </w:r>
     </w:p>
     <w:p>
@@ -4066,32 +4457,32 @@
       </w:pPr>
       <w:r>
         <w:rPr>
-          <w:rFonts w:ascii="Droid Sans Fallback" w:hAnsi="Droid Sans Fallback" w:eastAsia="Droid Sans Fallback"/>
+          <w:rFonts w:ascii="Times New Roman" w:hAnsi="Times New Roman" w:eastAsia="宋体"/>
           <w:b/>
           <w:i w:val="0"/>
           <w:color w:val="333333"/>
           <w:sz w:val="22"/>
         </w:rPr>
-        <w:t>【漏洞代码】</w:t>
+        <w:t>漏洞代码</w:t>
       </w:r>
     </w:p>
     <w:p>
       <w:pPr>
         <w:spacing w:before="120" w:after="120"/>
         <w:ind w:left="567"/>
-        <w:shd w:fill="F5F5F5" w:val="clear"/>
+        <w:shd w:fill="F0F0F0" w:val="clear"/>
       </w:pPr>
       <w:r>
         <w:rPr>
           <w:rFonts w:ascii="Courier New" w:hAnsi="Courier New"/>
           <w:color w:val="2D2D2D"/>
-          <w:sz w:val="18"/>
+          <w:sz w:val="17"/>
         </w:rPr>
-        <w:t># ❌ 漏洞版：可区分用户是否存在</w:t>
+        <w:t># 漏洞版：可枚举用户名</w:t>
         <w:br/>
         <w:t>if username not in USERS:</w:t>
         <w:br/>
-        <w:t xml:space="preserve">    error = "用户不存在"  # 攻击者可据此枚举</w:t>
+        <w:t xml:space="preserve">    error = "用户不存在"    # 攻击者可据此枚举</w:t>
         <w:br/>
         <w:t>else:</w:t>
         <w:br/>
@@ -4104,13 +4495,13 @@
       </w:pPr>
       <w:r>
         <w:rPr>
-          <w:rFonts w:ascii="Droid Sans Fallback" w:hAnsi="Droid Sans Fallback" w:eastAsia="Droid Sans Fallback"/>
+          <w:rFonts w:ascii="Times New Roman" w:hAnsi="Times New Roman" w:eastAsia="宋体"/>
           <w:b/>
           <w:i w:val="0"/>
           <w:color w:val="333333"/>
           <w:sz w:val="22"/>
         </w:rPr>
-        <w:t>【修复措施】</w:t>
+        <w:t>修复措施</w:t>
       </w:r>
     </w:p>
     <w:p>
@@ -4119,13 +4510,13 @@
       </w:pPr>
       <w:r>
         <w:rPr>
-          <w:rFonts w:ascii="Droid Sans Fallback" w:hAnsi="Droid Sans Fallback" w:eastAsia="Droid Sans Fallback"/>
+          <w:rFonts w:ascii="Times New Roman" w:hAnsi="Times New Roman" w:eastAsia="宋体"/>
           <w:b w:val="0"/>
           <w:i w:val="0"/>
           <w:color w:val="333333"/>
           <w:sz w:val="22"/>
         </w:rPr>
-        <w:t>统一使用"用户名或密码错误"作为所有失败情况的提示信息。</w:t>
+        <w:t>统一使用"用户名或密码错误"作为所有登录失败情况的提示信息。</w:t>
       </w:r>
     </w:p>
     <w:p>
@@ -4134,28 +4525,28 @@
       </w:pPr>
       <w:r>
         <w:rPr>
-          <w:rFonts w:ascii="Droid Sans Fallback" w:hAnsi="Droid Sans Fallback" w:eastAsia="Droid Sans Fallback"/>
+          <w:rFonts w:ascii="Times New Roman" w:hAnsi="Times New Roman" w:eastAsia="宋体"/>
           <w:b/>
           <w:i w:val="0"/>
           <w:color w:val="333333"/>
           <w:sz w:val="22"/>
         </w:rPr>
-        <w:t>【修复代码】</w:t>
+        <w:t>修复代码</w:t>
       </w:r>
     </w:p>
     <w:p>
       <w:pPr>
         <w:spacing w:before="120" w:after="120"/>
         <w:ind w:left="567"/>
-        <w:shd w:fill="F5F5F5" w:val="clear"/>
+        <w:shd w:fill="F0F0F0" w:val="clear"/>
       </w:pPr>
       <w:r>
         <w:rPr>
           <w:rFonts w:ascii="Courier New" w:hAnsi="Courier New"/>
           <w:color w:val="2D2D2D"/>
-          <w:sz w:val="18"/>
+          <w:sz w:val="17"/>
         </w:rPr>
-        <w:t># ✅ 安全版：统一错误提示</w:t>
+        <w:t># 安全版：统一错误提示</w:t>
         <w:br/>
         <w:t>error = "用户名或密码错误"  # 不区分失败原因</w:t>
       </w:r>
@@ -4163,14 +4554,17 @@
     <w:p/>
     <w:p>
       <w:pPr>
-        <w:spacing w:before="120" w:after="120"/>
+        <w:spacing w:before="80" w:after="80"/>
       </w:pPr>
       <w:r>
         <w:rPr>
-          <w:color w:val="CCCCCC"/>
-          <w:sz w:val="16"/>
+          <w:rFonts w:ascii="Times New Roman" w:hAnsi="Times New Roman" w:eastAsia="宋体"/>
+          <w:b w:val="0"/>
+          <w:i w:val="0"/>
+          <w:color w:val="BBBBBB"/>
+          <w:sz w:val="14"/>
         </w:rPr>
-        <w:t>────────────────────────────────────────────────────────────</w:t>
+        <w:t>━━━━━━━━━━━━━━━━━━━━━━━━━━━━━━━━━━━━━━━━━━━━━━━━━━━━━━━</w:t>
       </w:r>
     </w:p>
     <w:p>
@@ -4179,7 +4573,9 @@
       </w:pPr>
       <w:r>
         <w:rPr>
-          <w:rFonts w:ascii="Droid Sans Fallback" w:hAnsi="Droid Sans Fallback" w:eastAsia="Droid Sans Fallback"/>
+          <w:rFonts w:ascii="Times New Roman" w:hAnsi="Times New Roman" w:eastAsia="宋体"/>
+          <w:b w:val="0"/>
+          <w:i w:val="0"/>
           <w:color w:val="34495E"/>
           <w:sz w:val="26"/>
         </w:rPr>
@@ -4187,14 +4583,18 @@
       </w:r>
     </w:p>
     <w:p>
+      <w:pPr>
+        <w:spacing w:after="40"/>
+      </w:pPr>
       <w:r>
         <w:rPr>
-          <w:rFonts w:ascii="Droid Sans Fallback" w:hAnsi="Droid Sans Fallback" w:eastAsia="Droid Sans Fallback"/>
+          <w:rFonts w:ascii="Times New Roman" w:hAnsi="Times New Roman" w:eastAsia="宋体"/>
           <w:b/>
+          <w:i w:val="0"/>
           <w:color w:val="E67E22"/>
           <w:sz w:val="20"/>
         </w:rPr>
-        <w:t>[🟠 中危]</w:t>
+        <w:t>【中危】</w:t>
       </w:r>
     </w:p>
     <w:p>
@@ -4203,13 +4603,13 @@
       </w:pPr>
       <w:r>
         <w:rPr>
-          <w:rFonts w:ascii="Droid Sans Fallback" w:hAnsi="Droid Sans Fallback" w:eastAsia="Droid Sans Fallback"/>
+          <w:rFonts w:ascii="Times New Roman" w:hAnsi="Times New Roman" w:eastAsia="宋体"/>
           <w:b/>
           <w:i w:val="0"/>
           <w:color w:val="333333"/>
           <w:sz w:val="22"/>
         </w:rPr>
-        <w:t>【漏洞描述】</w:t>
+        <w:t>漏洞描述</w:t>
       </w:r>
     </w:p>
     <w:p>
@@ -4218,13 +4618,13 @@
       </w:pPr>
       <w:r>
         <w:rPr>
-          <w:rFonts w:ascii="Droid Sans Fallback" w:hAnsi="Droid Sans Fallback" w:eastAsia="Droid Sans Fallback"/>
+          <w:rFonts w:ascii="Times New Roman" w:hAnsi="Times New Roman" w:eastAsia="宋体"/>
           <w:b w:val="0"/>
           <w:i w:val="0"/>
           <w:color w:val="333333"/>
           <w:sz w:val="22"/>
         </w:rPr>
-        <w:t>原代码未对用户输入进行任何校验、过滤或长度限制。攻击者可提交超长字符串导致服务器资源耗尽（DoS），或传入携带 HTML/JavaScript 的内容触发 XSS 攻击。虽然在当前简单的模板结构中 XSS 影响有限，但对于需要展示用户输入的功能（如后续的个人信息修改）将是严重威胁。</w:t>
+        <w:t>未对用户输入进行任何校验、过滤或长度限制。攻击者可提交超长字符串耗尽服务器资源（DoS），或传入 HTML/JavaScript 内容触发 XSS 攻击。</w:t>
       </w:r>
     </w:p>
     <w:p>
@@ -4233,58 +4633,28 @@
       </w:pPr>
       <w:r>
         <w:rPr>
-          <w:rFonts w:ascii="Droid Sans Fallback" w:hAnsi="Droid Sans Fallback" w:eastAsia="Droid Sans Fallback"/>
+          <w:rFonts w:ascii="Times New Roman" w:hAnsi="Times New Roman" w:eastAsia="宋体"/>
           <w:b/>
           <w:i w:val="0"/>
           <w:color w:val="333333"/>
           <w:sz w:val="22"/>
         </w:rPr>
-        <w:t>【修复措施】</w:t>
+        <w:t>修复代码</w:t>
       </w:r>
     </w:p>
     <w:p>
       <w:pPr>
-        <w:spacing w:after="120" w:line="400" w:lineRule="exact"/>
-      </w:pPr>
-      <w:r>
-        <w:rPr>
-          <w:rFonts w:ascii="Droid Sans Fallback" w:hAnsi="Droid Sans Fallback" w:eastAsia="Droid Sans Fallback"/>
-          <w:b w:val="0"/>
-          <w:i w:val="0"/>
-          <w:color w:val="333333"/>
-          <w:sz w:val="22"/>
-        </w:rPr>
-        <w:t>实现 sanitize_input() 函数：去除首尾空格、限制最大长度、过滤除基本字符外的所有特殊字符。</w:t>
-      </w:r>
-    </w:p>
-    <w:p>
-      <w:pPr>
-        <w:spacing w:after="120" w:line="400" w:lineRule="exact"/>
-      </w:pPr>
-      <w:r>
-        <w:rPr>
-          <w:rFonts w:ascii="Droid Sans Fallback" w:hAnsi="Droid Sans Fallback" w:eastAsia="Droid Sans Fallback"/>
-          <w:b/>
-          <w:i w:val="0"/>
-          <w:color w:val="333333"/>
-          <w:sz w:val="22"/>
-        </w:rPr>
-        <w:t>【修复代码】</w:t>
-      </w:r>
-    </w:p>
-    <w:p>
-      <w:pPr>
         <w:spacing w:before="120" w:after="120"/>
         <w:ind w:left="567"/>
-        <w:shd w:fill="F5F5F5" w:val="clear"/>
+        <w:shd w:fill="F0F0F0" w:val="clear"/>
       </w:pPr>
       <w:r>
         <w:rPr>
           <w:rFonts w:ascii="Courier New" w:hAnsi="Courier New"/>
           <w:color w:val="2D2D2D"/>
-          <w:sz w:val="18"/>
+          <w:sz w:val="17"/>
         </w:rPr>
-        <w:t># ✅ 安全版：输入过滤</w:t>
+        <w:t># 安全版：输入过滤</w:t>
         <w:br/>
         <w:t>def sanitize_input(text, max_length=50):</w:t>
         <w:br/>
@@ -4294,7 +4664,7 @@
         <w:br/>
         <w:t xml:space="preserve">    text = text.strip()[:max_length]</w:t>
         <w:br/>
-        <w:t xml:space="preserve">    text = re.sub(r'[^\w@.\-]', '', text)  # 仅保留安全字符</w:t>
+        <w:t xml:space="preserve">    text = re.sub(r"[^\w@.\-]", "", text)</w:t>
         <w:br/>
         <w:t xml:space="preserve">    return text</w:t>
       </w:r>
@@ -4302,14 +4672,17 @@
     <w:p/>
     <w:p>
       <w:pPr>
-        <w:spacing w:before="120" w:after="120"/>
+        <w:spacing w:before="80" w:after="80"/>
       </w:pPr>
       <w:r>
         <w:rPr>
-          <w:color w:val="CCCCCC"/>
-          <w:sz w:val="16"/>
+          <w:rFonts w:ascii="Times New Roman" w:hAnsi="Times New Roman" w:eastAsia="宋体"/>
+          <w:b w:val="0"/>
+          <w:i w:val="0"/>
+          <w:color w:val="BBBBBB"/>
+          <w:sz w:val="14"/>
         </w:rPr>
-        <w:t>────────────────────────────────────────────────────────────</w:t>
+        <w:t>━━━━━━━━━━━━━━━━━━━━━━━━━━━━━━━━━━━━━━━━━━━━━━━━━━━━━━━</w:t>
       </w:r>
     </w:p>
     <w:p>
@@ -4318,22 +4691,28 @@
       </w:pPr>
       <w:r>
         <w:rPr>
-          <w:rFonts w:ascii="Droid Sans Fallback" w:hAnsi="Droid Sans Fallback" w:eastAsia="Droid Sans Fallback"/>
+          <w:rFonts w:ascii="Times New Roman" w:hAnsi="Times New Roman" w:eastAsia="宋体"/>
+          <w:b w:val="0"/>
+          <w:i w:val="0"/>
           <w:color w:val="34495E"/>
           <w:sz w:val="26"/>
         </w:rPr>
-        <w:t>VULN-011  不安全 Cookie 设置</w:t>
+        <w:t>VULN-011  不安全Cookie设置</w:t>
       </w:r>
     </w:p>
     <w:p>
+      <w:pPr>
+        <w:spacing w:after="40"/>
+      </w:pPr>
       <w:r>
         <w:rPr>
-          <w:rFonts w:ascii="Droid Sans Fallback" w:hAnsi="Droid Sans Fallback" w:eastAsia="Droid Sans Fallback"/>
+          <w:rFonts w:ascii="Times New Roman" w:hAnsi="Times New Roman" w:eastAsia="宋体"/>
           <w:b/>
+          <w:i w:val="0"/>
           <w:color w:val="E67E22"/>
           <w:sz w:val="20"/>
         </w:rPr>
-        <w:t>[🟠 中危]</w:t>
+        <w:t>【中危】</w:t>
       </w:r>
     </w:p>
     <w:p>
@@ -4342,13 +4721,13 @@
       </w:pPr>
       <w:r>
         <w:rPr>
-          <w:rFonts w:ascii="Droid Sans Fallback" w:hAnsi="Droid Sans Fallback" w:eastAsia="Droid Sans Fallback"/>
+          <w:rFonts w:ascii="Times New Roman" w:hAnsi="Times New Roman" w:eastAsia="宋体"/>
           <w:b/>
           <w:i w:val="0"/>
           <w:color w:val="333333"/>
           <w:sz w:val="22"/>
         </w:rPr>
-        <w:t>【漏洞描述】</w:t>
+        <w:t>漏洞描述</w:t>
       </w:r>
     </w:p>
     <w:p>
@@ -4357,13 +4736,13 @@
       </w:pPr>
       <w:r>
         <w:rPr>
-          <w:rFonts w:ascii="Droid Sans Fallback" w:hAnsi="Droid Sans Fallback" w:eastAsia="Droid Sans Fallback"/>
+          <w:rFonts w:ascii="Times New Roman" w:hAnsi="Times New Roman" w:eastAsia="宋体"/>
           <w:b w:val="0"/>
           <w:i w:val="0"/>
           <w:color w:val="333333"/>
           <w:sz w:val="22"/>
         </w:rPr>
-        <w:t>Flask 默认的 session cookie 未设置 HttpOnly 和 SameSite 属性。HttpOnly 缺失意味着 JavaScript 可以通过 document.cookie 读取 session cookie，一旦存在 XSS 漏洞，攻击者可直接窃取 session。SameSite 缺失意味着第三方网站发起的请求会自动携带 cookie，增加了 CSRF 风险。</w:t>
+        <w:t>Session cookie 未设置 HttpOnly（JavaScript 可通过 document.cookie 读取）和 SameSite（第三方请求自动携带 cookie），增加了 XSS 窃取 session 和 CSRF 的风险。</w:t>
       </w:r>
     </w:p>
     <w:p>
@@ -4372,77 +4751,50 @@
       </w:pPr>
       <w:r>
         <w:rPr>
-          <w:rFonts w:ascii="Droid Sans Fallback" w:hAnsi="Droid Sans Fallback" w:eastAsia="Droid Sans Fallback"/>
+          <w:rFonts w:ascii="Times New Roman" w:hAnsi="Times New Roman" w:eastAsia="宋体"/>
           <w:b/>
           <w:i w:val="0"/>
           <w:color w:val="333333"/>
           <w:sz w:val="22"/>
         </w:rPr>
-        <w:t>【修复措施】</w:t>
+        <w:t>修复代码</w:t>
       </w:r>
     </w:p>
     <w:p>
       <w:pPr>
-        <w:spacing w:after="120" w:line="400" w:lineRule="exact"/>
-      </w:pPr>
-      <w:r>
-        <w:rPr>
-          <w:rFonts w:ascii="Droid Sans Fallback" w:hAnsi="Droid Sans Fallback" w:eastAsia="Droid Sans Fallback"/>
-          <w:b w:val="0"/>
-          <w:i w:val="0"/>
-          <w:color w:val="333333"/>
-          <w:sz w:val="22"/>
-        </w:rPr>
-        <w:t>显式设置 SESSION_COOKIE_HTTPONLY=True 和 SESSION_COOKIE_SAMESITE="Lax"。</w:t>
-      </w:r>
-    </w:p>
-    <w:p>
-      <w:pPr>
-        <w:spacing w:after="120" w:line="400" w:lineRule="exact"/>
-      </w:pPr>
-      <w:r>
-        <w:rPr>
-          <w:rFonts w:ascii="Droid Sans Fallback" w:hAnsi="Droid Sans Fallback" w:eastAsia="Droid Sans Fallback"/>
-          <w:b/>
-          <w:i w:val="0"/>
-          <w:color w:val="333333"/>
-          <w:sz w:val="22"/>
-        </w:rPr>
-        <w:t>【修复代码】</w:t>
-      </w:r>
-    </w:p>
-    <w:p>
-      <w:pPr>
         <w:spacing w:before="120" w:after="120"/>
         <w:ind w:left="567"/>
-        <w:shd w:fill="F5F5F5" w:val="clear"/>
+        <w:shd w:fill="F0F0F0" w:val="clear"/>
       </w:pPr>
       <w:r>
         <w:rPr>
           <w:rFonts w:ascii="Courier New" w:hAnsi="Courier New"/>
           <w:color w:val="2D2D2D"/>
-          <w:sz w:val="18"/>
+          <w:sz w:val="17"/>
         </w:rPr>
-        <w:t># ✅ 安全版：安全 Cookie 配置</w:t>
+        <w:t># 安全版：安全 Cookie 配置</w:t>
         <w:br/>
-        <w:t>app.config['SESSION_COOKIE_HTTPONLY'] = True   # 禁止 JS 读取</w:t>
+        <w:t>app.config["SESSION_COOKIE_HTTPONLY"] = True</w:t>
         <w:br/>
-        <w:t>app.config['SESSION_COOKIE_SAMESITE'] = 'Lax'  # 限制跨站发送</w:t>
+        <w:t>app.config["SESSION_COOKIE_SAMESITE"] = "Lax"</w:t>
         <w:br/>
-        <w:t>app.config['PERMANENT_SESSION_LIFETIME'] = timedelta(minutes=30)</w:t>
+        <w:t>app.config["PERMANENT_SESSION_LIFETIME"] = timedelta(minutes=30)</w:t>
       </w:r>
     </w:p>
     <w:p/>
     <w:p>
       <w:pPr>
-        <w:spacing w:before="120" w:after="120"/>
+        <w:spacing w:before="80" w:after="80"/>
       </w:pPr>
       <w:r>
         <w:rPr>
-          <w:color w:val="CCCCCC"/>
-          <w:sz w:val="16"/>
+          <w:rFonts w:ascii="Times New Roman" w:hAnsi="Times New Roman" w:eastAsia="宋体"/>
+          <w:b w:val="0"/>
+          <w:i w:val="0"/>
+          <w:color w:val="BBBBBB"/>
+          <w:sz w:val="14"/>
         </w:rPr>
-        <w:t>────────────────────────────────────────────────────────────</w:t>
+        <w:t>━━━━━━━━━━━━━━━━━━━━━━━━━━━━━━━━━━━━━━━━━━━━━━━━━━━━━━━</w:t>
       </w:r>
     </w:p>
     <w:p>
@@ -4451,7 +4803,9 @@
       </w:pPr>
       <w:r>
         <w:rPr>
-          <w:rFonts w:ascii="Droid Sans Fallback" w:hAnsi="Droid Sans Fallback" w:eastAsia="Droid Sans Fallback"/>
+          <w:rFonts w:ascii="Times New Roman" w:hAnsi="Times New Roman" w:eastAsia="宋体"/>
+          <w:b w:val="0"/>
+          <w:i w:val="0"/>
           <w:color w:val="34495E"/>
           <w:sz w:val="26"/>
         </w:rPr>
@@ -4459,14 +4813,18 @@
       </w:r>
     </w:p>
     <w:p>
+      <w:pPr>
+        <w:spacing w:after="40"/>
+      </w:pPr>
       <w:r>
         <w:rPr>
-          <w:rFonts w:ascii="Droid Sans Fallback" w:hAnsi="Droid Sans Fallback" w:eastAsia="Droid Sans Fallback"/>
+          <w:rFonts w:ascii="Times New Roman" w:hAnsi="Times New Roman" w:eastAsia="宋体"/>
           <w:b/>
+          <w:i w:val="0"/>
           <w:color w:val="E67E22"/>
           <w:sz w:val="20"/>
         </w:rPr>
-        <w:t>[🟠 中危]</w:t>
+        <w:t>【中危】</w:t>
       </w:r>
     </w:p>
     <w:p>
@@ -4475,13 +4833,13 @@
       </w:pPr>
       <w:r>
         <w:rPr>
-          <w:rFonts w:ascii="Droid Sans Fallback" w:hAnsi="Droid Sans Fallback" w:eastAsia="Droid Sans Fallback"/>
+          <w:rFonts w:ascii="Times New Roman" w:hAnsi="Times New Roman" w:eastAsia="宋体"/>
           <w:b/>
           <w:i w:val="0"/>
           <w:color w:val="333333"/>
           <w:sz w:val="22"/>
         </w:rPr>
-        <w:t>【漏洞描述】</w:t>
+        <w:t>漏洞描述</w:t>
       </w:r>
     </w:p>
     <w:p>
@@ -4490,13 +4848,13 @@
       </w:pPr>
       <w:r>
         <w:rPr>
-          <w:rFonts w:ascii="Droid Sans Fallback" w:hAnsi="Droid Sans Fallback" w:eastAsia="Droid Sans Fallback"/>
+          <w:rFonts w:ascii="Times New Roman" w:hAnsi="Times New Roman" w:eastAsia="宋体"/>
           <w:b w:val="0"/>
           <w:i w:val="0"/>
           <w:color w:val="333333"/>
           <w:sz w:val="22"/>
         </w:rPr>
-        <w:t>默认密码"admin123"和"alice2025"不符合密码强度要求。密码仅包含字母和数字，无特殊字符、无大小写要求、长度仅为 10 位。此类密码容易出现在常用密码字典中，被爆破的成功率较高。更严重的是，原项目没有注册功能，所有用户硬编码，无法设定更安全的密码。</w:t>
+        <w:t>默认密码"admin123"和"alice2025"强度不足，易在字典攻击中被命中。原项目无注册功能，也无法设定更安全的密码。</w:t>
       </w:r>
     </w:p>
     <w:p>
@@ -4505,58 +4863,28 @@
       </w:pPr>
       <w:r>
         <w:rPr>
-          <w:rFonts w:ascii="Droid Sans Fallback" w:hAnsi="Droid Sans Fallback" w:eastAsia="Droid Sans Fallback"/>
+          <w:rFonts w:ascii="Times New Roman" w:hAnsi="Times New Roman" w:eastAsia="宋体"/>
           <w:b/>
           <w:i w:val="0"/>
           <w:color w:val="333333"/>
           <w:sz w:val="22"/>
         </w:rPr>
-        <w:t>【修复措施】</w:t>
+        <w:t>修复代码</w:t>
       </w:r>
     </w:p>
     <w:p>
       <w:pPr>
-        <w:spacing w:after="120" w:line="400" w:lineRule="exact"/>
-      </w:pPr>
-      <w:r>
-        <w:rPr>
-          <w:rFonts w:ascii="Droid Sans Fallback" w:hAnsi="Droid Sans Fallback" w:eastAsia="Droid Sans Fallback"/>
-          <w:b w:val="0"/>
-          <w:i w:val="0"/>
-          <w:color w:val="333333"/>
-          <w:sz w:val="22"/>
-        </w:rPr>
-        <w:t>实现 validate_password_strength() 函数：要求密码长度至少 8 位，必须同时包含字母和数字。默认用户的密码已更新为更安全的密码（Admin@123456 和 Alice@2025）。新增注册页面，新用户注册时强制执行密码强度校验。</w:t>
-      </w:r>
-    </w:p>
-    <w:p>
-      <w:pPr>
-        <w:spacing w:after="120" w:line="400" w:lineRule="exact"/>
-      </w:pPr>
-      <w:r>
-        <w:rPr>
-          <w:rFonts w:ascii="Droid Sans Fallback" w:hAnsi="Droid Sans Fallback" w:eastAsia="Droid Sans Fallback"/>
-          <w:b/>
-          <w:i w:val="0"/>
-          <w:color w:val="333333"/>
-          <w:sz w:val="22"/>
-        </w:rPr>
-        <w:t>【修复代码】</w:t>
-      </w:r>
-    </w:p>
-    <w:p>
-      <w:pPr>
         <w:spacing w:before="120" w:after="120"/>
         <w:ind w:left="567"/>
-        <w:shd w:fill="F5F5F5" w:val="clear"/>
+        <w:shd w:fill="F0F0F0" w:val="clear"/>
       </w:pPr>
       <w:r>
         <w:rPr>
           <w:rFonts w:ascii="Courier New" w:hAnsi="Courier New"/>
           <w:color w:val="2D2D2D"/>
-          <w:sz w:val="18"/>
+          <w:sz w:val="17"/>
         </w:rPr>
-        <w:t># ✅ 安全版：密码强度校验</w:t>
+        <w:t># 安全版：密码强度校验</w:t>
         <w:br/>
         <w:t>def validate_password_strength(password):</w:t>
         <w:br/>
@@ -4564,11 +4892,11 @@
         <w:br/>
         <w:t xml:space="preserve">        return False, "密码长度至少为 8 位"</w:t>
         <w:br/>
-        <w:t xml:space="preserve">    if not re.search(r'[A-Za-z]', password):</w:t>
+        <w:t xml:space="preserve">    if not re.search(r"[A-Za-z]", password):</w:t>
         <w:br/>
         <w:t xml:space="preserve">        return False, "密码必须包含至少一个字母"</w:t>
         <w:br/>
-        <w:t xml:space="preserve">    if not re.search(r'[0-9]', password):</w:t>
+        <w:t xml:space="preserve">    if not re.search(r"[0-9]", password):</w:t>
         <w:br/>
         <w:t xml:space="preserve">        return False, "密码必须包含至少一个数字"</w:t>
         <w:br/>
@@ -4586,7 +4914,9 @@
       </w:pPr>
       <w:r>
         <w:rPr>
-          <w:rFonts w:ascii="Droid Sans Fallback" w:hAnsi="Droid Sans Fallback" w:eastAsia="Droid Sans Fallback"/>
+          <w:rFonts w:ascii="Times New Roman" w:hAnsi="Times New Roman" w:eastAsia="宋体"/>
+          <w:b w:val="0"/>
+          <w:i w:val="0"/>
           <w:color w:val="2C3E50"/>
           <w:sz w:val="32"/>
         </w:rPr>
@@ -4599,7 +4929,9 @@
       </w:pPr>
       <w:r>
         <w:rPr>
-          <w:rFonts w:ascii="Droid Sans Fallback" w:hAnsi="Droid Sans Fallback" w:eastAsia="Droid Sans Fallback"/>
+          <w:rFonts w:ascii="Times New Roman" w:hAnsi="Times New Roman" w:eastAsia="宋体"/>
+          <w:b w:val="0"/>
+          <w:i w:val="0"/>
           <w:color w:val="34495E"/>
           <w:sz w:val="26"/>
         </w:rPr>
@@ -4607,14 +4939,18 @@
       </w:r>
     </w:p>
     <w:p>
+      <w:pPr>
+        <w:spacing w:after="40"/>
+      </w:pPr>
       <w:r>
         <w:rPr>
-          <w:rFonts w:ascii="Droid Sans Fallback" w:hAnsi="Droid Sans Fallback" w:eastAsia="Droid Sans Fallback"/>
+          <w:rFonts w:ascii="Times New Roman" w:hAnsi="Times New Roman" w:eastAsia="宋体"/>
           <w:b/>
-          <w:color w:val="F39C12"/>
+          <w:i w:val="0"/>
+          <w:color w:val="007ACC"/>
           <w:sz w:val="20"/>
         </w:rPr>
-        <w:t>[🟡 低危]</w:t>
+        <w:t>【低危】</w:t>
       </w:r>
     </w:p>
     <w:p>
@@ -4623,13 +4959,13 @@
       </w:pPr>
       <w:r>
         <w:rPr>
-          <w:rFonts w:ascii="Droid Sans Fallback" w:hAnsi="Droid Sans Fallback" w:eastAsia="Droid Sans Fallback"/>
+          <w:rFonts w:ascii="Times New Roman" w:hAnsi="Times New Roman" w:eastAsia="宋体"/>
           <w:b/>
           <w:i w:val="0"/>
           <w:color w:val="333333"/>
           <w:sz w:val="22"/>
         </w:rPr>
-        <w:t>【漏洞描述】</w:t>
+        <w:t>漏洞描述</w:t>
       </w:r>
     </w:p>
     <w:p>
@@ -4638,13 +4974,13 @@
       </w:pPr>
       <w:r>
         <w:rPr>
-          <w:rFonts w:ascii="Droid Sans Fallback" w:hAnsi="Droid Sans Fallback" w:eastAsia="Droid Sans Fallback"/>
+          <w:rFonts w:ascii="Times New Roman" w:hAnsi="Times New Roman" w:eastAsia="宋体"/>
           <w:b w:val="0"/>
           <w:i w:val="0"/>
           <w:color w:val="333333"/>
           <w:sz w:val="22"/>
         </w:rPr>
-        <w:t>会话固定攻击是指攻击者预先设置一个 session ID，然后诱使用户使用该 session ID 登录。登录后如果 session ID 不变，攻击者就可以使用同一个 session ID 冒充用户。原代码在登录成功后直接沿用旧的 session，未做任何处理。</w:t>
+        <w:t>登录成功后不重新生成 session ID，攻击者可预先设置 session ID 诱导用户登录，然后使用同一 session ID 冒充用户。</w:t>
       </w:r>
     </w:p>
     <w:p>
@@ -4653,79 +4989,50 @@
       </w:pPr>
       <w:r>
         <w:rPr>
-          <w:rFonts w:ascii="Droid Sans Fallback" w:hAnsi="Droid Sans Fallback" w:eastAsia="Droid Sans Fallback"/>
+          <w:rFonts w:ascii="Times New Roman" w:hAnsi="Times New Roman" w:eastAsia="宋体"/>
           <w:b/>
           <w:i w:val="0"/>
           <w:color w:val="333333"/>
           <w:sz w:val="22"/>
         </w:rPr>
-        <w:t>【修复措施】</w:t>
+        <w:t>修复代码</w:t>
       </w:r>
     </w:p>
     <w:p>
       <w:pPr>
-        <w:spacing w:after="120" w:line="400" w:lineRule="exact"/>
-      </w:pPr>
-      <w:r>
-        <w:rPr>
-          <w:rFonts w:ascii="Droid Sans Fallback" w:hAnsi="Droid Sans Fallback" w:eastAsia="Droid Sans Fallback"/>
-          <w:b w:val="0"/>
-          <w:i w:val="0"/>
-          <w:color w:val="333333"/>
-          <w:sz w:val="22"/>
-        </w:rPr>
-        <w:t>登录成功后调用 session.clear() 清空旧 session，然后重新设置关键字段。</w:t>
-      </w:r>
-    </w:p>
-    <w:p>
-      <w:pPr>
-        <w:spacing w:after="120" w:line="400" w:lineRule="exact"/>
-      </w:pPr>
-      <w:r>
-        <w:rPr>
-          <w:rFonts w:ascii="Droid Sans Fallback" w:hAnsi="Droid Sans Fallback" w:eastAsia="Droid Sans Fallback"/>
-          <w:b/>
-          <w:i w:val="0"/>
-          <w:color w:val="333333"/>
-          <w:sz w:val="22"/>
-        </w:rPr>
-        <w:t>【修复代码】</w:t>
-      </w:r>
-    </w:p>
-    <w:p>
-      <w:pPr>
         <w:spacing w:before="120" w:after="120"/>
         <w:ind w:left="567"/>
-        <w:shd w:fill="F5F5F5" w:val="clear"/>
+        <w:shd w:fill="F0F0F0" w:val="clear"/>
       </w:pPr>
       <w:r>
         <w:rPr>
           <w:rFonts w:ascii="Courier New" w:hAnsi="Courier New"/>
           <w:color w:val="2D2D2D"/>
-          <w:sz w:val="18"/>
+          <w:sz w:val="17"/>
         </w:rPr>
-        <w:t># ✅ 安全版：登录成功后再生 session</w:t>
+        <w:t># 安全版：登录后再生 session</w:t>
         <w:br/>
         <w:t>session.clear()</w:t>
         <w:br/>
         <w:t>session.permanent = True</w:t>
         <w:br/>
         <w:t>session["username"] = username</w:t>
-        <w:br/>
-        <w:t>session["login_time"] = datetime.now().isoformat()</w:t>
       </w:r>
     </w:p>
     <w:p/>
     <w:p>
       <w:pPr>
-        <w:spacing w:before="120" w:after="120"/>
+        <w:spacing w:before="80" w:after="80"/>
       </w:pPr>
       <w:r>
         <w:rPr>
-          <w:color w:val="CCCCCC"/>
-          <w:sz w:val="16"/>
+          <w:rFonts w:ascii="Times New Roman" w:hAnsi="Times New Roman" w:eastAsia="宋体"/>
+          <w:b w:val="0"/>
+          <w:i w:val="0"/>
+          <w:color w:val="BBBBBB"/>
+          <w:sz w:val="14"/>
         </w:rPr>
-        <w:t>────────────────────────────────────────────────────────────</w:t>
+        <w:t>━━━━━━━━━━━━━━━━━━━━━━━━━━━━━━━━━━━━━━━━━━━━━━━━━━━━━━━</w:t>
       </w:r>
     </w:p>
     <w:p>
@@ -4734,7 +5041,9 @@
       </w:pPr>
       <w:r>
         <w:rPr>
-          <w:rFonts w:ascii="Droid Sans Fallback" w:hAnsi="Droid Sans Fallback" w:eastAsia="Droid Sans Fallback"/>
+          <w:rFonts w:ascii="Times New Roman" w:hAnsi="Times New Roman" w:eastAsia="宋体"/>
+          <w:b w:val="0"/>
+          <w:i w:val="0"/>
           <w:color w:val="34495E"/>
           <w:sz w:val="26"/>
         </w:rPr>
@@ -4742,14 +5051,18 @@
       </w:r>
     </w:p>
     <w:p>
+      <w:pPr>
+        <w:spacing w:after="40"/>
+      </w:pPr>
       <w:r>
         <w:rPr>
-          <w:rFonts w:ascii="Droid Sans Fallback" w:hAnsi="Droid Sans Fallback" w:eastAsia="Droid Sans Fallback"/>
+          <w:rFonts w:ascii="Times New Roman" w:hAnsi="Times New Roman" w:eastAsia="宋体"/>
           <w:b/>
-          <w:color w:val="F39C12"/>
+          <w:i w:val="0"/>
+          <w:color w:val="007ACC"/>
           <w:sz w:val="20"/>
         </w:rPr>
-        <w:t>[🟡 低危]</w:t>
+        <w:t>【低危】</w:t>
       </w:r>
     </w:p>
     <w:p>
@@ -4758,13 +5071,13 @@
       </w:pPr>
       <w:r>
         <w:rPr>
-          <w:rFonts w:ascii="Droid Sans Fallback" w:hAnsi="Droid Sans Fallback" w:eastAsia="Droid Sans Fallback"/>
+          <w:rFonts w:ascii="Times New Roman" w:hAnsi="Times New Roman" w:eastAsia="宋体"/>
           <w:b/>
           <w:i w:val="0"/>
           <w:color w:val="333333"/>
           <w:sz w:val="22"/>
         </w:rPr>
-        <w:t>【漏洞描述】</w:t>
+        <w:t>漏洞描述</w:t>
       </w:r>
     </w:p>
     <w:p>
@@ -4773,13 +5086,13 @@
       </w:pPr>
       <w:r>
         <w:rPr>
-          <w:rFonts w:ascii="Droid Sans Fallback" w:hAnsi="Droid Sans Fallback" w:eastAsia="Droid Sans Fallback"/>
+          <w:rFonts w:ascii="Times New Roman" w:hAnsi="Times New Roman" w:eastAsia="宋体"/>
           <w:b w:val="0"/>
           <w:i w:val="0"/>
           <w:color w:val="333333"/>
           <w:sz w:val="22"/>
         </w:rPr>
-        <w:t>原代码未设置会话超时时间，session 永不过期。用户如果在公共电脑上登录后忘记退出，后续使用者可以直接继续使用该用户的 session。即使 session 在客户端以 Cookie 形式存储，只要未过期就可以重复使用。</w:t>
+        <w:t>Session 永不过期。用户在公共电脑上登录后若忘记退出，后续使用者可继续使用其 session。</w:t>
       </w:r>
     </w:p>
     <w:p>
@@ -4788,75 +5101,48 @@
       </w:pPr>
       <w:r>
         <w:rPr>
-          <w:rFonts w:ascii="Droid Sans Fallback" w:hAnsi="Droid Sans Fallback" w:eastAsia="Droid Sans Fallback"/>
+          <w:rFonts w:ascii="Times New Roman" w:hAnsi="Times New Roman" w:eastAsia="宋体"/>
           <w:b/>
           <w:i w:val="0"/>
           <w:color w:val="333333"/>
           <w:sz w:val="22"/>
         </w:rPr>
-        <w:t>【修复措施】</w:t>
+        <w:t>修复代码</w:t>
       </w:r>
     </w:p>
     <w:p>
       <w:pPr>
-        <w:spacing w:after="120" w:line="400" w:lineRule="exact"/>
-      </w:pPr>
-      <w:r>
-        <w:rPr>
-          <w:rFonts w:ascii="Droid Sans Fallback" w:hAnsi="Droid Sans Fallback" w:eastAsia="Droid Sans Fallback"/>
-          <w:b w:val="0"/>
-          <w:i w:val="0"/>
-          <w:color w:val="333333"/>
-          <w:sz w:val="22"/>
-        </w:rPr>
-        <w:t>设置 PERMANENT_SESSION_LIFETIME 为 30 分钟，并启用 session.permanent = True。</w:t>
-      </w:r>
-    </w:p>
-    <w:p>
-      <w:pPr>
-        <w:spacing w:after="120" w:line="400" w:lineRule="exact"/>
-      </w:pPr>
-      <w:r>
-        <w:rPr>
-          <w:rFonts w:ascii="Droid Sans Fallback" w:hAnsi="Droid Sans Fallback" w:eastAsia="Droid Sans Fallback"/>
-          <w:b/>
-          <w:i w:val="0"/>
-          <w:color w:val="333333"/>
-          <w:sz w:val="22"/>
-        </w:rPr>
-        <w:t>【修复代码】</w:t>
-      </w:r>
-    </w:p>
-    <w:p>
-      <w:pPr>
         <w:spacing w:before="120" w:after="120"/>
         <w:ind w:left="567"/>
-        <w:shd w:fill="F5F5F5" w:val="clear"/>
+        <w:shd w:fill="F0F0F0" w:val="clear"/>
       </w:pPr>
       <w:r>
         <w:rPr>
           <w:rFonts w:ascii="Courier New" w:hAnsi="Courier New"/>
           <w:color w:val="2D2D2D"/>
-          <w:sz w:val="18"/>
+          <w:sz w:val="17"/>
         </w:rPr>
-        <w:t># ✅ 安全版：30 分钟会话超时</w:t>
+        <w:t># 安全版：30 分钟会话超时</w:t>
         <w:br/>
         <w:t>from datetime import timedelta</w:t>
         <w:br/>
-        <w:t>app.config['PERMANENT_SESSION_LIFETIME'] = timedelta(minutes=30)</w:t>
+        <w:t>app.config["PERMANENT_SESSION_LIFETIME"] = timedelta(minutes=30)</w:t>
       </w:r>
     </w:p>
     <w:p/>
     <w:p>
       <w:pPr>
-        <w:spacing w:before="120" w:after="120"/>
+        <w:spacing w:before="80" w:after="80"/>
       </w:pPr>
       <w:r>
         <w:rPr>
-          <w:color w:val="CCCCCC"/>
-          <w:sz w:val="16"/>
+          <w:rFonts w:ascii="Times New Roman" w:hAnsi="Times New Roman" w:eastAsia="宋体"/>
+          <w:b w:val="0"/>
+          <w:i w:val="0"/>
+          <w:color w:val="BBBBBB"/>
+          <w:sz w:val="14"/>
         </w:rPr>
-        <w:t>────────────────────────────────────────────────────────────</w:t>
+        <w:t>━━━━━━━━━━━━━━━━━━━━━━━━━━━━━━━━━━━━━━━━━━━━━━━━━━━━━━━</w:t>
       </w:r>
     </w:p>
     <w:p>
@@ -4865,7 +5151,9 @@
       </w:pPr>
       <w:r>
         <w:rPr>
-          <w:rFonts w:ascii="Droid Sans Fallback" w:hAnsi="Droid Sans Fallback" w:eastAsia="Droid Sans Fallback"/>
+          <w:rFonts w:ascii="Times New Roman" w:hAnsi="Times New Roman" w:eastAsia="宋体"/>
+          <w:b w:val="0"/>
+          <w:i w:val="0"/>
           <w:color w:val="34495E"/>
           <w:sz w:val="26"/>
         </w:rPr>
@@ -4873,14 +5161,18 @@
       </w:r>
     </w:p>
     <w:p>
+      <w:pPr>
+        <w:spacing w:after="40"/>
+      </w:pPr>
       <w:r>
         <w:rPr>
-          <w:rFonts w:ascii="Droid Sans Fallback" w:hAnsi="Droid Sans Fallback" w:eastAsia="Droid Sans Fallback"/>
+          <w:rFonts w:ascii="Times New Roman" w:hAnsi="Times New Roman" w:eastAsia="宋体"/>
           <w:b/>
-          <w:color w:val="F39C12"/>
+          <w:i w:val="0"/>
+          <w:color w:val="007ACC"/>
           <w:sz w:val="20"/>
         </w:rPr>
-        <w:t>[🟡 低危]</w:t>
+        <w:t>【低危】</w:t>
       </w:r>
     </w:p>
     <w:p>
@@ -4889,13 +5181,13 @@
       </w:pPr>
       <w:r>
         <w:rPr>
-          <w:rFonts w:ascii="Droid Sans Fallback" w:hAnsi="Droid Sans Fallback" w:eastAsia="Droid Sans Fallback"/>
+          <w:rFonts w:ascii="Times New Roman" w:hAnsi="Times New Roman" w:eastAsia="宋体"/>
           <w:b/>
           <w:i w:val="0"/>
           <w:color w:val="333333"/>
           <w:sz w:val="22"/>
         </w:rPr>
-        <w:t>【漏洞描述】</w:t>
+        <w:t>漏洞描述</w:t>
       </w:r>
     </w:p>
     <w:p>
@@ -4904,13 +5196,13 @@
       </w:pPr>
       <w:r>
         <w:rPr>
-          <w:rFonts w:ascii="Droid Sans Fallback" w:hAnsi="Droid Sans Fallback" w:eastAsia="Droid Sans Fallback"/>
+          <w:rFonts w:ascii="Times New Roman" w:hAnsi="Times New Roman" w:eastAsia="宋体"/>
           <w:b w:val="0"/>
           <w:i w:val="0"/>
           <w:color w:val="333333"/>
           <w:sz w:val="22"/>
         </w:rPr>
-        <w:t>原代码没有任何日志记录。当发生安全事件（如爆破攻击、异常登录）时，管理员无法追溯攻击来源、时间、影响范围等信息，也无法进行事后取证。</w:t>
+        <w:t>无任何日志记录。发生安全事件时无法追溯攻击来源、时间、影响范围，无法进行事后取证。</w:t>
       </w:r>
     </w:p>
     <w:p>
@@ -4919,68 +5211,38 @@
       </w:pPr>
       <w:r>
         <w:rPr>
-          <w:rFonts w:ascii="Droid Sans Fallback" w:hAnsi="Droid Sans Fallback" w:eastAsia="Droid Sans Fallback"/>
+          <w:rFonts w:ascii="Times New Roman" w:hAnsi="Times New Roman" w:eastAsia="宋体"/>
           <w:b/>
           <w:i w:val="0"/>
           <w:color w:val="333333"/>
           <w:sz w:val="22"/>
         </w:rPr>
-        <w:t>【修复措施】</w:t>
+        <w:t>修复代码</w:t>
       </w:r>
     </w:p>
     <w:p>
       <w:pPr>
-        <w:spacing w:after="120" w:line="400" w:lineRule="exact"/>
-      </w:pPr>
-      <w:r>
-        <w:rPr>
-          <w:rFonts w:ascii="Droid Sans Fallback" w:hAnsi="Droid Sans Fallback" w:eastAsia="Droid Sans Fallback"/>
-          <w:b w:val="0"/>
-          <w:i w:val="0"/>
-          <w:color w:val="333333"/>
-          <w:sz w:val="22"/>
-        </w:rPr>
-        <w:t>使用 Python logging 模块配置结构化日志，同时输出到文件和标准输出。关键事件包括：登录成功/失败、登出、账户锁定、CSRF 验证失败、注册成功等，每次记录均包含时间戳、事件类型、用户名、来源 IP 等关键信息。</w:t>
-      </w:r>
-    </w:p>
-    <w:p>
-      <w:pPr>
-        <w:spacing w:after="120" w:line="400" w:lineRule="exact"/>
-      </w:pPr>
-      <w:r>
-        <w:rPr>
-          <w:rFonts w:ascii="Droid Sans Fallback" w:hAnsi="Droid Sans Fallback" w:eastAsia="Droid Sans Fallback"/>
-          <w:b/>
-          <w:i w:val="0"/>
-          <w:color w:val="333333"/>
-          <w:sz w:val="22"/>
-        </w:rPr>
-        <w:t>【修复代码】</w:t>
-      </w:r>
-    </w:p>
-    <w:p>
-      <w:pPr>
         <w:spacing w:before="120" w:after="120"/>
         <w:ind w:left="567"/>
-        <w:shd w:fill="F5F5F5" w:val="clear"/>
+        <w:shd w:fill="F0F0F0" w:val="clear"/>
       </w:pPr>
       <w:r>
         <w:rPr>
           <w:rFonts w:ascii="Courier New" w:hAnsi="Courier New"/>
           <w:color w:val="2D2D2D"/>
-          <w:sz w:val="18"/>
+          <w:sz w:val="17"/>
         </w:rPr>
-        <w:t># ✅ 安全版：结构化日志</w:t>
+        <w:t># 安全版：结构化审计日志</w:t>
         <w:br/>
         <w:t>logging.basicConfig(</w:t>
         <w:br/>
         <w:t xml:space="preserve">    level=logging.INFO,</w:t>
         <w:br/>
-        <w:t xml:space="preserve">    format='%(asctime)s [%(levelname)s] %(message)s',</w:t>
+        <w:t xml:space="preserve">    format="%(asctime)s [%(levelname)s] %(message)s",</w:t>
         <w:br/>
         <w:t xml:space="preserve">    handlers=[</w:t>
         <w:br/>
-        <w:t xml:space="preserve">        logging.FileHandler('security.log'),</w:t>
+        <w:t xml:space="preserve">        logging.FileHandler("security.log"),</w:t>
         <w:br/>
         <w:t xml:space="preserve">        logging.StreamHandler()</w:t>
         <w:br/>
@@ -4988,23 +5250,23 @@
         <w:br/>
         <w:t>)</w:t>
         <w:br/>
-        <w:br/>
         <w:t>logger.info(f"登录成功 | 用户名: {username} | IP: {client_ip}")</w:t>
-        <w:br/>
-        <w:t>logger.warning(f"登录失败 | 用户名: {username} | IP: {client_ip}")</w:t>
       </w:r>
     </w:p>
     <w:p/>
     <w:p>
       <w:pPr>
-        <w:spacing w:before="120" w:after="120"/>
+        <w:spacing w:before="80" w:after="80"/>
       </w:pPr>
       <w:r>
         <w:rPr>
-          <w:color w:val="CCCCCC"/>
-          <w:sz w:val="16"/>
+          <w:rFonts w:ascii="Times New Roman" w:hAnsi="Times New Roman" w:eastAsia="宋体"/>
+          <w:b w:val="0"/>
+          <w:i w:val="0"/>
+          <w:color w:val="BBBBBB"/>
+          <w:sz w:val="14"/>
         </w:rPr>
-        <w:t>────────────────────────────────────────────────────────────</w:t>
+        <w:t>━━━━━━━━━━━━━━━━━━━━━━━━━━━━━━━━━━━━━━━━━━━━━━━━━━━━━━━</w:t>
       </w:r>
     </w:p>
     <w:p>
@@ -5013,7 +5275,9 @@
       </w:pPr>
       <w:r>
         <w:rPr>
-          <w:rFonts w:ascii="Droid Sans Fallback" w:hAnsi="Droid Sans Fallback" w:eastAsia="Droid Sans Fallback"/>
+          <w:rFonts w:ascii="Times New Roman" w:hAnsi="Times New Roman" w:eastAsia="宋体"/>
+          <w:b w:val="0"/>
+          <w:i w:val="0"/>
           <w:color w:val="34495E"/>
           <w:sz w:val="26"/>
         </w:rPr>
@@ -5021,14 +5285,18 @@
       </w:r>
     </w:p>
     <w:p>
+      <w:pPr>
+        <w:spacing w:after="40"/>
+      </w:pPr>
       <w:r>
         <w:rPr>
-          <w:rFonts w:ascii="Droid Sans Fallback" w:hAnsi="Droid Sans Fallback" w:eastAsia="Droid Sans Fallback"/>
+          <w:rFonts w:ascii="Times New Roman" w:hAnsi="Times New Roman" w:eastAsia="宋体"/>
           <w:b/>
-          <w:color w:val="F39C12"/>
+          <w:i w:val="0"/>
+          <w:color w:val="007ACC"/>
           <w:sz w:val="20"/>
         </w:rPr>
-        <w:t>[🟡 低危]</w:t>
+        <w:t>【低危】</w:t>
       </w:r>
     </w:p>
     <w:p>
@@ -5037,13 +5305,13 @@
       </w:pPr>
       <w:r>
         <w:rPr>
-          <w:rFonts w:ascii="Droid Sans Fallback" w:hAnsi="Droid Sans Fallback" w:eastAsia="Droid Sans Fallback"/>
+          <w:rFonts w:ascii="Times New Roman" w:hAnsi="Times New Roman" w:eastAsia="宋体"/>
           <w:b/>
           <w:i w:val="0"/>
           <w:color w:val="333333"/>
           <w:sz w:val="22"/>
         </w:rPr>
-        <w:t>【漏洞描述】</w:t>
+        <w:t>漏洞描述</w:t>
       </w:r>
     </w:p>
     <w:p>
@@ -5052,13 +5320,13 @@
       </w:pPr>
       <w:r>
         <w:rPr>
-          <w:rFonts w:ascii="Droid Sans Fallback" w:hAnsi="Droid Sans Fallback" w:eastAsia="Droid Sans Fallback"/>
+          <w:rFonts w:ascii="Times New Roman" w:hAnsi="Times New Roman" w:eastAsia="宋体"/>
           <w:b w:val="0"/>
           <w:i w:val="0"/>
           <w:color w:val="333333"/>
           <w:sz w:val="22"/>
         </w:rPr>
-        <w:t>原项目没有用户注册功能，所有用户都硬编码在代码中。这虽然不是一个直接的安全漏洞，但严重限制了项目的可用性和可维护性。更重要的是，它意味着新用户的创建没有任何安全校验流程——如果未来添加注册功能时忘记同步安全措施，又会引入新的漏洞。</w:t>
+        <w:t>原项目无注册功能，所有用户硬编码在代码中。限制了项目的可用性，也意味着新用户创建没有安全校验流程。</w:t>
       </w:r>
     </w:p>
     <w:p>
@@ -5067,13 +5335,13 @@
       </w:pPr>
       <w:r>
         <w:rPr>
-          <w:rFonts w:ascii="Droid Sans Fallback" w:hAnsi="Droid Sans Fallback" w:eastAsia="Droid Sans Fallback"/>
+          <w:rFonts w:ascii="Times New Roman" w:hAnsi="Times New Roman" w:eastAsia="宋体"/>
           <w:b/>
           <w:i w:val="0"/>
           <w:color w:val="333333"/>
           <w:sz w:val="22"/>
         </w:rPr>
-        <w:t>【修复措施】</w:t>
+        <w:t>修复措施</w:t>
       </w:r>
     </w:p>
     <w:p>
@@ -5082,13 +5350,13 @@
       </w:pPr>
       <w:r>
         <w:rPr>
-          <w:rFonts w:ascii="Droid Sans Fallback" w:hAnsi="Droid Sans Fallback" w:eastAsia="Droid Sans Fallback"/>
+          <w:rFonts w:ascii="Times New Roman" w:hAnsi="Times New Roman" w:eastAsia="宋体"/>
           <w:b w:val="0"/>
           <w:i w:val="0"/>
           <w:color w:val="333333"/>
           <w:sz w:val="22"/>
         </w:rPr>
-        <w:t>新增完整的注册页面（register.html），包含：用户名唯一性检查、密码强度校验、密码确认字段、CSRF 保护、注册频率限制（每 IP 每 5 分钟最多 3 次注册）。新用户默认角色为 user，密码经过哈希存储。</w:t>
+        <w:t>新增完整注册页面（register.html），包含：用户名唯一性检查、密码强度校验、密码确认、CSRF 保护、注册频率限制（每 IP 每 5 分钟最多 3 次注册）。</w:t>
       </w:r>
     </w:p>
     <w:p>
@@ -5102,7 +5370,9 @@
       </w:pPr>
       <w:r>
         <w:rPr>
-          <w:rFonts w:ascii="Droid Sans Fallback" w:hAnsi="Droid Sans Fallback" w:eastAsia="Droid Sans Fallback"/>
+          <w:rFonts w:ascii="Times New Roman" w:hAnsi="Times New Roman" w:eastAsia="宋体"/>
+          <w:b w:val="0"/>
+          <w:i w:val="0"/>
           <w:color w:val="1A1A2E"/>
           <w:sz w:val="44"/>
         </w:rPr>
@@ -5115,7 +5385,9 @@
       </w:pPr>
       <w:r>
         <w:rPr>
-          <w:rFonts w:ascii="Droid Sans Fallback" w:hAnsi="Droid Sans Fallback" w:eastAsia="Droid Sans Fallback"/>
+          <w:rFonts w:ascii="Times New Roman" w:hAnsi="Times New Roman" w:eastAsia="宋体"/>
+          <w:b w:val="0"/>
+          <w:i w:val="0"/>
           <w:color w:val="2C3E50"/>
           <w:sz w:val="32"/>
         </w:rPr>
@@ -5267,7 +5539,7 @@
           </w:tcPr>
           <w:p>
             <w:r>
-              <w:t>新增注册链接、错误页面支持、页脚</w:t>
+              <w:t>新增注册链接、错误页面、页脚</w:t>
             </w:r>
           </w:p>
         </w:tc>
@@ -5289,7 +5561,7 @@
           </w:tcPr>
           <w:p>
             <w:r>
-              <w:t>显示密码</w:t>
+              <w:t>显示密码字段</w:t>
             </w:r>
           </w:p>
         </w:tc>
@@ -5299,7 +5571,7 @@
           </w:tcPr>
           <w:p>
             <w:r>
-              <w:t>不显示密码</w:t>
+              <w:t>隐藏密码</w:t>
             </w:r>
           </w:p>
         </w:tc>
@@ -5309,7 +5581,7 @@
           </w:tcPr>
           <w:p>
             <w:r>
-              <w:t>移除密码字段展示，增加注册引导</w:t>
+              <w:t>移除密码展示，增加注册引导</w:t>
             </w:r>
           </w:p>
         </w:tc>
@@ -5393,7 +5665,7 @@
           </w:tcPr>
           <w:p>
             <w:r>
-              <w:t>完整的注册流程 + 密码强度校验</w:t>
+              <w:t>完整注册流程 + 密码强度校验</w:t>
             </w:r>
           </w:p>
         </w:tc>
@@ -5519,7 +5791,7 @@
           </w:tcPr>
           <w:p>
             <w:r>
-              <w:t>16 项漏洞详细分析报告</w:t>
+              <w:t>16 项漏洞详细分析文档</w:t>
             </w:r>
           </w:p>
         </w:tc>
@@ -5583,11 +5855,13 @@
       </w:pPr>
       <w:r>
         <w:rPr>
-          <w:rFonts w:ascii="Droid Sans Fallback" w:hAnsi="Droid Sans Fallback" w:eastAsia="Droid Sans Fallback"/>
+          <w:rFonts w:ascii="Times New Roman" w:hAnsi="Times New Roman" w:eastAsia="宋体"/>
+          <w:b w:val="0"/>
+          <w:i w:val="0"/>
           <w:color w:val="2C3E50"/>
           <w:sz w:val="32"/>
         </w:rPr>
-        <w:t>5.2  关键代码变更摘要</w:t>
+        <w:t>5.2  关键代码变更</w:t>
       </w:r>
     </w:p>
     <w:p>
@@ -5596,13 +5870,13 @@
       </w:pPr>
       <w:r>
         <w:rPr>
-          <w:rFonts w:ascii="Droid Sans Fallback" w:hAnsi="Droid Sans Fallback" w:eastAsia="Droid Sans Fallback"/>
+          <w:rFonts w:ascii="Times New Roman" w:hAnsi="Times New Roman" w:eastAsia="宋体"/>
           <w:b/>
           <w:i w:val="0"/>
           <w:color w:val="333333"/>
           <w:sz w:val="22"/>
         </w:rPr>
-        <w:t>密码存储</w:t>
+        <w:t>■ 密码存储</w:t>
       </w:r>
     </w:p>
     <w:p>
@@ -5611,13 +5885,13 @@
       </w:pPr>
       <w:r>
         <w:rPr>
-          <w:rFonts w:ascii="Droid Sans Fallback" w:hAnsi="Droid Sans Fallback" w:eastAsia="Droid Sans Fallback"/>
+          <w:rFonts w:ascii="Times New Roman" w:hAnsi="Times New Roman" w:eastAsia="宋体"/>
           <w:b w:val="0"/>
           <w:i w:val="0"/>
           <w:color w:val="333333"/>
           <w:sz w:val="22"/>
         </w:rPr>
-        <w:t>漏洞版：USERS["admin"]["password"] = "admin123"  ← 明文</w:t>
+        <w:t>漏洞版：USERS["admin"]["password"] = "admin123"                              ← 明文</w:t>
       </w:r>
     </w:p>
     <w:p>
@@ -5626,13 +5900,13 @@
       </w:pPr>
       <w:r>
         <w:rPr>
-          <w:rFonts w:ascii="Droid Sans Fallback" w:hAnsi="Droid Sans Fallback" w:eastAsia="Droid Sans Fallback"/>
+          <w:rFonts w:ascii="Times New Roman" w:hAnsi="Times New Roman" w:eastAsia="宋体"/>
           <w:b w:val="0"/>
           <w:i w:val="0"/>
           <w:color w:val="333333"/>
           <w:sz w:val="22"/>
         </w:rPr>
-        <w:t>安全版：USERS["admin"]["password"] = generate_password_hash("Admin@123456")  ← PBKDF2-SHA256 加盐哈希</w:t>
+        <w:t>安全版：USERS["admin"]["password"] = generate_password_hash("Admin@123456")  ← PBKDF2-SHA256</w:t>
       </w:r>
     </w:p>
     <w:p>
@@ -5641,13 +5915,13 @@
       </w:pPr>
       <w:r>
         <w:rPr>
-          <w:rFonts w:ascii="Droid Sans Fallback" w:hAnsi="Droid Sans Fallback" w:eastAsia="Droid Sans Fallback"/>
+          <w:rFonts w:ascii="Times New Roman" w:hAnsi="Times New Roman" w:eastAsia="宋体"/>
           <w:b/>
           <w:i w:val="0"/>
           <w:color w:val="333333"/>
           <w:sz w:val="22"/>
         </w:rPr>
-        <w:t>会话密钥</w:t>
+        <w:t>■ 会话密钥</w:t>
       </w:r>
     </w:p>
     <w:p>
@@ -5656,13 +5930,13 @@
       </w:pPr>
       <w:r>
         <w:rPr>
-          <w:rFonts w:ascii="Droid Sans Fallback" w:hAnsi="Droid Sans Fallback" w:eastAsia="Droid Sans Fallback"/>
+          <w:rFonts w:ascii="Times New Roman" w:hAnsi="Times New Roman" w:eastAsia="宋体"/>
           <w:b w:val="0"/>
           <w:i w:val="0"/>
           <w:color w:val="333333"/>
           <w:sz w:val="22"/>
         </w:rPr>
-        <w:t>漏洞版：app.secret_key = "dev-key-2025"  ← 硬编码弱密钥</w:t>
+        <w:t>漏洞版：app.secret_key = "dev-key-2025"                         ← 硬编码弱密钥</w:t>
       </w:r>
     </w:p>
     <w:p>
@@ -5671,13 +5945,13 @@
       </w:pPr>
       <w:r>
         <w:rPr>
-          <w:rFonts w:ascii="Droid Sans Fallback" w:hAnsi="Droid Sans Fallback" w:eastAsia="Droid Sans Fallback"/>
+          <w:rFonts w:ascii="Times New Roman" w:hAnsi="Times New Roman" w:eastAsia="宋体"/>
           <w:b w:val="0"/>
           <w:i w:val="0"/>
           <w:color w:val="333333"/>
           <w:sz w:val="22"/>
         </w:rPr>
-        <w:t>安全版：app.secret_key = os.environ.get("SECRET_KEY", secrets.token_hex(32))  ← 随机密钥</w:t>
+        <w:t>安全版：app.secret_key = os.environ.get("SECRET_KEY", secrets.token_hex(32))  ← 随机 64 位 hex</w:t>
       </w:r>
     </w:p>
     <w:p>
@@ -5686,13 +5960,13 @@
       </w:pPr>
       <w:r>
         <w:rPr>
-          <w:rFonts w:ascii="Droid Sans Fallback" w:hAnsi="Droid Sans Fallback" w:eastAsia="Droid Sans Fallback"/>
+          <w:rFonts w:ascii="Times New Roman" w:hAnsi="Times New Roman" w:eastAsia="宋体"/>
           <w:b/>
           <w:i w:val="0"/>
           <w:color w:val="333333"/>
           <w:sz w:val="22"/>
         </w:rPr>
-        <w:t>登录验证</w:t>
+        <w:t>■ 登录验证流程</w:t>
       </w:r>
     </w:p>
     <w:p>
@@ -5701,7 +5975,7 @@
       </w:pPr>
       <w:r>
         <w:rPr>
-          <w:rFonts w:ascii="Droid Sans Fallback" w:hAnsi="Droid Sans Fallback" w:eastAsia="Droid Sans Fallback"/>
+          <w:rFonts w:ascii="Times New Roman" w:hAnsi="Times New Roman" w:eastAsia="宋体"/>
           <w:b w:val="0"/>
           <w:i w:val="0"/>
           <w:color w:val="333333"/>
@@ -5716,7 +5990,7 @@
       </w:pPr>
       <w:r>
         <w:rPr>
-          <w:rFonts w:ascii="Droid Sans Fallback" w:hAnsi="Droid Sans Fallback" w:eastAsia="Droid Sans Fallback"/>
+          <w:rFonts w:ascii="Times New Roman" w:hAnsi="Times New Roman" w:eastAsia="宋体"/>
           <w:b w:val="0"/>
           <w:i w:val="0"/>
           <w:color w:val="333333"/>
@@ -5731,13 +6005,13 @@
       </w:pPr>
       <w:r>
         <w:rPr>
-          <w:rFonts w:ascii="Droid Sans Fallback" w:hAnsi="Droid Sans Fallback" w:eastAsia="Droid Sans Fallback"/>
+          <w:rFonts w:ascii="Times New Roman" w:hAnsi="Times New Roman" w:eastAsia="宋体"/>
           <w:b/>
           <w:i w:val="0"/>
           <w:color w:val="333333"/>
           <w:sz w:val="22"/>
         </w:rPr>
-        <w:t>会话管理</w:t>
+        <w:t>■ 会话管理</w:t>
       </w:r>
     </w:p>
     <w:p>
@@ -5746,7 +6020,7 @@
       </w:pPr>
       <w:r>
         <w:rPr>
-          <w:rFonts w:ascii="Droid Sans Fallback" w:hAnsi="Droid Sans Fallback" w:eastAsia="Droid Sans Fallback"/>
+          <w:rFonts w:ascii="Times New Roman" w:hAnsi="Times New Roman" w:eastAsia="宋体"/>
           <w:b w:val="0"/>
           <w:i w:val="0"/>
           <w:color w:val="333333"/>
@@ -5761,7 +6035,7 @@
       </w:pPr>
       <w:r>
         <w:rPr>
-          <w:rFonts w:ascii="Droid Sans Fallback" w:hAnsi="Droid Sans Fallback" w:eastAsia="Droid Sans Fallback"/>
+          <w:rFonts w:ascii="Times New Roman" w:hAnsi="Times New Roman" w:eastAsia="宋体"/>
           <w:b w:val="0"/>
           <w:i w:val="0"/>
           <w:color w:val="333333"/>
@@ -5781,7 +6055,9 @@
       </w:pPr>
       <w:r>
         <w:rPr>
-          <w:rFonts w:ascii="Droid Sans Fallback" w:hAnsi="Droid Sans Fallback" w:eastAsia="Droid Sans Fallback"/>
+          <w:rFonts w:ascii="Times New Roman" w:hAnsi="Times New Roman" w:eastAsia="宋体"/>
+          <w:b w:val="0"/>
+          <w:i w:val="0"/>
           <w:color w:val="1A1A2E"/>
           <w:sz w:val="44"/>
         </w:rPr>
@@ -5794,13 +6070,13 @@
       </w:pPr>
       <w:r>
         <w:rPr>
-          <w:rFonts w:ascii="Droid Sans Fallback" w:hAnsi="Droid Sans Fallback" w:eastAsia="Droid Sans Fallback"/>
+          <w:rFonts w:ascii="Times New Roman" w:hAnsi="Times New Roman" w:eastAsia="宋体"/>
           <w:b w:val="0"/>
           <w:i w:val="0"/>
           <w:color w:val="333333"/>
           <w:sz w:val="22"/>
         </w:rPr>
-        <w:t>回顾这 16 项漏洞，它们并非来自复杂的业务逻辑缺陷或高级攻击手法，而是源于最基础的 Web 安全原则被系统性忽视。以下是对核心问题的深入反思：</w:t>
+        <w:t>回顾这 16 项漏洞，它们并非来自复杂的业务逻辑缺陷或高级攻击手法，而是源于最基础的安全原则被系统性忽视。</w:t>
       </w:r>
     </w:p>
     <w:p>
@@ -5809,7 +6085,9 @@
       </w:pPr>
       <w:r>
         <w:rPr>
-          <w:rFonts w:ascii="Droid Sans Fallback" w:hAnsi="Droid Sans Fallback" w:eastAsia="Droid Sans Fallback"/>
+          <w:rFonts w:ascii="Times New Roman" w:hAnsi="Times New Roman" w:eastAsia="宋体"/>
+          <w:b w:val="0"/>
+          <w:i w:val="0"/>
           <w:color w:val="2C3E50"/>
           <w:sz w:val="32"/>
         </w:rPr>
@@ -5822,13 +6100,13 @@
       </w:pPr>
       <w:r>
         <w:rPr>
-          <w:rFonts w:ascii="Droid Sans Fallback" w:hAnsi="Droid Sans Fallback" w:eastAsia="Droid Sans Fallback"/>
+          <w:rFonts w:ascii="Times New Roman" w:hAnsi="Times New Roman" w:eastAsia="宋体"/>
           <w:b w:val="0"/>
           <w:i w:val="0"/>
           <w:color w:val="333333"/>
           <w:sz w:val="22"/>
         </w:rPr>
-        <w:t>在开发初始版本时，开发者只关注了功能的"可用性"，完全未考虑"安全性"。密码明文存储、密钥硬编码、调试模式开放——这些是安全领域最基本的问题，在任何正规的开发培训或安全指南中都会被反复强调。它们的出现说明开发过程缺乏基本的安全编码规范和安全评审环节。</w:t>
+        <w:t>初始版本只关注功能的"可用性"，完全未考虑"安全性"。密码明文存储、密钥硬编码、调试模式开放——这些是安全领域最基本的问题，在任何正规开发培训或安全指南中都会被反复强调。它们的出现说明开发过程缺乏基本的安全编码规范和安全评审环节。</w:t>
       </w:r>
     </w:p>
     <w:p>
@@ -5837,7 +6115,9 @@
       </w:pPr>
       <w:r>
         <w:rPr>
-          <w:rFonts w:ascii="Droid Sans Fallback" w:hAnsi="Droid Sans Fallback" w:eastAsia="Droid Sans Fallback"/>
+          <w:rFonts w:ascii="Times New Roman" w:hAnsi="Times New Roman" w:eastAsia="宋体"/>
+          <w:b w:val="0"/>
+          <w:i w:val="0"/>
           <w:color w:val="2C3E50"/>
           <w:sz w:val="32"/>
         </w:rPr>
@@ -5850,13 +6130,13 @@
       </w:pPr>
       <w:r>
         <w:rPr>
-          <w:rFonts w:ascii="Droid Sans Fallback" w:hAnsi="Droid Sans Fallback" w:eastAsia="Droid Sans Fallback"/>
+          <w:rFonts w:ascii="Times New Roman" w:hAnsi="Times New Roman" w:eastAsia="宋体"/>
           <w:b w:val="0"/>
           <w:i w:val="0"/>
           <w:color w:val="333333"/>
           <w:sz w:val="22"/>
         </w:rPr>
-        <w:t>登录成功后，所有用户信息（包括密码）被不加区分地传递给前端模板。这违反了"数据最小化"原则——前端不需要知道密码，就不应该接收到密码。更合理的做法是，后端只返回前端真正需要展示的数据字段。</w:t>
+        <w:t>登录成功后，所有用户信息（包括密码）被不加区分地传递给前端模板，违反了"数据最小化"原则。后端只应返回前端真正需要展示的数据。</w:t>
       </w:r>
     </w:p>
     <w:p>
@@ -5865,11 +6145,13 @@
       </w:pPr>
       <w:r>
         <w:rPr>
-          <w:rFonts w:ascii="Droid Sans Fallback" w:hAnsi="Droid Sans Fallback" w:eastAsia="Droid Sans Fallback"/>
+          <w:rFonts w:ascii="Times New Roman" w:hAnsi="Times New Roman" w:eastAsia="宋体"/>
+          <w:b w:val="0"/>
+          <w:i w:val="0"/>
           <w:color w:val="2C3E50"/>
           <w:sz w:val="32"/>
         </w:rPr>
-        <w:t>6.3  "默认安全"与"默认不安全"的取舍</w:t>
+        <w:t>6.3  "默认不安全"的架构倾向</w:t>
       </w:r>
     </w:p>
     <w:p>
@@ -5878,7 +6160,7 @@
       </w:pPr>
       <w:r>
         <w:rPr>
-          <w:rFonts w:ascii="Droid Sans Fallback" w:hAnsi="Droid Sans Fallback" w:eastAsia="Droid Sans Fallback"/>
+          <w:rFonts w:ascii="Times New Roman" w:hAnsi="Times New Roman" w:eastAsia="宋体"/>
           <w:b w:val="0"/>
           <w:i w:val="0"/>
           <w:color w:val="333333"/>
@@ -5895,7 +6177,10 @@
       </w:pPr>
       <w:r>
         <w:rPr>
-          <w:rFonts w:ascii="Droid Sans Fallback" w:hAnsi="Droid Sans Fallback" w:eastAsia="Droid Sans Fallback"/>
+          <w:rFonts w:ascii="Times New Roman" w:hAnsi="Times New Roman" w:eastAsia="宋体"/>
+          <w:b w:val="0"/>
+          <w:i w:val="0"/>
+          <w:color w:val="333333"/>
           <w:sz w:val="22"/>
         </w:rPr>
         <w:t>密码默认不加密 → 明文存储</w:t>
@@ -5909,7 +6194,10 @@
       </w:pPr>
       <w:r>
         <w:rPr>
-          <w:rFonts w:ascii="Droid Sans Fallback" w:hAnsi="Droid Sans Fallback" w:eastAsia="Droid Sans Fallback"/>
+          <w:rFonts w:ascii="Times New Roman" w:hAnsi="Times New Roman" w:eastAsia="宋体"/>
+          <w:b w:val="0"/>
+          <w:i w:val="0"/>
+          <w:color w:val="333333"/>
           <w:sz w:val="22"/>
         </w:rPr>
         <w:t>Session Cookie 默认不设 HttpOnly → 允许 JS 读取</w:t>
@@ -5923,7 +6211,10 @@
       </w:pPr>
       <w:r>
         <w:rPr>
-          <w:rFonts w:ascii="Droid Sans Fallback" w:hAnsi="Droid Sans Fallback" w:eastAsia="Droid Sans Fallback"/>
+          <w:rFonts w:ascii="Times New Roman" w:hAnsi="Times New Roman" w:eastAsia="宋体"/>
+          <w:b w:val="0"/>
+          <w:i w:val="0"/>
+          <w:color w:val="333333"/>
           <w:sz w:val="22"/>
         </w:rPr>
         <w:t>Debug 模式默认开启 → 暴露调试接口</w:t>
@@ -5937,7 +6228,10 @@
       </w:pPr>
       <w:r>
         <w:rPr>
-          <w:rFonts w:ascii="Droid Sans Fallback" w:hAnsi="Droid Sans Fallback" w:eastAsia="Droid Sans Fallback"/>
+          <w:rFonts w:ascii="Times New Roman" w:hAnsi="Times New Roman" w:eastAsia="宋体"/>
+          <w:b w:val="0"/>
+          <w:i w:val="0"/>
+          <w:color w:val="333333"/>
           <w:sz w:val="22"/>
         </w:rPr>
         <w:t>表单默认不验证 → 接收任意输入</w:t>
@@ -5951,7 +6245,10 @@
       </w:pPr>
       <w:r>
         <w:rPr>
-          <w:rFonts w:ascii="Droid Sans Fallback" w:hAnsi="Droid Sans Fallback" w:eastAsia="Droid Sans Fallback"/>
+          <w:rFonts w:ascii="Times New Roman" w:hAnsi="Times New Roman" w:eastAsia="宋体"/>
+          <w:b w:val="0"/>
+          <w:i w:val="0"/>
+          <w:color w:val="333333"/>
           <w:sz w:val="22"/>
         </w:rPr>
         <w:t>接口默认不限速 → 允许任意频率请求</w:t>
@@ -5959,17 +6256,32 @@
     </w:p>
     <w:p>
       <w:pPr>
-        <w:spacing w:after="120" w:line="400" w:lineRule="exact"/>
+        <w:pStyle w:val="Heading2"/>
       </w:pPr>
       <w:r>
         <w:rPr>
-          <w:rFonts w:ascii="Droid Sans Fallback" w:hAnsi="Droid Sans Fallback" w:eastAsia="Droid Sans Fallback"/>
+          <w:rFonts w:ascii="Times New Roman" w:hAnsi="Times New Roman" w:eastAsia="宋体"/>
+          <w:b w:val="0"/>
+          <w:i w:val="0"/>
+          <w:color w:val="2C3E50"/>
+          <w:sz w:val="32"/>
+        </w:rPr>
+        <w:t>6.4  无"纵深防御"概念</w:t>
+      </w:r>
+    </w:p>
+    <w:p>
+      <w:pPr>
+        <w:spacing w:after="120" w:line="400" w:lineRule="exact"/>
+      </w:pPr>
+      <w:r>
+        <w:rPr>
+          <w:rFonts w:ascii="Times New Roman" w:hAnsi="Times New Roman" w:eastAsia="宋体"/>
           <w:b w:val="0"/>
           <w:i w:val="0"/>
           <w:color w:val="333333"/>
           <w:sz w:val="22"/>
         </w:rPr>
-        <w:t>安全的思维模式应该是"默认拒绝"（Default Deny），即默认情况下所有权限都是关闭的，仅在明确需要时才开放。而本项目恰恰相反，默认开放一切，仅在不必要时才考虑限制。</w:t>
+        <w:t>原版本的所有防护都是"单一关卡"，突破即全线崩溃。正确的做法是：密码哈希被破解？会话超时限制攻击窗口；CSRF 令牌被窃取？速率限制延缓攻击节奏；Session key 被破解？账户锁定阻断后续操作。</w:t>
       </w:r>
     </w:p>
     <w:p>
@@ -5978,54 +6290,13 @@
       </w:pPr>
       <w:r>
         <w:rPr>
-          <w:rFonts w:ascii="Droid Sans Fallback" w:hAnsi="Droid Sans Fallback" w:eastAsia="Droid Sans Fallback"/>
+          <w:rFonts w:ascii="Times New Roman" w:hAnsi="Times New Roman" w:eastAsia="宋体"/>
+          <w:b w:val="0"/>
+          <w:i w:val="0"/>
           <w:color w:val="2C3E50"/>
           <w:sz w:val="32"/>
         </w:rPr>
-        <w:t>6.4  没有"纵深防御"的概念</w:t>
-      </w:r>
-    </w:p>
-    <w:p>
-      <w:pPr>
-        <w:spacing w:after="120" w:line="400" w:lineRule="exact"/>
-      </w:pPr>
-      <w:r>
-        <w:rPr>
-          <w:rFonts w:ascii="Droid Sans Fallback" w:hAnsi="Droid Sans Fallback" w:eastAsia="Droid Sans Fallback"/>
-          <w:b w:val="0"/>
-          <w:i w:val="0"/>
-          <w:color w:val="333333"/>
-          <w:sz w:val="22"/>
-        </w:rPr>
-        <w:t>即使有某项防御措施被绕过，也应该有其他措施兜底。例如：即使密码哈希被破解，会话超时可以限制攻击窗口；即使 CSRF 令牌被窃取，速率限制可以延缓攻击节奏；即使 session key 被破解，账户锁定机制可以阻断后续操作。原版本的所有防护都是"单一关卡"，突破即全线崩溃。</w:t>
-      </w:r>
-    </w:p>
-    <w:p>
-      <w:pPr>
-        <w:pStyle w:val="Heading2"/>
-      </w:pPr>
-      <w:r>
-        <w:rPr>
-          <w:rFonts w:ascii="Droid Sans Fallback" w:hAnsi="Droid Sans Fallback" w:eastAsia="Droid Sans Fallback"/>
-          <w:color w:val="2C3E50"/>
-          <w:sz w:val="32"/>
-        </w:rPr>
-        <w:t>6.5  OWASP Top 10 的最佳实践被忽略</w:t>
-      </w:r>
-    </w:p>
-    <w:p>
-      <w:pPr>
-        <w:spacing w:after="120" w:line="400" w:lineRule="exact"/>
-      </w:pPr>
-      <w:r>
-        <w:rPr>
-          <w:rFonts w:ascii="Droid Sans Fallback" w:hAnsi="Droid Sans Fallback" w:eastAsia="Droid Sans Fallback"/>
-          <w:b w:val="0"/>
-          <w:i w:val="0"/>
-          <w:color w:val="333333"/>
-          <w:sz w:val="22"/>
-        </w:rPr>
-        <w:t>将漏洞映射到 OWASP Top 10 (2021) 可以看到问题的全貌：</w:t>
+        <w:t>6.5  OWASP Top 10 对应分析</w:t>
       </w:r>
     </w:p>
     <w:tbl>
@@ -6062,7 +6333,7 @@
               <w:rPr>
                 <w:b/>
               </w:rPr>
-              <w:t>涉及的漏洞</w:t>
+              <w:t>涉及漏洞</w:t>
             </w:r>
           </w:p>
         </w:tc>
@@ -6107,7 +6378,7 @@
           </w:tcPr>
           <w:p>
             <w:r>
-              <w:t>1 项</w:t>
+              <w:t>1项</w:t>
             </w:r>
           </w:p>
         </w:tc>
@@ -6139,7 +6410,7 @@
           </w:tcPr>
           <w:p>
             <w:r>
-              <w:t>2 项</w:t>
+              <w:t>2项</w:t>
             </w:r>
           </w:p>
         </w:tc>
@@ -6171,7 +6442,7 @@
           </w:tcPr>
           <w:p>
             <w:r>
-              <w:t>2 项</w:t>
+              <w:t>2项</w:t>
             </w:r>
           </w:p>
         </w:tc>
@@ -6193,7 +6464,7 @@
           </w:tcPr>
           <w:p>
             <w:r>
-              <w:t>VULN-005 调试模式, VULN-011 Cookie</w:t>
+              <w:t>VULN-006 调试模式, VULN-011 Cookie配置</w:t>
             </w:r>
           </w:p>
         </w:tc>
@@ -6203,7 +6474,7 @@
           </w:tcPr>
           <w:p>
             <w:r>
-              <w:t>2 项</w:t>
+              <w:t>2项</w:t>
             </w:r>
           </w:p>
         </w:tc>
@@ -6225,7 +6496,7 @@
           </w:tcPr>
           <w:p>
             <w:r>
-              <w:t>VULN-003 爆破, VULN-004 密码泄露, VULN-007 无锁定, VULN-009 枚举, VULN-012 弱密码, VULN-014 无超时</w:t>
+              <w:t>VULN-003,004,007,008,009,012,014</w:t>
             </w:r>
           </w:p>
         </w:tc>
@@ -6235,7 +6506,7 @@
           </w:tcPr>
           <w:p>
             <w:r>
-              <w:t>6 项</w:t>
+              <w:t>7项</w:t>
             </w:r>
           </w:p>
         </w:tc>
@@ -6257,7 +6528,7 @@
           </w:tcPr>
           <w:p>
             <w:r>
-              <w:t>VULN-008 CSRF 伪造</w:t>
+              <w:t>VULN-010 输入验证</w:t>
             </w:r>
           </w:p>
         </w:tc>
@@ -6267,7 +6538,7 @@
           </w:tcPr>
           <w:p>
             <w:r>
-              <w:t>1 项</w:t>
+              <w:t>1项</w:t>
             </w:r>
           </w:p>
         </w:tc>
@@ -6279,7 +6550,7 @@
       </w:pPr>
       <w:r>
         <w:rPr>
-          <w:rFonts w:ascii="Droid Sans Fallback" w:hAnsi="Droid Sans Fallback" w:eastAsia="Droid Sans Fallback"/>
+          <w:rFonts w:ascii="Times New Roman" w:hAnsi="Times New Roman" w:eastAsia="宋体"/>
           <w:b w:val="0"/>
           <w:i w:val="0"/>
           <w:color w:val="333333"/>
@@ -6293,13 +6564,13 @@
       </w:pPr>
       <w:r>
         <w:rPr>
-          <w:rFonts w:ascii="Droid Sans Fallback" w:hAnsi="Droid Sans Fallback" w:eastAsia="Droid Sans Fallback"/>
+          <w:rFonts w:ascii="Times New Roman" w:hAnsi="Times New Roman" w:eastAsia="宋体"/>
           <w:b w:val="0"/>
           <w:i w:val="0"/>
           <w:color w:val="333333"/>
           <w:sz w:val="22"/>
         </w:rPr>
-        <w:t>其中 A07（身份认证与鉴权失效）涉及 6 项漏洞，占比 37.5%，是最严重的安全薄弱环节。这与此类平台的核心功能——用户认证——直接相关，说明开发者对认证安全的理解严重不足。</w:t>
+        <w:t>其中 A07（身份认证失效）涉及 7 项漏洞，占比 43.8%，是最严重的薄弱环节。这与此类平台的核心功能——用户认证——直接相关。</w:t>
       </w:r>
     </w:p>
     <w:p>
@@ -6313,7 +6584,9 @@
       </w:pPr>
       <w:r>
         <w:rPr>
-          <w:rFonts w:ascii="Droid Sans Fallback" w:hAnsi="Droid Sans Fallback" w:eastAsia="Droid Sans Fallback"/>
+          <w:rFonts w:ascii="Times New Roman" w:hAnsi="Times New Roman" w:eastAsia="宋体"/>
+          <w:b w:val="0"/>
+          <w:i w:val="0"/>
           <w:color w:val="1A1A2E"/>
           <w:sz w:val="44"/>
         </w:rPr>
@@ -6322,45 +6595,62 @@
     </w:p>
     <w:p>
       <w:pPr>
-        <w:spacing w:after="120" w:line="400" w:lineRule="exact"/>
+        <w:pStyle w:val="Heading2"/>
       </w:pPr>
       <w:r>
         <w:rPr>
-          <w:rFonts w:ascii="Droid Sans Fallback" w:hAnsi="Droid Sans Fallback" w:eastAsia="Droid Sans Fallback"/>
+          <w:rFonts w:ascii="Times New Roman" w:hAnsi="Times New Roman" w:eastAsia="宋体"/>
+          <w:b w:val="0"/>
+          <w:i w:val="0"/>
+          <w:color w:val="2C3E50"/>
+          <w:sz w:val="32"/>
+        </w:rPr>
+        <w:t>7.1  该做但没做的（遗漏型错误）</w:t>
+      </w:r>
+    </w:p>
+    <w:p>
+      <w:pPr>
+        <w:spacing w:after="120" w:line="400" w:lineRule="exact"/>
+      </w:pPr>
+      <w:r>
+        <w:rPr>
+          <w:rFonts w:ascii="Times New Roman" w:hAnsi="Times New Roman" w:eastAsia="宋体"/>
+          <w:b/>
+          <w:i w:val="0"/>
+          <w:color w:val="333333"/>
+          <w:sz w:val="24"/>
+        </w:rPr>
+        <w:t>错误1：没有密码哈希</w:t>
+      </w:r>
+    </w:p>
+    <w:p>
+      <w:pPr>
+        <w:spacing w:after="120" w:line="400" w:lineRule="exact"/>
+      </w:pPr>
+      <w:r>
+        <w:rPr>
+          <w:rFonts w:ascii="Times New Roman" w:hAnsi="Times New Roman" w:eastAsia="宋体"/>
           <w:b w:val="0"/>
           <w:i w:val="0"/>
           <w:color w:val="333333"/>
           <w:sz w:val="22"/>
         </w:rPr>
-        <w:t>以下总结本次开发过程中最关键的几个错误，以及从中学到的教训。这些错误按照"该做什么但没做"和"不该做什么但做了"两个维度分类。</w:t>
+        <w:t>密码哈希是 Web 安全中最基础的要求。原因可能是"只是个小项目"或"本地测试无所谓"。但安全习惯是从小项目养成的——在小项目中养成的坏习惯会自然带到大项目中。教训：无论项目规模，密码必须哈希存储，这是不可妥协的安全底线。</w:t>
       </w:r>
     </w:p>
     <w:p>
       <w:pPr>
-        <w:pStyle w:val="Heading2"/>
+        <w:spacing w:after="120" w:line="400" w:lineRule="exact"/>
       </w:pPr>
       <w:r>
         <w:rPr>
-          <w:rFonts w:ascii="Droid Sans Fallback" w:hAnsi="Droid Sans Fallback" w:eastAsia="Droid Sans Fallback"/>
-          <w:color w:val="2C3E50"/>
-          <w:sz w:val="32"/>
-        </w:rPr>
-        <w:t>7.1  该做但没做的事（遗漏型错误）</w:t>
-      </w:r>
-    </w:p>
-    <w:p>
-      <w:pPr>
-        <w:spacing w:after="120" w:line="400" w:lineRule="exact"/>
-      </w:pPr>
-      <w:r>
-        <w:rPr>
-          <w:rFonts w:ascii="Droid Sans Fallback" w:hAnsi="Droid Sans Fallback" w:eastAsia="Droid Sans Fallback"/>
+          <w:rFonts w:ascii="Times New Roman" w:hAnsi="Times New Roman" w:eastAsia="宋体"/>
           <w:b/>
           <w:i w:val="0"/>
           <w:color w:val="333333"/>
           <w:sz w:val="24"/>
         </w:rPr>
-        <w:t>错误 1：没有密码哈希</w:t>
+        <w:t>错误2：没有速率限制</w:t>
       </w:r>
     </w:p>
     <w:p>
@@ -6369,13 +6659,13 @@
       </w:pPr>
       <w:r>
         <w:rPr>
-          <w:rFonts w:ascii="Droid Sans Fallback" w:hAnsi="Droid Sans Fallback" w:eastAsia="Droid Sans Fallback"/>
+          <w:rFonts w:ascii="Times New Roman" w:hAnsi="Times New Roman" w:eastAsia="宋体"/>
           <w:b w:val="0"/>
           <w:i w:val="0"/>
           <w:color w:val="333333"/>
           <w:sz w:val="22"/>
         </w:rPr>
-        <w:t>密码哈希是 Web 安全中最基础的要求。原因可能是开发者觉得"只是个小项目"或"本地测试无所谓"。但安全习惯是从小项目养成的——在小项目中养成的坏习惯会自然地带到大项目中。教训：无论项目规模大小，密码必须哈希存储，这是不可妥协的安全底线。</w:t>
+        <w:t>开发者可能认为"谁会闲到爆破一个练习项目"。但互联网上的自动化扫描工具无处不在，暴露在公网上的项目几分钟内就会遭到扫描和攻击尝试。教训：默认假设攻击者已经在扫描你的应用，速率限制是必需品。</w:t>
       </w:r>
     </w:p>
     <w:p>
@@ -6384,13 +6674,13 @@
       </w:pPr>
       <w:r>
         <w:rPr>
-          <w:rFonts w:ascii="Droid Sans Fallback" w:hAnsi="Droid Sans Fallback" w:eastAsia="Droid Sans Fallback"/>
+          <w:rFonts w:ascii="Times New Roman" w:hAnsi="Times New Roman" w:eastAsia="宋体"/>
           <w:b/>
           <w:i w:val="0"/>
           <w:color w:val="333333"/>
           <w:sz w:val="24"/>
         </w:rPr>
-        <w:t>错误 2：没有速率限制</w:t>
+        <w:t>错误3：没有输入验证</w:t>
       </w:r>
     </w:p>
     <w:p>
@@ -6399,13 +6689,13 @@
       </w:pPr>
       <w:r>
         <w:rPr>
-          <w:rFonts w:ascii="Droid Sans Fallback" w:hAnsi="Droid Sans Fallback" w:eastAsia="Droid Sans Fallback"/>
+          <w:rFonts w:ascii="Times New Roman" w:hAnsi="Times New Roman" w:eastAsia="宋体"/>
           <w:b w:val="0"/>
           <w:i w:val="0"/>
           <w:color w:val="333333"/>
           <w:sz w:val="22"/>
         </w:rPr>
-        <w:t>开发者可能认为"谁会闲到爆破一个练习项目"。但互联网上的自动化扫描工具无处不在，即使是最小的项目，暴露在公网上几分钟内就会遭到扫描和攻击尝试。教训：默认假设攻击者已经在扫描你的应用，速率限制是必需的。</w:t>
+        <w:t>"用户输入不可信"是安全第一课。原项目直接将表单数据用于业务逻辑，无任何过滤校验。教训：永远不要信任用户输入——验证、过滤、转义三步缺一不可。</w:t>
       </w:r>
     </w:p>
     <w:p>
@@ -6414,13 +6704,13 @@
       </w:pPr>
       <w:r>
         <w:rPr>
-          <w:rFonts w:ascii="Droid Sans Fallback" w:hAnsi="Droid Sans Fallback" w:eastAsia="Droid Sans Fallback"/>
+          <w:rFonts w:ascii="Times New Roman" w:hAnsi="Times New Roman" w:eastAsia="宋体"/>
           <w:b/>
           <w:i w:val="0"/>
           <w:color w:val="333333"/>
           <w:sz w:val="24"/>
         </w:rPr>
-        <w:t>错误 3：没有输入验证</w:t>
+        <w:t>错误4：没有日志记录</w:t>
       </w:r>
     </w:p>
     <w:p>
@@ -6429,28 +6719,43 @@
       </w:pPr>
       <w:r>
         <w:rPr>
-          <w:rFonts w:ascii="Droid Sans Fallback" w:hAnsi="Droid Sans Fallback" w:eastAsia="Droid Sans Fallback"/>
+          <w:rFonts w:ascii="Times New Roman" w:hAnsi="Times New Roman" w:eastAsia="宋体"/>
           <w:b w:val="0"/>
           <w:i w:val="0"/>
           <w:color w:val="333333"/>
           <w:sz w:val="22"/>
         </w:rPr>
-        <w:t>"用户的输入是不可信的"是安全领域的第一课。原项目直接将表单数据用于业务逻辑，没有任何过滤和校验。教训：永远不要信任用户输入——验证、过滤、转义三步缺一不可。</w:t>
+        <w:t>没有日志意味着没有"事后分析"能力。安全事件发生后，无法回答"谁、什么时间、从哪里、做了什么"这些基本问题。教训：日志不是可选项，是安全基础设施的必要组成部分。</w:t>
       </w:r>
     </w:p>
     <w:p>
       <w:pPr>
-        <w:spacing w:after="120" w:line="400" w:lineRule="exact"/>
+        <w:pStyle w:val="Heading2"/>
       </w:pPr>
       <w:r>
         <w:rPr>
-          <w:rFonts w:ascii="Droid Sans Fallback" w:hAnsi="Droid Sans Fallback" w:eastAsia="Droid Sans Fallback"/>
+          <w:rFonts w:ascii="Times New Roman" w:hAnsi="Times New Roman" w:eastAsia="宋体"/>
+          <w:b w:val="0"/>
+          <w:i w:val="0"/>
+          <w:color w:val="2C3E50"/>
+          <w:sz w:val="32"/>
+        </w:rPr>
+        <w:t>7.2  不该做但做了的（主动型错误）</w:t>
+      </w:r>
+    </w:p>
+    <w:p>
+      <w:pPr>
+        <w:spacing w:after="120" w:line="400" w:lineRule="exact"/>
+      </w:pPr>
+      <w:r>
+        <w:rPr>
+          <w:rFonts w:ascii="Times New Roman" w:hAnsi="Times New Roman" w:eastAsia="宋体"/>
           <w:b/>
           <w:i w:val="0"/>
           <w:color w:val="333333"/>
           <w:sz w:val="24"/>
         </w:rPr>
-        <w:t>错误 4：没有日志记录</w:t>
+        <w:t>错误5：明文密码硬编码在源码中</w:t>
       </w:r>
     </w:p>
     <w:p>
@@ -6459,41 +6764,28 @@
       </w:pPr>
       <w:r>
         <w:rPr>
-          <w:rFonts w:ascii="Droid Sans Fallback" w:hAnsi="Droid Sans Fallback" w:eastAsia="Droid Sans Fallback"/>
+          <w:rFonts w:ascii="Times New Roman" w:hAnsi="Times New Roman" w:eastAsia="宋体"/>
           <w:b w:val="0"/>
           <w:i w:val="0"/>
           <w:color w:val="333333"/>
           <w:sz w:val="22"/>
         </w:rPr>
-        <w:t>没有日志意味着没有"事后分析"的能力。安全事件发生后，无法回答"谁、什么时间、从哪里、做了什么"这些最基本的问题。教训：日志不是可选项，是安全基础设施的必要组成部分。</w:t>
+        <w:t>不仅涉及明文问题，还将数据直接写入源码。应使用配置文件、环境变量或密钥管理服务。教训：代码和配置分离、代码和数据分离。</w:t>
       </w:r>
     </w:p>
     <w:p>
       <w:pPr>
-        <w:pStyle w:val="Heading2"/>
+        <w:spacing w:after="120" w:line="400" w:lineRule="exact"/>
       </w:pPr>
       <w:r>
         <w:rPr>
-          <w:rFonts w:ascii="Droid Sans Fallback" w:hAnsi="Droid Sans Fallback" w:eastAsia="Droid Sans Fallback"/>
-          <w:color w:val="2C3E50"/>
-          <w:sz w:val="32"/>
-        </w:rPr>
-        <w:t>7.2  不该做但做了的事（主动型错误）</w:t>
-      </w:r>
-    </w:p>
-    <w:p>
-      <w:pPr>
-        <w:spacing w:after="120" w:line="400" w:lineRule="exact"/>
-      </w:pPr>
-      <w:r>
-        <w:rPr>
-          <w:rFonts w:ascii="Droid Sans Fallback" w:hAnsi="Droid Sans Fallback" w:eastAsia="Droid Sans Fallback"/>
+          <w:rFonts w:ascii="Times New Roman" w:hAnsi="Times New Roman" w:eastAsia="宋体"/>
           <w:b/>
           <w:i w:val="0"/>
           <w:color w:val="333333"/>
           <w:sz w:val="24"/>
         </w:rPr>
-        <w:t>错误 5：明文密码硬编码在代码中</w:t>
+        <w:t>错误6：敏感信息写入 HTML 注释</w:t>
       </w:r>
     </w:p>
     <w:p>
@@ -6502,13 +6794,13 @@
       </w:pPr>
       <w:r>
         <w:rPr>
-          <w:rFonts w:ascii="Droid Sans Fallback" w:hAnsi="Droid Sans Fallback" w:eastAsia="Droid Sans Fallback"/>
+          <w:rFonts w:ascii="Times New Roman" w:hAnsi="Times New Roman" w:eastAsia="宋体"/>
           <w:b w:val="0"/>
           <w:i w:val="0"/>
           <w:color w:val="333333"/>
           <w:sz w:val="22"/>
         </w:rPr>
-        <w:t>这不仅涉及密码明文问题，还包括将生产数据（至少是类似生产的数据）直接写在源码中。正确的做法是使用配置文件、环境变量或密钥管理服务来管理敏感信息。教训：代码和配置分离、代码和数据分离。</w:t>
+        <w:t>HTML 注释会随页面发送到客户端。上线后忘记删除的调试信息成为最直接的攻击入口。教训：不要在代码注释中写任何密码、密钥、Token 等敏感信息。</w:t>
       </w:r>
     </w:p>
     <w:p>
@@ -6517,13 +6809,13 @@
       </w:pPr>
       <w:r>
         <w:rPr>
-          <w:rFonts w:ascii="Droid Sans Fallback" w:hAnsi="Droid Sans Fallback" w:eastAsia="Droid Sans Fallback"/>
+          <w:rFonts w:ascii="Times New Roman" w:hAnsi="Times New Roman" w:eastAsia="宋体"/>
           <w:b/>
           <w:i w:val="0"/>
           <w:color w:val="333333"/>
           <w:sz w:val="24"/>
         </w:rPr>
-        <w:t>错误 6：敏感信息写入 HTML 注释</w:t>
+        <w:t>错误7：密码传递到前端模板</w:t>
       </w:r>
     </w:p>
     <w:p>
@@ -6532,52 +6824,24 @@
       </w:pPr>
       <w:r>
         <w:rPr>
-          <w:rFonts w:ascii="Droid Sans Fallback" w:hAnsi="Droid Sans Fallback" w:eastAsia="Droid Sans Fallback"/>
+          <w:rFonts w:ascii="Times New Roman" w:hAnsi="Times New Roman" w:eastAsia="宋体"/>
           <w:b w:val="0"/>
           <w:i w:val="0"/>
           <w:color w:val="333333"/>
           <w:sz w:val="22"/>
         </w:rPr>
-        <w:t>HTML 注释中的调试信息会随页面一起发送到客户端。这是一个非常低级但常见的错误——开发者为了方便调试写下注释，上线后忘记删除。教训：不要在代码注释中写任何密码、密钥、Token 等敏感信息。所有敏感信息都通过环境变量或配置文件管理。</w:t>
+        <w:t>即使密码已通过验证，也不应出现在响应中。密码在网络上传输、出现在 HTML 源码、可能留存在浏览器缓存中——三重暴露。教训：后端只向前端发送"前端需要看到"的数据。</w:t>
       </w:r>
     </w:p>
     <w:p>
       <w:pPr>
-        <w:spacing w:after="120" w:line="400" w:lineRule="exact"/>
+        <w:pStyle w:val="Heading2"/>
       </w:pPr>
       <w:r>
         <w:rPr>
-          <w:rFonts w:ascii="Droid Sans Fallback" w:hAnsi="Droid Sans Fallback" w:eastAsia="Droid Sans Fallback"/>
-          <w:b/>
-          <w:i w:val="0"/>
-          <w:color w:val="333333"/>
-          <w:sz w:val="24"/>
-        </w:rPr>
-        <w:t>错误 7：将密码传递给前端模板</w:t>
-      </w:r>
-    </w:p>
-    <w:p>
-      <w:pPr>
-        <w:spacing w:after="120" w:line="400" w:lineRule="exact"/>
-      </w:pPr>
-      <w:r>
-        <w:rPr>
-          <w:rFonts w:ascii="Droid Sans Fallback" w:hAnsi="Droid Sans Fallback" w:eastAsia="Droid Sans Fallback"/>
+          <w:rFonts w:ascii="Times New Roman" w:hAnsi="Times New Roman" w:eastAsia="宋体"/>
           <w:b w:val="0"/>
           <w:i w:val="0"/>
-          <w:color w:val="333333"/>
-          <w:sz w:val="22"/>
-        </w:rPr>
-        <w:t>即使密码已经在后端被正确验证，也不意味着它应该出现在前端的响应中。将密码传递到模板意味着：①密码在网络上传输（即使是内网）；②密码出现在 HTML 源码中；③密码可能在浏览器历史或缓存中留存。教训：最小化数据暴露——后端只向前端发送"前端需要看到"的数据，而不是"后端拥有"的数据。</w:t>
-      </w:r>
-    </w:p>
-    <w:p>
-      <w:pPr>
-        <w:pStyle w:val="Heading2"/>
-      </w:pPr>
-      <w:r>
-        <w:rPr>
-          <w:rFonts w:ascii="Droid Sans Fallback" w:hAnsi="Droid Sans Fallback" w:eastAsia="Droid Sans Fallback"/>
           <w:color w:val="2C3E50"/>
           <w:sz w:val="32"/>
         </w:rPr>
@@ -6639,7 +6903,7 @@
           </w:tcPr>
           <w:p>
             <w:r>
-              <w:t>不了解密码哈希、CSRF、会话管理等安全概念</w:t>
+              <w:t>不了解密码哈希、CSRF、会话管理等基本安全概念</w:t>
             </w:r>
           </w:p>
         </w:tc>
@@ -6695,7 +6959,7 @@
           </w:tcPr>
           <w:p>
             <w:r>
-              <w:t>"这只是个练习项目"心态</w:t>
+              <w:t>"只是个练习项目"心态</w:t>
             </w:r>
           </w:p>
         </w:tc>
@@ -6705,7 +6969,7 @@
           </w:tcPr>
           <w:p>
             <w:r>
-              <w:t>认为小项目不需要安全防护，降低了安全标准</w:t>
+              <w:t>降低安全标准，认为小项目不需要防护</w:t>
             </w:r>
           </w:p>
         </w:tc>
@@ -6744,7 +7008,9 @@
       </w:pPr>
       <w:r>
         <w:rPr>
-          <w:rFonts w:ascii="Droid Sans Fallback" w:hAnsi="Droid Sans Fallback" w:eastAsia="Droid Sans Fallback"/>
+          <w:rFonts w:ascii="Times New Roman" w:hAnsi="Times New Roman" w:eastAsia="宋体"/>
+          <w:b w:val="0"/>
+          <w:i w:val="0"/>
           <w:color w:val="1A1A2E"/>
           <w:sz w:val="44"/>
         </w:rPr>
@@ -6757,7 +7023,9 @@
       </w:pPr>
       <w:r>
         <w:rPr>
-          <w:rFonts w:ascii="Droid Sans Fallback" w:hAnsi="Droid Sans Fallback" w:eastAsia="Droid Sans Fallback"/>
+          <w:rFonts w:ascii="Times New Roman" w:hAnsi="Times New Roman" w:eastAsia="宋体"/>
+          <w:b w:val="0"/>
+          <w:i w:val="0"/>
           <w:color w:val="2C3E50"/>
           <w:sz w:val="32"/>
         </w:rPr>
@@ -6772,7 +7040,10 @@
       </w:pPr>
       <w:r>
         <w:rPr>
-          <w:rFonts w:ascii="Droid Sans Fallback" w:hAnsi="Droid Sans Fallback" w:eastAsia="Droid Sans Fallback"/>
+          <w:rFonts w:ascii="Times New Roman" w:hAnsi="Times New Roman" w:eastAsia="宋体"/>
+          <w:b w:val="0"/>
+          <w:i w:val="0"/>
+          <w:color w:val="333333"/>
           <w:sz w:val="22"/>
         </w:rPr>
         <w:t>密码存储全部迁移为 PBKDF2-SHA256 加盐哈希</w:t>
@@ -6786,10 +7057,13 @@
       </w:pPr>
       <w:r>
         <w:rPr>
-          <w:rFonts w:ascii="Droid Sans Fallback" w:hAnsi="Droid Sans Fallback" w:eastAsia="Droid Sans Fallback"/>
+          <w:rFonts w:ascii="Times New Roman" w:hAnsi="Times New Roman" w:eastAsia="宋体"/>
+          <w:b w:val="0"/>
+          <w:i w:val="0"/>
+          <w:color w:val="333333"/>
           <w:sz w:val="22"/>
         </w:rPr>
-        <w:t>会话密钥切换为随机生成</w:t>
+        <w:t>会话密钥切换为随机生成（secrets.token_hex）</w:t>
       </w:r>
     </w:p>
     <w:p>
@@ -6800,10 +7074,13 @@
       </w:pPr>
       <w:r>
         <w:rPr>
-          <w:rFonts w:ascii="Droid Sans Fallback" w:hAnsi="Droid Sans Fallback" w:eastAsia="Droid Sans Fallback"/>
+          <w:rFonts w:ascii="Times New Roman" w:hAnsi="Times New Roman" w:eastAsia="宋体"/>
+          <w:b w:val="0"/>
+          <w:i w:val="0"/>
+          <w:color w:val="333333"/>
           <w:sz w:val="22"/>
         </w:rPr>
-        <w:t>部署速率限制和账户锁定机制</w:t>
+        <w:t>部署速率限制和账户锁定双重防护</w:t>
       </w:r>
     </w:p>
     <w:p>
@@ -6814,10 +7091,13 @@
       </w:pPr>
       <w:r>
         <w:rPr>
-          <w:rFonts w:ascii="Droid Sans Fallback" w:hAnsi="Droid Sans Fallback" w:eastAsia="Droid Sans Fallback"/>
+          <w:rFonts w:ascii="Times New Roman" w:hAnsi="Times New Roman" w:eastAsia="宋体"/>
+          <w:b w:val="0"/>
+          <w:i w:val="0"/>
+          <w:color w:val="333333"/>
           <w:sz w:val="22"/>
         </w:rPr>
-        <w:t>添加 CSRF 防护</w:t>
+        <w:t>添加 CSRF 令牌验证</w:t>
       </w:r>
     </w:p>
     <w:p>
@@ -6828,10 +7108,13 @@
       </w:pPr>
       <w:r>
         <w:rPr>
-          <w:rFonts w:ascii="Droid Sans Fallback" w:hAnsi="Droid Sans Fallback" w:eastAsia="Droid Sans Fallback"/>
+          <w:rFonts w:ascii="Times New Roman" w:hAnsi="Times New Roman" w:eastAsia="宋体"/>
+          <w:b w:val="0"/>
+          <w:i w:val="0"/>
+          <w:color w:val="333333"/>
           <w:sz w:val="22"/>
         </w:rPr>
-        <w:t>加固 session cookie 设置</w:t>
+        <w:t>加固 session cookie（HttpOnly + SameSite + 超时）</w:t>
       </w:r>
     </w:p>
     <w:p>
@@ -6842,10 +7125,13 @@
       </w:pPr>
       <w:r>
         <w:rPr>
-          <w:rFonts w:ascii="Droid Sans Fallback" w:hAnsi="Droid Sans Fallback" w:eastAsia="Droid Sans Fallback"/>
+          <w:rFonts w:ascii="Times New Roman" w:hAnsi="Times New Roman" w:eastAsia="宋体"/>
+          <w:b w:val="0"/>
+          <w:i w:val="0"/>
+          <w:color w:val="333333"/>
           <w:sz w:val="22"/>
         </w:rPr>
-        <w:t>添加输入过滤和验证</w:t>
+        <w:t>添加输入过滤和长度验证</w:t>
       </w:r>
     </w:p>
     <w:p>
@@ -6856,10 +7142,13 @@
       </w:pPr>
       <w:r>
         <w:rPr>
-          <w:rFonts w:ascii="Droid Sans Fallback" w:hAnsi="Droid Sans Fallback" w:eastAsia="Droid Sans Fallback"/>
+          <w:rFonts w:ascii="Times New Roman" w:hAnsi="Times New Roman" w:eastAsia="宋体"/>
+          <w:b w:val="0"/>
+          <w:i w:val="0"/>
+          <w:color w:val="333333"/>
           <w:sz w:val="22"/>
         </w:rPr>
-        <w:t>统一登录错误提示</w:t>
+        <w:t>统一登录错误提示，消除用户名枚举</w:t>
       </w:r>
     </w:p>
     <w:p>
@@ -6870,10 +7159,13 @@
       </w:pPr>
       <w:r>
         <w:rPr>
-          <w:rFonts w:ascii="Droid Sans Fallback" w:hAnsi="Droid Sans Fallback" w:eastAsia="Droid Sans Fallback"/>
+          <w:rFonts w:ascii="Times New Roman" w:hAnsi="Times New Roman" w:eastAsia="宋体"/>
+          <w:b w:val="0"/>
+          <w:i w:val="0"/>
+          <w:color w:val="333333"/>
           <w:sz w:val="22"/>
         </w:rPr>
-        <w:t>添加审计日志</w:t>
+        <w:t>添加结构化审计日志</w:t>
       </w:r>
     </w:p>
     <w:p>
@@ -6884,10 +7176,13 @@
       </w:pPr>
       <w:r>
         <w:rPr>
-          <w:rFonts w:ascii="Droid Sans Fallback" w:hAnsi="Droid Sans Fallback" w:eastAsia="Droid Sans Fallback"/>
+          <w:rFonts w:ascii="Times New Roman" w:hAnsi="Times New Roman" w:eastAsia="宋体"/>
+          <w:b w:val="0"/>
+          <w:i w:val="0"/>
+          <w:color w:val="333333"/>
           <w:sz w:val="22"/>
         </w:rPr>
-        <w:t>关闭调试模式</w:t>
+        <w:t>关闭调试模式，由环境变量控制</w:t>
       </w:r>
     </w:p>
     <w:p>
@@ -6898,7 +7193,10 @@
       </w:pPr>
       <w:r>
         <w:rPr>
-          <w:rFonts w:ascii="Droid Sans Fallback" w:hAnsi="Droid Sans Fallback" w:eastAsia="Droid Sans Fallback"/>
+          <w:rFonts w:ascii="Times New Roman" w:hAnsi="Times New Roman" w:eastAsia="宋体"/>
+          <w:b w:val="0"/>
+          <w:i w:val="0"/>
+          <w:color w:val="333333"/>
           <w:sz w:val="22"/>
         </w:rPr>
         <w:t>移除模板中的密码展示和注释泄露</w:t>
@@ -6910,7 +7208,9 @@
       </w:pPr>
       <w:r>
         <w:rPr>
-          <w:rFonts w:ascii="Droid Sans Fallback" w:hAnsi="Droid Sans Fallback" w:eastAsia="Droid Sans Fallback"/>
+          <w:rFonts w:ascii="Times New Roman" w:hAnsi="Times New Roman" w:eastAsia="宋体"/>
+          <w:b w:val="0"/>
+          <w:i w:val="0"/>
           <w:color w:val="2C3E50"/>
           <w:sz w:val="32"/>
         </w:rPr>
@@ -6919,17 +7219,19 @@
     </w:p>
     <w:p>
       <w:pPr>
-        <w:spacing w:after="120" w:line="400" w:lineRule="exact"/>
+        <w:pStyle w:val="ListBullet"/>
+        <w:spacing w:after="60"/>
+        <w:ind w:left="720"/>
       </w:pPr>
       <w:r>
         <w:rPr>
-          <w:rFonts w:ascii="Droid Sans Fallback" w:hAnsi="Droid Sans Fallback" w:eastAsia="Droid Sans Fallback"/>
+          <w:rFonts w:ascii="Times New Roman" w:hAnsi="Times New Roman" w:eastAsia="宋体"/>
           <w:b w:val="0"/>
           <w:i w:val="0"/>
           <w:color w:val="333333"/>
           <w:sz w:val="22"/>
         </w:rPr>
-        <w:t>以下建议适用于该项目的下一阶段迭代：</w:t>
+        <w:t>HTTPS 部署：配置 SSL/TLS 证书，启用 SESSION_COOKIE_SECURE=True</w:t>
       </w:r>
     </w:p>
     <w:p>
@@ -6940,10 +7242,13 @@
       </w:pPr>
       <w:r>
         <w:rPr>
-          <w:rFonts w:ascii="Droid Sans Fallback" w:hAnsi="Droid Sans Fallback" w:eastAsia="Droid Sans Fallback"/>
+          <w:rFonts w:ascii="Times New Roman" w:hAnsi="Times New Roman" w:eastAsia="宋体"/>
+          <w:b w:val="0"/>
+          <w:i w:val="0"/>
+          <w:color w:val="333333"/>
           <w:sz w:val="22"/>
         </w:rPr>
-        <w:t>HTTPS 部署：配置 SSL/TLS 证书，启用 HSTS 响应头，设置 SESSION_COOKIE_SECURE=True</w:t>
+        <w:t>密码策略升级：要求包含特殊字符和大写字母</w:t>
       </w:r>
     </w:p>
     <w:p>
@@ -6954,10 +7259,13 @@
       </w:pPr>
       <w:r>
         <w:rPr>
-          <w:rFonts w:ascii="Droid Sans Fallback" w:hAnsi="Droid Sans Fallback" w:eastAsia="Droid Sans Fallback"/>
+          <w:rFonts w:ascii="Times New Roman" w:hAnsi="Times New Roman" w:eastAsia="宋体"/>
+          <w:b w:val="0"/>
+          <w:i w:val="0"/>
+          <w:color w:val="333333"/>
           <w:sz w:val="22"/>
         </w:rPr>
-        <w:t>密码强度升级：实施更细粒度的密码策略（要求包含特殊字符、大写字母等）</w:t>
+        <w:t>添加安全响应头：CSP、X-Frame-Options、X-Content-Type-Options</w:t>
       </w:r>
     </w:p>
     <w:p>
@@ -6968,10 +7276,13 @@
       </w:pPr>
       <w:r>
         <w:rPr>
-          <w:rFonts w:ascii="Droid Sans Fallback" w:hAnsi="Droid Sans Fallback" w:eastAsia="Droid Sans Fallback"/>
+          <w:rFonts w:ascii="Times New Roman" w:hAnsi="Times New Roman" w:eastAsia="宋体"/>
+          <w:b w:val="0"/>
+          <w:i w:val="0"/>
+          <w:color w:val="333333"/>
           <w:sz w:val="22"/>
         </w:rPr>
-        <w:t>添加安全响应头：X-Content-Type-Options: nosniff, X-Frame-Options: DENY, Content-Security-Policy</w:t>
+        <w:t>实现基于角色的访问控制（RBAC）</w:t>
       </w:r>
     </w:p>
     <w:p>
@@ -6982,33 +7293,24 @@
       </w:pPr>
       <w:r>
         <w:rPr>
-          <w:rFonts w:ascii="Droid Sans Fallback" w:hAnsi="Droid Sans Fallback" w:eastAsia="Droid Sans Fallback"/>
+          <w:rFonts w:ascii="Times New Roman" w:hAnsi="Times New Roman" w:eastAsia="宋体"/>
+          <w:b w:val="0"/>
+          <w:i w:val="0"/>
+          <w:color w:val="333333"/>
           <w:sz w:val="22"/>
         </w:rPr>
-        <w:t>用户权限管理：实现基于角色的细粒度访问控制（RBAC），区分不同角色的操作权限</w:t>
+        <w:t>数据持久化：将用户数据从内存字典迁移到关系数据库</w:t>
       </w:r>
     </w:p>
     <w:p>
       <w:pPr>
-        <w:pStyle w:val="ListBullet"/>
-        <w:spacing w:after="60"/>
-        <w:ind w:left="720"/>
+        <w:pStyle w:val="Heading2"/>
       </w:pPr>
       <w:r>
         <w:rPr>
-          <w:rFonts w:ascii="Droid Sans Fallback" w:hAnsi="Droid Sans Fallback" w:eastAsia="Droid Sans Fallback"/>
-          <w:sz w:val="22"/>
-        </w:rPr>
-        <w:t>数据库迁移：将用户数据从内存字典迁移到关系数据库（SQLite/PostgreSQL）</w:t>
-      </w:r>
-    </w:p>
-    <w:p>
-      <w:pPr>
-        <w:pStyle w:val="Heading2"/>
-      </w:pPr>
-      <w:r>
-        <w:rPr>
-          <w:rFonts w:ascii="Droid Sans Fallback" w:hAnsi="Droid Sans Fallback" w:eastAsia="Droid Sans Fallback"/>
+          <w:rFonts w:ascii="Times New Roman" w:hAnsi="Times New Roman" w:eastAsia="宋体"/>
+          <w:b w:val="0"/>
+          <w:i w:val="0"/>
           <w:color w:val="2C3E50"/>
           <w:sz w:val="32"/>
         </w:rPr>
@@ -7023,7 +7325,10 @@
       </w:pPr>
       <w:r>
         <w:rPr>
-          <w:rFonts w:ascii="Droid Sans Fallback" w:hAnsi="Droid Sans Fallback" w:eastAsia="Droid Sans Fallback"/>
+          <w:rFonts w:ascii="Times New Roman" w:hAnsi="Times New Roman" w:eastAsia="宋体"/>
+          <w:b w:val="0"/>
+          <w:i w:val="0"/>
+          <w:color w:val="333333"/>
           <w:sz w:val="22"/>
         </w:rPr>
         <w:t>引入 OWASP Dependency-Check：定期扫描第三方依赖库的已知漏洞</w:t>
@@ -7037,10 +7342,13 @@
       </w:pPr>
       <w:r>
         <w:rPr>
-          <w:rFonts w:ascii="Droid Sans Fallback" w:hAnsi="Droid Sans Fallback" w:eastAsia="Droid Sans Fallback"/>
+          <w:rFonts w:ascii="Times New Roman" w:hAnsi="Times New Roman" w:eastAsia="宋体"/>
+          <w:b w:val="0"/>
+          <w:i w:val="0"/>
+          <w:color w:val="333333"/>
           <w:sz w:val="22"/>
         </w:rPr>
-        <w:t>实施 CI/CD 安全流水线：集成 SAST（静态安全测试）和 DAST（动态安全测试）工具</w:t>
+        <w:t>SDLC 集成：在 CI/CD 流水线中加入 SAST（SonarQube）和 DAST（Burp Suite/ZAP）</w:t>
       </w:r>
     </w:p>
     <w:p>
@@ -7051,10 +7359,13 @@
       </w:pPr>
       <w:r>
         <w:rPr>
-          <w:rFonts w:ascii="Droid Sans Fallback" w:hAnsi="Droid Sans Fallback" w:eastAsia="Droid Sans Fallback"/>
+          <w:rFonts w:ascii="Times New Roman" w:hAnsi="Times New Roman" w:eastAsia="宋体"/>
+          <w:b w:val="0"/>
+          <w:i w:val="0"/>
+          <w:color w:val="333333"/>
           <w:sz w:val="22"/>
         </w:rPr>
-        <w:t>建立安全编码规范：参考 OWASP ASVS（应用安全验证标准）制定团队规范</w:t>
+        <w:t>建立安全编码规范：参照 OWASP ASVS（应用安全验证标准）</w:t>
       </w:r>
     </w:p>
     <w:p>
@@ -7065,10 +7376,13 @@
       </w:pPr>
       <w:r>
         <w:rPr>
-          <w:rFonts w:ascii="Droid Sans Fallback" w:hAnsi="Droid Sans Fallback" w:eastAsia="Droid Sans Fallback"/>
+          <w:rFonts w:ascii="Times New Roman" w:hAnsi="Times New Roman" w:eastAsia="宋体"/>
+          <w:b w:val="0"/>
+          <w:i w:val="0"/>
+          <w:color w:val="333333"/>
           <w:sz w:val="22"/>
         </w:rPr>
-        <w:t>定期的安全培训：让开发团队了解 OWASP Top 10 及常见 Web 攻击手法</w:t>
+        <w:t>安全培训：让开发团队了解 OWASP Top 10 及常见 Web 攻击手法</w:t>
       </w:r>
     </w:p>
     <w:p>
@@ -7079,10 +7393,13 @@
       </w:pPr>
       <w:r>
         <w:rPr>
-          <w:rFonts w:ascii="Droid Sans Fallback" w:hAnsi="Droid Sans Fallback" w:eastAsia="Droid Sans Fallback"/>
+          <w:rFonts w:ascii="Times New Roman" w:hAnsi="Times New Roman" w:eastAsia="宋体"/>
+          <w:b w:val="0"/>
+          <w:i w:val="0"/>
+          <w:color w:val="333333"/>
           <w:sz w:val="22"/>
         </w:rPr>
-        <w:t>渗透测试：在重大版本发布前，聘请第三方安全团队进行渗透测试</w:t>
+        <w:t>渗透测试：重大版本发布前聘请第三方安全团队进行测试</w:t>
       </w:r>
     </w:p>
     <w:p>
@@ -7091,11 +7408,13 @@
       </w:pPr>
       <w:r>
         <w:rPr>
-          <w:rFonts w:ascii="Droid Sans Fallback" w:hAnsi="Droid Sans Fallback" w:eastAsia="Droid Sans Fallback"/>
+          <w:rFonts w:ascii="Times New Roman" w:hAnsi="Times New Roman" w:eastAsia="宋体"/>
+          <w:b w:val="0"/>
+          <w:i w:val="0"/>
           <w:color w:val="2C3E50"/>
           <w:sz w:val="32"/>
         </w:rPr>
-        <w:t>8.4  安全开发建议（SDLC 集成）</w:t>
+        <w:t>8.4  安全开发生命周期（SDLC）集成</w:t>
       </w:r>
     </w:p>
     <w:tbl>
@@ -7145,7 +7464,7 @@
               <w:rPr>
                 <w:b/>
               </w:rPr>
-              <w:t>工具/方法</w:t>
+              <w:t>推荐工具/方法</w:t>
             </w:r>
           </w:p>
         </w:tc>
@@ -7177,7 +7496,7 @@
           </w:tcPr>
           <w:p>
             <w:r>
-              <w:t>STRIDE 模型、攻击树</w:t>
+              <w:t>STRIDE、攻击树</w:t>
             </w:r>
           </w:p>
         </w:tc>
@@ -7241,7 +7560,7 @@
           </w:tcPr>
           <w:p>
             <w:r>
-              <w:t>ESAPI、安全编码 Checklist</w:t>
+              <w:t>安全 Checklist、ESAPI</w:t>
             </w:r>
           </w:p>
         </w:tc>
@@ -7322,24 +7641,13 @@
       </w:pPr>
       <w:r>
         <w:rPr>
-          <w:rFonts w:ascii="Droid Sans Fallback" w:hAnsi="Droid Sans Fallback" w:eastAsia="Droid Sans Fallback"/>
+          <w:rFonts w:ascii="Times New Roman" w:hAnsi="Times New Roman" w:eastAsia="宋体"/>
+          <w:b w:val="0"/>
+          <w:i w:val="0"/>
           <w:color w:val="1A1A2E"/>
           <w:sz w:val="44"/>
         </w:rPr>
-        <w:t>附录</w:t>
-      </w:r>
-    </w:p>
-    <w:p>
-      <w:pPr>
-        <w:pStyle w:val="Heading2"/>
-      </w:pPr>
-      <w:r>
-        <w:rPr>
-          <w:rFonts w:ascii="Droid Sans Fallback" w:hAnsi="Droid Sans Fallback" w:eastAsia="Droid Sans Fallback"/>
-          <w:color w:val="2C3E50"/>
-          <w:sz w:val="32"/>
-        </w:rPr>
-        <w:t>A. OWASP Top 10 (2021) 对照</w:t>
+        <w:t>附录 A. OWASP Top 10 (2021) 对照表</w:t>
       </w:r>
     </w:p>
     <w:tbl>
@@ -7389,7 +7697,7 @@
               <w:rPr>
                 <w:b/>
               </w:rPr>
-              <w:t>本项目中对应漏洞</w:t>
+              <w:t>本项目对应漏洞</w:t>
             </w:r>
           </w:p>
         </w:tc>
@@ -7411,7 +7719,7 @@
           </w:tcPr>
           <w:p>
             <w:r>
-              <w:t>Broken Access Control</w:t>
+              <w:t>访问控制失效</w:t>
             </w:r>
           </w:p>
         </w:tc>
@@ -7421,7 +7729,7 @@
           </w:tcPr>
           <w:p>
             <w:r>
-              <w:t>VULN-013 会话固定（部分）</w:t>
+              <w:t>VULN-013 会话固定</w:t>
             </w:r>
           </w:p>
         </w:tc>
@@ -7443,7 +7751,7 @@
           </w:tcPr>
           <w:p>
             <w:r>
-              <w:t>Cryptographic Failures</w:t>
+              <w:t>加密机制失效</w:t>
             </w:r>
           </w:p>
         </w:tc>
@@ -7475,7 +7783,7 @@
           </w:tcPr>
           <w:p>
             <w:r>
-              <w:t>Injection</w:t>
+              <w:t>注入攻击</w:t>
             </w:r>
           </w:p>
         </w:tc>
@@ -7485,7 +7793,7 @@
           </w:tcPr>
           <w:p>
             <w:r>
-              <w:t>VULN-010 XSS（部分）</w:t>
+              <w:t>VULN-010 XSS（部分关联）</w:t>
             </w:r>
           </w:p>
         </w:tc>
@@ -7507,7 +7815,7 @@
           </w:tcPr>
           <w:p>
             <w:r>
-              <w:t>Insecure Design</w:t>
+              <w:t>不安全设计</w:t>
             </w:r>
           </w:p>
         </w:tc>
@@ -7539,7 +7847,7 @@
           </w:tcPr>
           <w:p>
             <w:r>
-              <w:t>Security Misconfiguration</w:t>
+              <w:t>安全配置错误</w:t>
             </w:r>
           </w:p>
         </w:tc>
@@ -7549,7 +7857,7 @@
           </w:tcPr>
           <w:p>
             <w:r>
-              <w:t>VULN-005 调试模式, VULN-011 Cookie</w:t>
+              <w:t>VULN-006 调试模式, VULN-011 Cookie</w:t>
             </w:r>
           </w:p>
         </w:tc>
@@ -7571,7 +7879,7 @@
           </w:tcPr>
           <w:p>
             <w:r>
-              <w:t>Vulnerable Components</w:t>
+              <w:t>漏洞组件</w:t>
             </w:r>
           </w:p>
         </w:tc>
@@ -7603,7 +7911,7 @@
           </w:tcPr>
           <w:p>
             <w:r>
-              <w:t>Identification &amp; Auth Failures</w:t>
+              <w:t>身份认证失效</w:t>
             </w:r>
           </w:p>
         </w:tc>
@@ -7613,7 +7921,7 @@
           </w:tcPr>
           <w:p>
             <w:r>
-              <w:t>VULN-003,004,006,007,009,012,014（共7项）</w:t>
+              <w:t>VULN-003,004,007,008,009,012,014（共7项）</w:t>
             </w:r>
           </w:p>
         </w:tc>
@@ -7635,7 +7943,7 @@
           </w:tcPr>
           <w:p>
             <w:r>
-              <w:t>Software &amp; Data Integrity</w:t>
+              <w:t>数据完整性失效</w:t>
             </w:r>
           </w:p>
         </w:tc>
@@ -7645,7 +7953,7 @@
           </w:tcPr>
           <w:p>
             <w:r>
-              <w:t>VULN-008 CSRF</w:t>
+              <w:t>VULN-010 输入验证</w:t>
             </w:r>
           </w:p>
         </w:tc>
@@ -7667,7 +7975,7 @@
           </w:tcPr>
           <w:p>
             <w:r>
-              <w:t>Security Logging &amp; Monitoring</w:t>
+              <w:t>日志与监控不足</w:t>
             </w:r>
           </w:p>
         </w:tc>
@@ -7699,7 +8007,7 @@
           </w:tcPr>
           <w:p>
             <w:r>
-              <w:t>SSRF</w:t>
+              <w:t>服务端请求伪造</w:t>
             </w:r>
           </w:p>
         </w:tc>
@@ -7719,14 +8027,28 @@
     <w:p>
       <w:pPr>
         <w:spacing w:after="120" w:line="400" w:lineRule="exact"/>
-        <w:jc w:val="center"/>
       </w:pPr>
       <w:r>
         <w:rPr>
-          <w:rFonts w:ascii="Droid Sans Fallback" w:hAnsi="Droid Sans Fallback" w:eastAsia="Droid Sans Fallback"/>
+          <w:rFonts w:ascii="Times New Roman" w:hAnsi="Times New Roman" w:eastAsia="宋体"/>
+          <w:b w:val="0"/>
+          <w:i w:val="0"/>
+          <w:color w:val="333333"/>
+          <w:sz w:val="12"/>
+        </w:rPr>
+      </w:r>
+    </w:p>
+    <w:p>
+      <w:pPr>
+        <w:spacing w:after="120" w:line="400" w:lineRule="exact"/>
+        <w:jc w:val="center"/>
+      </w:pPr>
+      <w:r>
+        <w:rPr>
+          <w:rFonts w:ascii="Times New Roman" w:hAnsi="Times New Roman" w:eastAsia="宋体"/>
           <w:b/>
           <w:i w:val="0"/>
-          <w:color w:val="999999"/>
+          <w:color w:val="AAAAAA"/>
           <w:sz w:val="24"/>
         </w:rPr>
         <w:t>— 报告结束 —</w:t>
@@ -8106,7 +8428,7 @@
     <w:qFormat/>
     <w:rsid w:val="00FC693F"/>
     <w:rPr>
-      <w:rFonts w:ascii="Droid Sans Fallback" w:hAnsi="Droid Sans Fallback" w:eastAsia="Droid Sans Fallback"/>
+      <w:rFonts w:ascii="Times New Roman" w:hAnsi="Times New Roman" w:eastAsia="宋体"/>
       <w:color w:val="333333"/>
       <w:sz w:val="22"/>
     </w:rPr>
